--- a/public/assets/investors/3Zerocog_Implem_p.docx
+++ b/public/assets/investors/3Zerocog_Implem_p.docx
@@ -11,6 +11,7 @@
         </w:numPr>
         <w:bidi w:val="0"/>
         <w:spacing w:before="240" w:after="120"/>
+        <w:ind w:left="0" w:hanging="0"/>
         <w:jc w:val="left"/>
         <w:rPr/>
       </w:pPr>
@@ -19,19 +20,12 @@
           <w:rStyle w:val="Destaquemayor"/>
           <w:b/>
         </w:rPr>
-        <w:t>Plan de Implementación (12 Meses)</w:t>
+        <w:t>ZeroCog — Plan de Implementación (12 meses, versión estructural)</w:t>
       </w:r>
     </w:p>
     <w:p>
       <w:pPr>
         <w:pStyle w:val="Ttulo2"/>
-        <w:numPr>
-          <w:ilvl w:val="0"/>
-          <w:numId w:val="0"/>
-        </w:numPr>
-        <w:bidi w:val="0"/>
-        <w:spacing w:before="200" w:after="120"/>
-        <w:jc w:val="left"/>
         <w:rPr/>
       </w:pPr>
       <w:r>
@@ -39,32 +33,103 @@
           <w:rStyle w:val="Destaquemayor"/>
           <w:b/>
         </w:rPr>
-        <w:t>Visión General</w:t>
-      </w:r>
-    </w:p>
-    <w:p>
-      <w:pPr>
-        <w:pStyle w:val="Cuerpodetexto"/>
-        <w:bidi w:val="0"/>
-        <w:spacing w:lineRule="auto" w:line="276" w:before="0" w:after="140"/>
-        <w:jc w:val="left"/>
-        <w:rPr/>
-      </w:pPr>
-      <w:r>
-        <w:rPr/>
-        <w:t>Transformar la especificación ZK-Cog v0.1 en una implementación de referencia funcional en Rust, demostrando viabilidad técnica y preparando el terreno para adopción temprana en sectores regulados.</w:t>
+        <w:t>Visión general</w:t>
+      </w:r>
+    </w:p>
+    <w:p>
+      <w:pPr>
+        <w:pStyle w:val="Cuerpodetexto"/>
+        <w:rPr/>
+      </w:pPr>
+      <w:r>
+        <w:rPr/>
+        <w:t>El objetivo no es construir un prototipo funcional aislado.</w:t>
+        <w:br/>
+        <w:t>Es validar una arquitectura capaz de sostener:</w:t>
+      </w:r>
+    </w:p>
+    <w:p>
+      <w:pPr>
+        <w:pStyle w:val="Cuerpodetexto"/>
+        <w:numPr>
+          <w:ilvl w:val="0"/>
+          <w:numId w:val="1"/>
+        </w:numPr>
+        <w:tabs>
+          <w:tab w:val="clear" w:pos="709"/>
+          <w:tab w:val="left" w:pos="0" w:leader="none"/>
+        </w:tabs>
+        <w:spacing w:before="0" w:after="0"/>
+        <w:ind w:left="709" w:hanging="283"/>
+        <w:rPr/>
+      </w:pPr>
+      <w:r>
+        <w:rPr/>
+        <w:t xml:space="preserve">contexto persistente </w:t>
+      </w:r>
+    </w:p>
+    <w:p>
+      <w:pPr>
+        <w:pStyle w:val="Cuerpodetexto"/>
+        <w:numPr>
+          <w:ilvl w:val="0"/>
+          <w:numId w:val="1"/>
+        </w:numPr>
+        <w:tabs>
+          <w:tab w:val="clear" w:pos="709"/>
+          <w:tab w:val="left" w:pos="0" w:leader="none"/>
+        </w:tabs>
+        <w:spacing w:before="0" w:after="0"/>
+        <w:ind w:left="709" w:hanging="283"/>
+        <w:rPr/>
+      </w:pPr>
+      <w:r>
+        <w:rPr/>
+        <w:t xml:space="preserve">anonimización verificable </w:t>
+      </w:r>
+    </w:p>
+    <w:p>
+      <w:pPr>
+        <w:pStyle w:val="Cuerpodetexto"/>
+        <w:numPr>
+          <w:ilvl w:val="0"/>
+          <w:numId w:val="1"/>
+        </w:numPr>
+        <w:tabs>
+          <w:tab w:val="clear" w:pos="709"/>
+          <w:tab w:val="left" w:pos="0" w:leader="none"/>
+        </w:tabs>
+        <w:ind w:left="709" w:hanging="283"/>
+        <w:rPr/>
+      </w:pPr>
+      <w:r>
+        <w:rPr/>
+        <w:t xml:space="preserve">interoperabilidad con modelos IA </w:t>
+      </w:r>
+    </w:p>
+    <w:p>
+      <w:pPr>
+        <w:pStyle w:val="Cuerpodetexto"/>
+        <w:rPr/>
+      </w:pPr>
+      <w:r>
+        <w:rPr/>
+        <w:t xml:space="preserve">El resultado esperado es una </w:t>
+      </w:r>
+      <w:r>
+        <w:rPr>
+          <w:rStyle w:val="Destaquemayor"/>
+        </w:rPr>
+        <w:t>implementación de referencia</w:t>
+      </w:r>
+      <w:r>
+        <w:rPr/>
+        <w:t>, no un producto final.</w:t>
       </w:r>
     </w:p>
     <w:p>
       <w:pPr>
         <w:pStyle w:val="Lneahorizontal"/>
-        <w:suppressLineNumbers/>
-        <w:pBdr>
-          <w:bottom w:val="double" w:sz="2" w:space="0" w:color="808080"/>
-        </w:pBdr>
-        <w:bidi w:val="0"/>
-        <w:spacing w:before="0" w:after="283"/>
-        <w:jc w:val="left"/>
         <w:rPr/>
       </w:pPr>
       <w:r>
@@ -74,13 +139,6 @@
     <w:p>
       <w:pPr>
         <w:pStyle w:val="Ttulo2"/>
-        <w:numPr>
-          <w:ilvl w:val="0"/>
-          <w:numId w:val="0"/>
-        </w:numPr>
-        <w:bidi w:val="0"/>
-        <w:spacing w:before="200" w:after="120"/>
-        <w:jc w:val="left"/>
         <w:rPr/>
       </w:pPr>
       <w:r>
@@ -88,19 +146,63 @@
           <w:rStyle w:val="Destaquemayor"/>
           <w:b/>
         </w:rPr>
-        <w:t>Fase 1: Núcleo Arquitectónico (Meses 1-4)</w:t>
-      </w:r>
+        <w:t>Fase 1 — Núcleo arquitectónico (Meses 1–4)</w:t>
+      </w:r>
+    </w:p>
+    <w:p>
+      <w:pPr>
+        <w:pStyle w:val="Cuerpodetexto"/>
+        <w:rPr/>
+      </w:pPr>
+      <w:r>
+        <w:rPr>
+          <w:rStyle w:val="Destaquemayor"/>
+        </w:rPr>
+        <w:t>Objetivo:</w:t>
+      </w:r>
+      <w:r>
+        <w:rPr/>
+        <w:t xml:space="preserve"> Validar flujo completo:</w:t>
+      </w:r>
+    </w:p>
+    <w:p>
+      <w:pPr>
+        <w:sectPr>
+          <w:type w:val="nextPage"/>
+          <w:pgSz w:w="11906" w:h="16838"/>
+          <w:pgMar w:left="1134" w:right="1134" w:gutter="0" w:header="0" w:top="1134" w:footer="0" w:bottom="1134"/>
+          <w:pgNumType w:fmt="decimal"/>
+          <w:formProt w:val="false"/>
+          <w:textDirection w:val="lrTb"/>
+          <w:docGrid w:type="default" w:linePitch="600" w:charSpace="32768"/>
+        </w:sectPr>
+      </w:pPr>
+    </w:p>
+    <w:p>
+      <w:pPr>
+        <w:pStyle w:val="Textopreformateado"/>
+        <w:rPr/>
+      </w:pPr>
+      <w:r>
+        <w:rPr/>
+        <w:t>Ingesta → UMCI → Procesamiento → Memoria Viva</w:t>
+      </w:r>
+    </w:p>
+    <w:p>
+      <w:pPr>
+        <w:sectPr>
+          <w:type w:val="continuous"/>
+          <w:pgSz w:w="11906" w:h="16838"/>
+          <w:pgMar w:left="1134" w:right="1134" w:gutter="0" w:header="0" w:top="1134" w:footer="0" w:bottom="1134"/>
+          <w:formProt w:val="false"/>
+          <w:textDirection w:val="lrTb"/>
+          <w:docGrid w:type="default" w:linePitch="600" w:charSpace="32768"/>
+        </w:sectPr>
+      </w:pPr>
     </w:p>
     <w:p>
       <w:pPr>
         <w:pStyle w:val="Ttulo3"/>
-        <w:numPr>
-          <w:ilvl w:val="0"/>
-          <w:numId w:val="0"/>
-        </w:numPr>
-        <w:bidi w:val="0"/>
-        <w:spacing w:before="140" w:after="120"/>
-        <w:jc w:val="left"/>
         <w:rPr/>
       </w:pPr>
       <w:r>
@@ -108,26 +210,19 @@
           <w:rStyle w:val="Destaquemayor"/>
           <w:b/>
         </w:rPr>
-        <w:t>Objetivo:</w:t>
-      </w:r>
-      <w:r>
-        <w:rPr/>
-        <w:t xml:space="preserve"> Implementar flujo básico UMCI → Memoria Viva → ZK-Cog</w:t>
-      </w:r>
-    </w:p>
-    <w:p>
-      <w:pPr>
-        <w:pStyle w:val="Cuerpodetexto"/>
-        <w:bidi w:val="0"/>
-        <w:spacing w:lineRule="auto" w:line="276" w:before="0" w:after="140"/>
-        <w:jc w:val="left"/>
+        <w:t>Mes 1–2 — UMCI Listener</w:t>
+      </w:r>
+    </w:p>
+    <w:p>
+      <w:pPr>
+        <w:pStyle w:val="Cuerpodetexto"/>
         <w:rPr/>
       </w:pPr>
       <w:r>
         <w:rPr>
           <w:rStyle w:val="Destaquemayor"/>
         </w:rPr>
-        <w:t>Mes 1-2: Motor UMCI Listener</w:t>
+        <w:t>Componentes</w:t>
       </w:r>
     </w:p>
     <w:p>
@@ -139,16 +234,75 @@
         </w:numPr>
         <w:tabs>
           <w:tab w:val="clear" w:pos="709"/>
-          <w:tab w:val="left" w:pos="709" w:leader="none"/>
-        </w:tabs>
-        <w:bidi w:val="0"/>
-        <w:ind w:left="709" w:hanging="283"/>
-        <w:jc w:val="left"/>
-        <w:rPr/>
-      </w:pPr>
-      <w:r>
-        <w:rPr/>
-        <w:t>Monitor de sistema de archivos multiplataforma (inotify/Watchman/FileSystemWatcher)</w:t>
+          <w:tab w:val="left" w:pos="0" w:leader="none"/>
+        </w:tabs>
+        <w:spacing w:before="0" w:after="0"/>
+        <w:ind w:left="709" w:hanging="283"/>
+        <w:rPr/>
+      </w:pPr>
+      <w:r>
+        <w:rPr/>
+        <w:t xml:space="preserve">Monitor multiplataforma: </w:t>
+      </w:r>
+    </w:p>
+    <w:p>
+      <w:pPr>
+        <w:pStyle w:val="Cuerpodetexto"/>
+        <w:numPr>
+          <w:ilvl w:val="1"/>
+          <w:numId w:val="2"/>
+        </w:numPr>
+        <w:tabs>
+          <w:tab w:val="clear" w:pos="709"/>
+          <w:tab w:val="left" w:pos="0" w:leader="none"/>
+        </w:tabs>
+        <w:spacing w:before="0" w:after="0"/>
+        <w:ind w:left="1418" w:hanging="283"/>
+        <w:rPr/>
+      </w:pPr>
+      <w:r>
+        <w:rPr/>
+        <w:t xml:space="preserve">Linux (inotify) </w:t>
+      </w:r>
+    </w:p>
+    <w:p>
+      <w:pPr>
+        <w:pStyle w:val="Cuerpodetexto"/>
+        <w:numPr>
+          <w:ilvl w:val="1"/>
+          <w:numId w:val="2"/>
+        </w:numPr>
+        <w:tabs>
+          <w:tab w:val="clear" w:pos="709"/>
+          <w:tab w:val="left" w:pos="0" w:leader="none"/>
+        </w:tabs>
+        <w:spacing w:before="0" w:after="0"/>
+        <w:ind w:left="1418" w:hanging="283"/>
+        <w:rPr/>
+      </w:pPr>
+      <w:r>
+        <w:rPr/>
+        <w:t xml:space="preserve">macOS (FSEvents / Watchman) </w:t>
+      </w:r>
+    </w:p>
+    <w:p>
+      <w:pPr>
+        <w:pStyle w:val="Cuerpodetexto"/>
+        <w:numPr>
+          <w:ilvl w:val="1"/>
+          <w:numId w:val="2"/>
+        </w:numPr>
+        <w:tabs>
+          <w:tab w:val="clear" w:pos="709"/>
+          <w:tab w:val="left" w:pos="0" w:leader="none"/>
+        </w:tabs>
+        <w:spacing w:before="0" w:after="0"/>
+        <w:ind w:left="1418" w:hanging="283"/>
+        <w:rPr/>
+      </w:pPr>
+      <w:r>
+        <w:rPr/>
+        <w:t xml:space="preserve">Windows (FileSystemWatcher) </w:t>
       </w:r>
     </w:p>
     <w:p>
@@ -160,16 +314,35 @@
         </w:numPr>
         <w:tabs>
           <w:tab w:val="clear" w:pos="709"/>
-          <w:tab w:val="left" w:pos="709" w:leader="none"/>
-        </w:tabs>
-        <w:bidi w:val="0"/>
-        <w:ind w:left="709" w:hanging="283"/>
-        <w:jc w:val="left"/>
-        <w:rPr/>
-      </w:pPr>
-      <w:r>
-        <w:rPr/>
-        <w:t>Esquema UMCI v0.2 con serialización eficiente (Protocol Buffers)</w:t>
+          <w:tab w:val="left" w:pos="0" w:leader="none"/>
+        </w:tabs>
+        <w:spacing w:before="0" w:after="0"/>
+        <w:ind w:left="709" w:hanging="283"/>
+        <w:rPr/>
+      </w:pPr>
+      <w:r>
+        <w:rPr/>
+        <w:t xml:space="preserve">Esquema UMCI v0.2: </w:t>
+      </w:r>
+    </w:p>
+    <w:p>
+      <w:pPr>
+        <w:pStyle w:val="Cuerpodetexto"/>
+        <w:numPr>
+          <w:ilvl w:val="1"/>
+          <w:numId w:val="2"/>
+        </w:numPr>
+        <w:tabs>
+          <w:tab w:val="clear" w:pos="709"/>
+          <w:tab w:val="left" w:pos="0" w:leader="none"/>
+        </w:tabs>
+        <w:spacing w:before="0" w:after="0"/>
+        <w:ind w:left="1418" w:hanging="283"/>
+        <w:rPr/>
+      </w:pPr>
+      <w:r>
+        <w:rPr/>
+        <w:t xml:space="preserve">serialización eficiente (Protocol Buffers) </w:t>
       </w:r>
     </w:p>
     <w:p>
@@ -181,163 +354,85 @@
         </w:numPr>
         <w:tabs>
           <w:tab w:val="clear" w:pos="709"/>
-          <w:tab w:val="left" w:pos="709" w:leader="none"/>
-        </w:tabs>
-        <w:bidi w:val="0"/>
-        <w:ind w:left="709" w:hanging="283"/>
-        <w:jc w:val="left"/>
-        <w:rPr/>
-      </w:pPr>
-      <w:r>
-        <w:rPr/>
-        <w:t>Sistema de colas asíncrono (Tokio)</w:t>
-      </w:r>
-    </w:p>
-    <w:p>
-      <w:pPr>
-        <w:pStyle w:val="Cuerpodetexto"/>
-        <w:numPr>
-          <w:ilvl w:val="0"/>
-          <w:numId w:val="2"/>
-        </w:numPr>
-        <w:tabs>
-          <w:tab w:val="clear" w:pos="709"/>
-          <w:tab w:val="left" w:pos="709" w:leader="none"/>
-        </w:tabs>
-        <w:bidi w:val="0"/>
-        <w:ind w:left="709" w:hanging="283"/>
-        <w:jc w:val="left"/>
-        <w:rPr/>
-      </w:pPr>
-      <w:r>
-        <w:rPr>
-          <w:rStyle w:val="Destacado"/>
-        </w:rPr>
-        <w:t>Entregable:</w:t>
-      </w:r>
-      <w:r>
-        <w:rPr/>
-        <w:t xml:space="preserve"> Demonio que detecta cambios y genera eventos UMCI</w:t>
-      </w:r>
-    </w:p>
-    <w:p>
-      <w:pPr>
-        <w:pStyle w:val="Cuerpodetexto"/>
-        <w:bidi w:val="0"/>
-        <w:spacing w:lineRule="auto" w:line="276" w:before="0" w:after="140"/>
-        <w:jc w:val="left"/>
+          <w:tab w:val="left" w:pos="0" w:leader="none"/>
+        </w:tabs>
+        <w:ind w:left="709" w:hanging="283"/>
+        <w:rPr/>
+      </w:pPr>
+      <w:r>
+        <w:rPr/>
+        <w:t xml:space="preserve">Sistema asíncrono (Tokio runtime) </w:t>
+      </w:r>
+    </w:p>
+    <w:p>
+      <w:pPr>
+        <w:pStyle w:val="Cuerpodetexto"/>
         <w:rPr/>
       </w:pPr>
       <w:r>
         <w:rPr>
           <w:rStyle w:val="Destaquemayor"/>
         </w:rPr>
-        <w:t>Mes 3: Pipeline de Procesamiento Semántico</w:t>
-      </w:r>
-    </w:p>
-    <w:p>
-      <w:pPr>
-        <w:pStyle w:val="Cuerpodetexto"/>
-        <w:numPr>
-          <w:ilvl w:val="0"/>
-          <w:numId w:val="3"/>
-        </w:numPr>
-        <w:tabs>
-          <w:tab w:val="clear" w:pos="709"/>
-          <w:tab w:val="left" w:pos="709" w:leader="none"/>
-        </w:tabs>
-        <w:bidi w:val="0"/>
-        <w:ind w:left="709" w:hanging="283"/>
-        <w:jc w:val="left"/>
-        <w:rPr/>
-      </w:pPr>
-      <w:r>
-        <w:rPr/>
-        <w:t>Integración con modelo ligero de clasificación local (Phi-3/Qwen2.5-0.5B)</w:t>
-      </w:r>
-    </w:p>
-    <w:p>
-      <w:pPr>
-        <w:pStyle w:val="Cuerpodetexto"/>
-        <w:numPr>
-          <w:ilvl w:val="0"/>
-          <w:numId w:val="3"/>
-        </w:numPr>
-        <w:tabs>
-          <w:tab w:val="clear" w:pos="709"/>
-          <w:tab w:val="left" w:pos="709" w:leader="none"/>
-        </w:tabs>
-        <w:bidi w:val="0"/>
-        <w:ind w:left="709" w:hanging="283"/>
-        <w:jc w:val="left"/>
-        <w:rPr/>
-      </w:pPr>
-      <w:r>
-        <w:rPr/>
-        <w:t>Sistema de etiquetado automático basado en contenido</w:t>
-      </w:r>
-    </w:p>
-    <w:p>
-      <w:pPr>
-        <w:pStyle w:val="Cuerpodetexto"/>
-        <w:numPr>
-          <w:ilvl w:val="0"/>
-          <w:numId w:val="3"/>
-        </w:numPr>
-        <w:tabs>
-          <w:tab w:val="clear" w:pos="709"/>
-          <w:tab w:val="left" w:pos="709" w:leader="none"/>
-        </w:tabs>
-        <w:bidi w:val="0"/>
-        <w:ind w:left="709" w:hanging="283"/>
-        <w:jc w:val="left"/>
-        <w:rPr/>
-      </w:pPr>
-      <w:r>
-        <w:rPr/>
-        <w:t>Extracción de entidades sin identificación</w:t>
-      </w:r>
-    </w:p>
-    <w:p>
-      <w:pPr>
-        <w:pStyle w:val="Cuerpodetexto"/>
-        <w:numPr>
-          <w:ilvl w:val="0"/>
-          <w:numId w:val="3"/>
-        </w:numPr>
-        <w:tabs>
-          <w:tab w:val="clear" w:pos="709"/>
-          <w:tab w:val="left" w:pos="709" w:leader="none"/>
-        </w:tabs>
-        <w:bidi w:val="0"/>
-        <w:ind w:left="709" w:hanging="283"/>
-        <w:jc w:val="left"/>
-        <w:rPr/>
-      </w:pPr>
-      <w:r>
-        <w:rPr>
-          <w:rStyle w:val="Destacado"/>
-        </w:rPr>
-        <w:t>Entregable:</w:t>
-      </w:r>
-      <w:r>
-        <w:rPr/>
-        <w:t xml:space="preserve"> Pipeline que convierte eventos UMCI en representación semántica</w:t>
-      </w:r>
-    </w:p>
-    <w:p>
-      <w:pPr>
-        <w:pStyle w:val="Cuerpodetexto"/>
-        <w:bidi w:val="0"/>
-        <w:spacing w:lineRule="auto" w:line="276" w:before="0" w:after="140"/>
-        <w:jc w:val="left"/>
+        <w:t>Condición de éxito</w:t>
+      </w:r>
+    </w:p>
+    <w:p>
+      <w:pPr>
+        <w:sectPr>
+          <w:type w:val="continuous"/>
+          <w:pgSz w:w="11906" w:h="16838"/>
+          <w:pgMar w:left="1134" w:right="1134" w:gutter="0" w:header="0" w:top="1134" w:footer="0" w:bottom="1134"/>
+          <w:pgNumType w:fmt="decimal"/>
+          <w:formProt w:val="false"/>
+          <w:textDirection w:val="lrTb"/>
+          <w:docGrid w:type="default" w:linePitch="600" w:charSpace="32768"/>
+        </w:sectPr>
+      </w:pPr>
+    </w:p>
+    <w:p>
+      <w:pPr>
+        <w:pStyle w:val="Textopreformateado"/>
+        <w:rPr/>
+      </w:pPr>
+      <w:bookmarkStart w:id="0" w:name="code-block-viewer"/>
+      <w:bookmarkEnd w:id="0"/>
+      <w:r>
+        <w:rPr/>
+        <w:t>Event_capture_rate ≥ 99%</w:t>
+      </w:r>
+    </w:p>
+    <w:p>
+      <w:pPr>
+        <w:pStyle w:val="Textopreformateado"/>
+        <w:rPr/>
+      </w:pPr>
+      <w:r>
+        <w:rPr/>
+        <w:t>Event_loss_rate &lt; 1%</w:t>
+      </w:r>
+    </w:p>
+    <w:p>
+      <w:pPr>
+        <w:sectPr>
+          <w:type w:val="continuous"/>
+          <w:pgSz w:w="11906" w:h="16838"/>
+          <w:pgMar w:left="1134" w:right="1134" w:gutter="0" w:header="0" w:top="1134" w:footer="0" w:bottom="1134"/>
+          <w:formProt w:val="false"/>
+          <w:textDirection w:val="lrTb"/>
+          <w:docGrid w:type="default" w:linePitch="600" w:charSpace="32768"/>
+        </w:sectPr>
+      </w:pPr>
+    </w:p>
+    <w:p>
+      <w:pPr>
+        <w:pStyle w:val="Cuerpodetexto"/>
         <w:rPr/>
       </w:pPr>
       <w:r>
         <w:rPr>
           <w:rStyle w:val="Destaquemayor"/>
         </w:rPr>
-        <w:t>Mes 4: Memoria Viva Básica</w:t>
+        <w:t>Entregable</w:t>
       </w:r>
     </w:p>
     <w:p>
@@ -345,117 +440,32 @@
         <w:pStyle w:val="Cuerpodetexto"/>
         <w:numPr>
           <w:ilvl w:val="0"/>
-          <w:numId w:val="4"/>
+          <w:numId w:val="3"/>
         </w:numPr>
         <w:tabs>
           <w:tab w:val="clear" w:pos="709"/>
-          <w:tab w:val="left" w:pos="709" w:leader="none"/>
-        </w:tabs>
-        <w:bidi w:val="0"/>
-        <w:ind w:left="709" w:hanging="283"/>
-        <w:jc w:val="left"/>
-        <w:rPr/>
-      </w:pPr>
-      <w:r>
-        <w:rPr/>
-        <w:t>Almacenamiento temporal en SQLite con cifrado AES-256</w:t>
-      </w:r>
-    </w:p>
-    <w:p>
-      <w:pPr>
-        <w:pStyle w:val="Cuerpodetexto"/>
-        <w:numPr>
-          <w:ilvl w:val="0"/>
-          <w:numId w:val="4"/>
-        </w:numPr>
-        <w:tabs>
-          <w:tab w:val="clear" w:pos="709"/>
-          <w:tab w:val="left" w:pos="709" w:leader="none"/>
-        </w:tabs>
-        <w:bidi w:val="0"/>
-        <w:ind w:left="709" w:hanging="283"/>
-        <w:jc w:val="left"/>
-        <w:rPr/>
-      </w:pPr>
-      <w:r>
-        <w:rPr/>
-        <w:t>Implementación de capas Short/Mid/Long con políticas de retención</w:t>
-      </w:r>
-    </w:p>
-    <w:p>
-      <w:pPr>
-        <w:pStyle w:val="Cuerpodetexto"/>
-        <w:numPr>
-          <w:ilvl w:val="0"/>
-          <w:numId w:val="4"/>
-        </w:numPr>
-        <w:tabs>
-          <w:tab w:val="clear" w:pos="709"/>
-          <w:tab w:val="left" w:pos="709" w:leader="none"/>
-        </w:tabs>
-        <w:bidi w:val="0"/>
-        <w:ind w:left="709" w:hanging="283"/>
-        <w:jc w:val="left"/>
-        <w:rPr/>
-      </w:pPr>
-      <w:r>
-        <w:rPr/>
-        <w:t>API REST básica para consulta de contexto</w:t>
-      </w:r>
-    </w:p>
-    <w:p>
-      <w:pPr>
-        <w:pStyle w:val="Cuerpodetexto"/>
-        <w:numPr>
-          <w:ilvl w:val="0"/>
-          <w:numId w:val="4"/>
-        </w:numPr>
-        <w:tabs>
-          <w:tab w:val="clear" w:pos="709"/>
-          <w:tab w:val="left" w:pos="709" w:leader="none"/>
-        </w:tabs>
-        <w:bidi w:val="0"/>
-        <w:ind w:left="709" w:hanging="283"/>
-        <w:jc w:val="left"/>
-        <w:rPr/>
-      </w:pPr>
-      <w:r>
-        <w:rPr>
-          <w:rStyle w:val="Destacado"/>
-        </w:rPr>
-        <w:t>Entregable:</w:t>
-      </w:r>
-      <w:r>
-        <w:rPr/>
-        <w:t xml:space="preserve"> Sistema de memoria persistente con API funcional</w:t>
+          <w:tab w:val="left" w:pos="0" w:leader="none"/>
+        </w:tabs>
+        <w:ind w:left="709" w:hanging="283"/>
+        <w:rPr/>
+      </w:pPr>
+      <w:r>
+        <w:rPr/>
+        <w:t xml:space="preserve">Demonio operativo capaz de generar eventos estructurados (UMCI) </w:t>
       </w:r>
     </w:p>
     <w:p>
       <w:pPr>
         <w:pStyle w:val="Lneahorizontal"/>
-        <w:suppressLineNumbers/>
-        <w:pBdr>
-          <w:bottom w:val="double" w:sz="2" w:space="0" w:color="808080"/>
-        </w:pBdr>
-        <w:bidi w:val="0"/>
-        <w:spacing w:before="0" w:after="283"/>
-        <w:jc w:val="left"/>
-        <w:rPr/>
-      </w:pPr>
-      <w:r>
-        <w:rPr/>
-      </w:r>
-    </w:p>
-    <w:p>
-      <w:pPr>
-        <w:pStyle w:val="Ttulo2"/>
-        <w:numPr>
-          <w:ilvl w:val="0"/>
-          <w:numId w:val="0"/>
-        </w:numPr>
-        <w:bidi w:val="0"/>
-        <w:spacing w:before="200" w:after="120"/>
-        <w:jc w:val="left"/>
+        <w:rPr/>
+      </w:pPr>
+      <w:r>
+        <w:rPr/>
+      </w:r>
+    </w:p>
+    <w:p>
+      <w:pPr>
+        <w:pStyle w:val="Ttulo3"/>
         <w:rPr/>
       </w:pPr>
       <w:r>
@@ -463,19 +473,202 @@
           <w:rStyle w:val="Destaquemayor"/>
           <w:b/>
         </w:rPr>
-        <w:t>Fase 2: Capa ZK-Cog (Meses 5-8)</w:t>
+        <w:t>Mes 3 — Pipeline semántico</w:t>
+      </w:r>
+    </w:p>
+    <w:p>
+      <w:pPr>
+        <w:pStyle w:val="Cuerpodetexto"/>
+        <w:rPr/>
+      </w:pPr>
+      <w:r>
+        <w:rPr>
+          <w:rStyle w:val="Destaquemayor"/>
+        </w:rPr>
+        <w:t>Componentes</w:t>
+      </w:r>
+    </w:p>
+    <w:p>
+      <w:pPr>
+        <w:pStyle w:val="Cuerpodetexto"/>
+        <w:numPr>
+          <w:ilvl w:val="0"/>
+          <w:numId w:val="4"/>
+        </w:numPr>
+        <w:tabs>
+          <w:tab w:val="clear" w:pos="709"/>
+          <w:tab w:val="left" w:pos="0" w:leader="none"/>
+        </w:tabs>
+        <w:spacing w:before="0" w:after="0"/>
+        <w:ind w:left="709" w:hanging="283"/>
+        <w:rPr/>
+      </w:pPr>
+      <w:r>
+        <w:rPr/>
+        <w:t xml:space="preserve">Clasificación local ligera: </w:t>
+      </w:r>
+    </w:p>
+    <w:p>
+      <w:pPr>
+        <w:pStyle w:val="Cuerpodetexto"/>
+        <w:numPr>
+          <w:ilvl w:val="1"/>
+          <w:numId w:val="4"/>
+        </w:numPr>
+        <w:tabs>
+          <w:tab w:val="clear" w:pos="709"/>
+          <w:tab w:val="left" w:pos="0" w:leader="none"/>
+        </w:tabs>
+        <w:spacing w:before="0" w:after="0"/>
+        <w:ind w:left="1418" w:hanging="283"/>
+        <w:rPr/>
+      </w:pPr>
+      <w:r>
+        <w:rPr/>
+        <w:t xml:space="preserve">Phi-3 / Qwen2.5-0.5B </w:t>
+      </w:r>
+    </w:p>
+    <w:p>
+      <w:pPr>
+        <w:pStyle w:val="Cuerpodetexto"/>
+        <w:numPr>
+          <w:ilvl w:val="0"/>
+          <w:numId w:val="4"/>
+        </w:numPr>
+        <w:tabs>
+          <w:tab w:val="clear" w:pos="709"/>
+          <w:tab w:val="left" w:pos="0" w:leader="none"/>
+        </w:tabs>
+        <w:spacing w:before="0" w:after="0"/>
+        <w:ind w:left="709" w:hanging="283"/>
+        <w:rPr/>
+      </w:pPr>
+      <w:r>
+        <w:rPr/>
+        <w:t xml:space="preserve">Etiquetado automático </w:t>
+      </w:r>
+    </w:p>
+    <w:p>
+      <w:pPr>
+        <w:pStyle w:val="Cuerpodetexto"/>
+        <w:numPr>
+          <w:ilvl w:val="0"/>
+          <w:numId w:val="4"/>
+        </w:numPr>
+        <w:tabs>
+          <w:tab w:val="clear" w:pos="709"/>
+          <w:tab w:val="left" w:pos="0" w:leader="none"/>
+        </w:tabs>
+        <w:ind w:left="709" w:hanging="283"/>
+        <w:rPr/>
+      </w:pPr>
+      <w:r>
+        <w:rPr/>
+        <w:t xml:space="preserve">Extracción de entidades sin identificación directa </w:t>
+      </w:r>
+    </w:p>
+    <w:p>
+      <w:pPr>
+        <w:pStyle w:val="Cuerpodetexto"/>
+        <w:rPr/>
+      </w:pPr>
+      <w:r>
+        <w:rPr>
+          <w:rStyle w:val="Destaquemayor"/>
+        </w:rPr>
+        <w:t>Condición de éxito</w:t>
+      </w:r>
+    </w:p>
+    <w:p>
+      <w:pPr>
+        <w:sectPr>
+          <w:type w:val="continuous"/>
+          <w:pgSz w:w="11906" w:h="16838"/>
+          <w:pgMar w:left="1134" w:right="1134" w:gutter="0" w:header="0" w:top="1134" w:footer="0" w:bottom="1134"/>
+          <w:pgNumType w:fmt="decimal"/>
+          <w:formProt w:val="false"/>
+          <w:textDirection w:val="lrTb"/>
+          <w:docGrid w:type="default" w:linePitch="600" w:charSpace="32768"/>
+        </w:sectPr>
+      </w:pPr>
+    </w:p>
+    <w:p>
+      <w:pPr>
+        <w:pStyle w:val="Textopreformateado"/>
+        <w:rPr/>
+      </w:pPr>
+      <w:bookmarkStart w:id="1" w:name="code-block-viewer_Copy_1"/>
+      <w:bookmarkEnd w:id="1"/>
+      <w:r>
+        <w:rPr/>
+        <w:t>Semantic_classification_accuracy ≥ baseline definido</w:t>
+      </w:r>
+    </w:p>
+    <w:p>
+      <w:pPr>
+        <w:pStyle w:val="Textopreformateado"/>
+        <w:rPr/>
+      </w:pPr>
+      <w:r>
+        <w:rPr/>
+        <w:t>Entity_detection_consistency ≥ threshold</w:t>
+      </w:r>
+    </w:p>
+    <w:p>
+      <w:pPr>
+        <w:sectPr>
+          <w:type w:val="continuous"/>
+          <w:pgSz w:w="11906" w:h="16838"/>
+          <w:pgMar w:left="1134" w:right="1134" w:gutter="0" w:header="0" w:top="1134" w:footer="0" w:bottom="1134"/>
+          <w:formProt w:val="false"/>
+          <w:textDirection w:val="lrTb"/>
+          <w:docGrid w:type="default" w:linePitch="600" w:charSpace="32768"/>
+        </w:sectPr>
+      </w:pPr>
+    </w:p>
+    <w:p>
+      <w:pPr>
+        <w:pStyle w:val="Cuerpodetexto"/>
+        <w:rPr/>
+      </w:pPr>
+      <w:r>
+        <w:rPr>
+          <w:rStyle w:val="Destaquemayor"/>
+        </w:rPr>
+        <w:t>Entregable</w:t>
+      </w:r>
+    </w:p>
+    <w:p>
+      <w:pPr>
+        <w:pStyle w:val="Cuerpodetexto"/>
+        <w:numPr>
+          <w:ilvl w:val="0"/>
+          <w:numId w:val="5"/>
+        </w:numPr>
+        <w:tabs>
+          <w:tab w:val="clear" w:pos="709"/>
+          <w:tab w:val="left" w:pos="0" w:leader="none"/>
+        </w:tabs>
+        <w:ind w:left="709" w:hanging="283"/>
+        <w:rPr/>
+      </w:pPr>
+      <w:r>
+        <w:rPr/>
+        <w:t xml:space="preserve">Pipeline que transforma eventos en representación semántica </w:t>
+      </w:r>
+    </w:p>
+    <w:p>
+      <w:pPr>
+        <w:pStyle w:val="Lneahorizontal"/>
+        <w:rPr/>
+      </w:pPr>
+      <w:r>
+        <w:rPr/>
       </w:r>
     </w:p>
     <w:p>
       <w:pPr>
         <w:pStyle w:val="Ttulo3"/>
-        <w:numPr>
-          <w:ilvl w:val="0"/>
-          <w:numId w:val="0"/>
-        </w:numPr>
-        <w:bidi w:val="0"/>
-        <w:spacing w:before="140" w:after="120"/>
-        <w:jc w:val="left"/>
         <w:rPr/>
       </w:pPr>
       <w:r>
@@ -483,26 +676,19 @@
           <w:rStyle w:val="Destaquemayor"/>
           <w:b/>
         </w:rPr>
-        <w:t>Objetivo:</w:t>
-      </w:r>
-      <w:r>
-        <w:rPr/>
-        <w:t xml:space="preserve"> Implementar transformaciones zero-knowledge y garantías de anonimización</w:t>
-      </w:r>
-    </w:p>
-    <w:p>
-      <w:pPr>
-        <w:pStyle w:val="Cuerpodetexto"/>
-        <w:bidi w:val="0"/>
-        <w:spacing w:lineRule="auto" w:line="276" w:before="0" w:after="140"/>
-        <w:jc w:val="left"/>
+        <w:t>Mes 4 — Memoria Viva (baseline)</w:t>
+      </w:r>
+    </w:p>
+    <w:p>
+      <w:pPr>
+        <w:pStyle w:val="Cuerpodetexto"/>
         <w:rPr/>
       </w:pPr>
       <w:r>
         <w:rPr>
           <w:rStyle w:val="Destaquemayor"/>
         </w:rPr>
-        <w:t>Mes 5: Sustitución de Entidades</w:t>
+        <w:t>Componentes</w:t>
       </w:r>
     </w:p>
     <w:p>
@@ -510,20 +696,39 @@
         <w:pStyle w:val="Cuerpodetexto"/>
         <w:numPr>
           <w:ilvl w:val="0"/>
-          <w:numId w:val="5"/>
+          <w:numId w:val="6"/>
         </w:numPr>
         <w:tabs>
           <w:tab w:val="clear" w:pos="709"/>
-          <w:tab w:val="left" w:pos="709" w:leader="none"/>
-        </w:tabs>
-        <w:bidi w:val="0"/>
-        <w:ind w:left="709" w:hanging="283"/>
-        <w:jc w:val="left"/>
-        <w:rPr/>
-      </w:pPr>
-      <w:r>
-        <w:rPr/>
-        <w:t>Sistema de tokenización irreversible (Persona_XX, Lugar_YY)</w:t>
+          <w:tab w:val="left" w:pos="0" w:leader="none"/>
+        </w:tabs>
+        <w:spacing w:before="0" w:after="0"/>
+        <w:ind w:left="709" w:hanging="283"/>
+        <w:rPr/>
+      </w:pPr>
+      <w:r>
+        <w:rPr/>
+        <w:t xml:space="preserve">Persistencia: </w:t>
+      </w:r>
+    </w:p>
+    <w:p>
+      <w:pPr>
+        <w:pStyle w:val="Cuerpodetexto"/>
+        <w:numPr>
+          <w:ilvl w:val="1"/>
+          <w:numId w:val="6"/>
+        </w:numPr>
+        <w:tabs>
+          <w:tab w:val="clear" w:pos="709"/>
+          <w:tab w:val="left" w:pos="0" w:leader="none"/>
+        </w:tabs>
+        <w:spacing w:before="0" w:after="0"/>
+        <w:ind w:left="1418" w:hanging="283"/>
+        <w:rPr/>
+      </w:pPr>
+      <w:r>
+        <w:rPr/>
+        <w:t xml:space="preserve">SQLite cifrado (AES-256) </w:t>
       </w:r>
     </w:p>
     <w:p>
@@ -531,20 +736,39 @@
         <w:pStyle w:val="Cuerpodetexto"/>
         <w:numPr>
           <w:ilvl w:val="0"/>
-          <w:numId w:val="5"/>
+          <w:numId w:val="6"/>
         </w:numPr>
         <w:tabs>
           <w:tab w:val="clear" w:pos="709"/>
-          <w:tab w:val="left" w:pos="709" w:leader="none"/>
-        </w:tabs>
-        <w:bidi w:val="0"/>
-        <w:ind w:left="709" w:hanging="283"/>
-        <w:jc w:val="left"/>
-        <w:rPr/>
-      </w:pPr>
-      <w:r>
-        <w:rPr/>
-        <w:t>Tablas de mapeo cifradas solo accesibles localmente</w:t>
+          <w:tab w:val="left" w:pos="0" w:leader="none"/>
+        </w:tabs>
+        <w:spacing w:before="0" w:after="0"/>
+        <w:ind w:left="709" w:hanging="283"/>
+        <w:rPr/>
+      </w:pPr>
+      <w:r>
+        <w:rPr/>
+        <w:t xml:space="preserve">Capas: </w:t>
+      </w:r>
+    </w:p>
+    <w:p>
+      <w:pPr>
+        <w:pStyle w:val="Cuerpodetexto"/>
+        <w:numPr>
+          <w:ilvl w:val="1"/>
+          <w:numId w:val="6"/>
+        </w:numPr>
+        <w:tabs>
+          <w:tab w:val="clear" w:pos="709"/>
+          <w:tab w:val="left" w:pos="0" w:leader="none"/>
+        </w:tabs>
+        <w:spacing w:before="0" w:after="0"/>
+        <w:ind w:left="1418" w:hanging="283"/>
+        <w:rPr/>
+      </w:pPr>
+      <w:r>
+        <w:rPr/>
+        <w:t xml:space="preserve">Short / Mid / Long memory </w:t>
       </w:r>
     </w:p>
     <w:p>
@@ -552,125 +776,89 @@
         <w:pStyle w:val="Cuerpodetexto"/>
         <w:numPr>
           <w:ilvl w:val="0"/>
-          <w:numId w:val="5"/>
+          <w:numId w:val="6"/>
         </w:numPr>
         <w:tabs>
           <w:tab w:val="clear" w:pos="709"/>
-          <w:tab w:val="left" w:pos="709" w:leader="none"/>
-        </w:tabs>
-        <w:bidi w:val="0"/>
-        <w:ind w:left="709" w:hanging="283"/>
-        <w:jc w:val="left"/>
-        <w:rPr/>
-      </w:pPr>
-      <w:r>
-        <w:rPr>
-          <w:rStyle w:val="Destacado"/>
-        </w:rPr>
-        <w:t>Entregable:</w:t>
-      </w:r>
-      <w:r>
-        <w:rPr/>
-        <w:t xml:space="preserve"> Transformación PII → Identificadores anónimos</w:t>
-      </w:r>
-    </w:p>
-    <w:p>
-      <w:pPr>
-        <w:pStyle w:val="Cuerpodetexto"/>
-        <w:bidi w:val="0"/>
-        <w:spacing w:lineRule="auto" w:line="276" w:before="0" w:after="140"/>
-        <w:jc w:val="left"/>
+          <w:tab w:val="left" w:pos="0" w:leader="none"/>
+        </w:tabs>
+        <w:ind w:left="709" w:hanging="283"/>
+        <w:rPr/>
+      </w:pPr>
+      <w:r>
+        <w:rPr/>
+        <w:t xml:space="preserve">API REST de consulta </w:t>
+      </w:r>
+    </w:p>
+    <w:p>
+      <w:pPr>
+        <w:pStyle w:val="Cuerpodetexto"/>
         <w:rPr/>
       </w:pPr>
       <w:r>
         <w:rPr>
           <w:rStyle w:val="Destaquemayor"/>
         </w:rPr>
-        <w:t>Mes 6: Compresión Semántica Avanzada</w:t>
-      </w:r>
-    </w:p>
-    <w:p>
-      <w:pPr>
-        <w:pStyle w:val="Cuerpodetexto"/>
-        <w:numPr>
-          <w:ilvl w:val="0"/>
-          <w:numId w:val="6"/>
-        </w:numPr>
-        <w:tabs>
-          <w:tab w:val="clear" w:pos="709"/>
-          <w:tab w:val="left" w:pos="709" w:leader="none"/>
-        </w:tabs>
-        <w:bidi w:val="0"/>
-        <w:ind w:left="709" w:hanging="283"/>
-        <w:jc w:val="left"/>
-        <w:rPr/>
-      </w:pPr>
-      <w:r>
-        <w:rPr/>
-        <w:t>Algoritmos de resumen automático preservando contexto</w:t>
-      </w:r>
-    </w:p>
-    <w:p>
-      <w:pPr>
-        <w:pStyle w:val="Cuerpodetexto"/>
-        <w:numPr>
-          <w:ilvl w:val="0"/>
-          <w:numId w:val="6"/>
-        </w:numPr>
-        <w:tabs>
-          <w:tab w:val="clear" w:pos="709"/>
-          <w:tab w:val="left" w:pos="709" w:leader="none"/>
-        </w:tabs>
-        <w:bidi w:val="0"/>
-        <w:ind w:left="709" w:hanging="283"/>
-        <w:jc w:val="left"/>
-        <w:rPr/>
-      </w:pPr>
-      <w:r>
-        <w:rPr/>
-        <w:t>Sistema de etiquetas jerárquicas (tópicos → subtópicos)</w:t>
-      </w:r>
-    </w:p>
-    <w:p>
-      <w:pPr>
-        <w:pStyle w:val="Cuerpodetexto"/>
-        <w:numPr>
-          <w:ilvl w:val="0"/>
-          <w:numId w:val="6"/>
-        </w:numPr>
-        <w:tabs>
-          <w:tab w:val="clear" w:pos="709"/>
-          <w:tab w:val="left" w:pos="709" w:leader="none"/>
-        </w:tabs>
-        <w:bidi w:val="0"/>
-        <w:ind w:left="709" w:hanging="283"/>
-        <w:jc w:val="left"/>
-        <w:rPr/>
-      </w:pPr>
-      <w:r>
-        <w:rPr>
-          <w:rStyle w:val="Destacado"/>
-        </w:rPr>
-        <w:t>Entregable:</w:t>
-      </w:r>
-      <w:r>
-        <w:rPr/>
-        <w:t xml:space="preserve"> Reducción de contexto manteniendo utilidad</w:t>
-      </w:r>
-    </w:p>
-    <w:p>
-      <w:pPr>
-        <w:pStyle w:val="Cuerpodetexto"/>
-        <w:bidi w:val="0"/>
-        <w:spacing w:lineRule="auto" w:line="276" w:before="0" w:after="140"/>
-        <w:jc w:val="left"/>
+        <w:t>Condición de éxito</w:t>
+      </w:r>
+    </w:p>
+    <w:p>
+      <w:pPr>
+        <w:sectPr>
+          <w:type w:val="continuous"/>
+          <w:pgSz w:w="11906" w:h="16838"/>
+          <w:pgMar w:left="1134" w:right="1134" w:gutter="0" w:header="0" w:top="1134" w:footer="0" w:bottom="1134"/>
+          <w:pgNumType w:fmt="decimal"/>
+          <w:formProt w:val="false"/>
+          <w:textDirection w:val="lrTb"/>
+          <w:docGrid w:type="default" w:linePitch="600" w:charSpace="32768"/>
+        </w:sectPr>
+      </w:pPr>
+    </w:p>
+    <w:p>
+      <w:pPr>
+        <w:pStyle w:val="Textopreformateado"/>
+        <w:rPr/>
+      </w:pPr>
+      <w:bookmarkStart w:id="2" w:name="code-block-viewer_Copy_2"/>
+      <w:bookmarkEnd w:id="2"/>
+      <w:r>
+        <w:rPr/>
+        <w:t>Context_persistence across sessions = TRUE</w:t>
+      </w:r>
+    </w:p>
+    <w:p>
+      <w:pPr>
+        <w:pStyle w:val="Textopreformateado"/>
+        <w:rPr/>
+      </w:pPr>
+      <w:r>
+        <w:rPr/>
+        <w:t>Query_response_time &lt; 300ms (local)</w:t>
+      </w:r>
+    </w:p>
+    <w:p>
+      <w:pPr>
+        <w:sectPr>
+          <w:type w:val="continuous"/>
+          <w:pgSz w:w="11906" w:h="16838"/>
+          <w:pgMar w:left="1134" w:right="1134" w:gutter="0" w:header="0" w:top="1134" w:footer="0" w:bottom="1134"/>
+          <w:formProt w:val="false"/>
+          <w:textDirection w:val="lrTb"/>
+          <w:docGrid w:type="default" w:linePitch="600" w:charSpace="32768"/>
+        </w:sectPr>
+      </w:pPr>
+    </w:p>
+    <w:p>
+      <w:pPr>
+        <w:pStyle w:val="Cuerpodetexto"/>
         <w:rPr/>
       </w:pPr>
       <w:r>
         <w:rPr>
           <w:rStyle w:val="Destaquemayor"/>
         </w:rPr>
-        <w:t>Mes 7: Segmentación Temporal y Espacial</w:t>
+        <w:t>Entregable</w:t>
       </w:r>
     </w:p>
     <w:p>
@@ -682,160 +870,19 @@
         </w:numPr>
         <w:tabs>
           <w:tab w:val="clear" w:pos="709"/>
-          <w:tab w:val="left" w:pos="709" w:leader="none"/>
-        </w:tabs>
-        <w:bidi w:val="0"/>
-        <w:ind w:left="709" w:hanging="283"/>
-        <w:jc w:val="left"/>
-        <w:rPr/>
-      </w:pPr>
-      <w:r>
-        <w:rPr/>
-        <w:t>Normalización de fechas (exactas → relativas)</w:t>
-      </w:r>
-    </w:p>
-    <w:p>
-      <w:pPr>
-        <w:pStyle w:val="Cuerpodetexto"/>
-        <w:numPr>
-          <w:ilvl w:val="0"/>
-          <w:numId w:val="7"/>
-        </w:numPr>
-        <w:tabs>
-          <w:tab w:val="clear" w:pos="709"/>
-          <w:tab w:val="left" w:pos="709" w:leader="none"/>
-        </w:tabs>
-        <w:bidi w:val="0"/>
-        <w:ind w:left="709" w:hanging="283"/>
-        <w:jc w:val="left"/>
-        <w:rPr/>
-      </w:pPr>
-      <w:r>
-        <w:rPr/>
-        <w:t>Geohashing anónimo (coordenadas → regiones amplias)</w:t>
-      </w:r>
-    </w:p>
-    <w:p>
-      <w:pPr>
-        <w:pStyle w:val="Cuerpodetexto"/>
-        <w:numPr>
-          <w:ilvl w:val="0"/>
-          <w:numId w:val="7"/>
-        </w:numPr>
-        <w:tabs>
-          <w:tab w:val="clear" w:pos="709"/>
-          <w:tab w:val="left" w:pos="709" w:leader="none"/>
-        </w:tabs>
-        <w:bidi w:val="0"/>
-        <w:ind w:left="709" w:hanging="283"/>
-        <w:jc w:val="left"/>
-        <w:rPr/>
-      </w:pPr>
-      <w:r>
-        <w:rPr>
-          <w:rStyle w:val="Destacado"/>
-        </w:rPr>
-        <w:t>Entregable:</w:t>
-      </w:r>
-      <w:r>
-        <w:rPr/>
-        <w:t xml:space="preserve"> Contexto temporal/espacial sin datos identificables</w:t>
-      </w:r>
-    </w:p>
-    <w:p>
-      <w:pPr>
-        <w:pStyle w:val="Cuerpodetexto"/>
-        <w:bidi w:val="0"/>
-        <w:spacing w:lineRule="auto" w:line="276" w:before="0" w:after="140"/>
-        <w:jc w:val="left"/>
-        <w:rPr/>
-      </w:pPr>
-      <w:r>
-        <w:rPr>
-          <w:rStyle w:val="Destaquemayor"/>
-        </w:rPr>
-        <w:t>Mes 8: Integración y Testing</w:t>
-      </w:r>
-    </w:p>
-    <w:p>
-      <w:pPr>
-        <w:pStyle w:val="Cuerpodetexto"/>
-        <w:numPr>
-          <w:ilvl w:val="0"/>
-          <w:numId w:val="8"/>
-        </w:numPr>
-        <w:tabs>
-          <w:tab w:val="clear" w:pos="709"/>
-          <w:tab w:val="left" w:pos="709" w:leader="none"/>
-        </w:tabs>
-        <w:bidi w:val="0"/>
-        <w:ind w:left="709" w:hanging="283"/>
-        <w:jc w:val="left"/>
-        <w:rPr/>
-      </w:pPr>
-      <w:r>
-        <w:rPr/>
-        <w:t>Unificación de módulos en pipeline coherente</w:t>
-      </w:r>
-    </w:p>
-    <w:p>
-      <w:pPr>
-        <w:pStyle w:val="Cuerpodetexto"/>
-        <w:numPr>
-          <w:ilvl w:val="0"/>
-          <w:numId w:val="8"/>
-        </w:numPr>
-        <w:tabs>
-          <w:tab w:val="clear" w:pos="709"/>
-          <w:tab w:val="left" w:pos="709" w:leader="none"/>
-        </w:tabs>
-        <w:bidi w:val="0"/>
-        <w:ind w:left="709" w:hanging="283"/>
-        <w:jc w:val="left"/>
-        <w:rPr/>
-      </w:pPr>
-      <w:r>
-        <w:rPr/>
-        <w:t>Tests de anonimización con datasets públicos (Enron, PubMed)</w:t>
-      </w:r>
-    </w:p>
-    <w:p>
-      <w:pPr>
-        <w:pStyle w:val="Cuerpodetexto"/>
-        <w:numPr>
-          <w:ilvl w:val="0"/>
-          <w:numId w:val="8"/>
-        </w:numPr>
-        <w:tabs>
-          <w:tab w:val="clear" w:pos="709"/>
-          <w:tab w:val="left" w:pos="709" w:leader="none"/>
-        </w:tabs>
-        <w:bidi w:val="0"/>
-        <w:ind w:left="709" w:hanging="283"/>
-        <w:jc w:val="left"/>
-        <w:rPr/>
-      </w:pPr>
-      <w:r>
-        <w:rPr>
-          <w:rStyle w:val="Destacado"/>
-        </w:rPr>
-        <w:t>Entregable:</w:t>
-      </w:r>
-      <w:r>
-        <w:rPr/>
-        <w:t xml:space="preserve"> Pipeline ZK-Cog completo y auditado</w:t>
+          <w:tab w:val="left" w:pos="0" w:leader="none"/>
+        </w:tabs>
+        <w:ind w:left="709" w:hanging="283"/>
+        <w:rPr/>
+      </w:pPr>
+      <w:r>
+        <w:rPr/>
+        <w:t xml:space="preserve">Sistema de memoria persistente funcional </w:t>
       </w:r>
     </w:p>
     <w:p>
       <w:pPr>
         <w:pStyle w:val="Lneahorizontal"/>
-        <w:suppressLineNumbers/>
-        <w:pBdr>
-          <w:bottom w:val="double" w:sz="2" w:space="0" w:color="808080"/>
-        </w:pBdr>
-        <w:bidi w:val="0"/>
-        <w:spacing w:before="0" w:after="283"/>
-        <w:jc w:val="left"/>
         <w:rPr/>
       </w:pPr>
       <w:r>
@@ -845,13 +892,6 @@
     <w:p>
       <w:pPr>
         <w:pStyle w:val="Ttulo2"/>
-        <w:numPr>
-          <w:ilvl w:val="0"/>
-          <w:numId w:val="0"/>
-        </w:numPr>
-        <w:bidi w:val="0"/>
-        <w:spacing w:before="200" w:after="120"/>
-        <w:jc w:val="left"/>
         <w:rPr/>
       </w:pPr>
       <w:r>
@@ -859,19 +899,37 @@
           <w:rStyle w:val="Destaquemayor"/>
           <w:b/>
         </w:rPr>
-        <w:t>Fase 3: Interoperabilidad (Meses 9-12)</w:t>
+        <w:t>Fase 2 — Capa ZeroCog (Meses 5–8)</w:t>
+      </w:r>
+    </w:p>
+    <w:p>
+      <w:pPr>
+        <w:pStyle w:val="Cuerpodetexto"/>
+        <w:rPr/>
+      </w:pPr>
+      <w:r>
+        <w:rPr>
+          <w:rStyle w:val="Destaquemayor"/>
+        </w:rPr>
+        <w:t>Objetivo:</w:t>
+      </w:r>
+      <w:r>
+        <w:rPr/>
+        <w:t xml:space="preserve"> Validar anonimización estructural y no reversibilidad</w:t>
+      </w:r>
+    </w:p>
+    <w:p>
+      <w:pPr>
+        <w:pStyle w:val="Lneahorizontal"/>
+        <w:rPr/>
+      </w:pPr>
+      <w:r>
+        <w:rPr/>
       </w:r>
     </w:p>
     <w:p>
       <w:pPr>
         <w:pStyle w:val="Ttulo3"/>
-        <w:numPr>
-          <w:ilvl w:val="0"/>
-          <w:numId w:val="0"/>
-        </w:numPr>
-        <w:bidi w:val="0"/>
-        <w:spacing w:before="140" w:after="120"/>
-        <w:jc w:val="left"/>
         <w:rPr/>
       </w:pPr>
       <w:r>
@@ -879,26 +937,19 @@
           <w:rStyle w:val="Destaquemayor"/>
           <w:b/>
         </w:rPr>
-        <w:t>Objetivo:</w:t>
-      </w:r>
-      <w:r>
-        <w:rPr/>
-        <w:t xml:space="preserve"> Habilitar integración con modelos de IA y primeros pilotos</w:t>
-      </w:r>
-    </w:p>
-    <w:p>
-      <w:pPr>
-        <w:pStyle w:val="Cuerpodetexto"/>
-        <w:bidi w:val="0"/>
-        <w:spacing w:lineRule="auto" w:line="276" w:before="0" w:after="140"/>
-        <w:jc w:val="left"/>
+        <w:t>Mes 5 — Sustitución de entidades</w:t>
+      </w:r>
+    </w:p>
+    <w:p>
+      <w:pPr>
+        <w:pStyle w:val="Cuerpodetexto"/>
         <w:rPr/>
       </w:pPr>
       <w:r>
         <w:rPr>
           <w:rStyle w:val="Destaquemayor"/>
         </w:rPr>
-        <w:t>Mes 9: API de Contexto Universal</w:t>
+        <w:t>Componentes</w:t>
       </w:r>
     </w:p>
     <w:p>
@@ -906,20 +957,59 @@
         <w:pStyle w:val="Cuerpodetexto"/>
         <w:numPr>
           <w:ilvl w:val="0"/>
-          <w:numId w:val="9"/>
+          <w:numId w:val="8"/>
         </w:numPr>
         <w:tabs>
           <w:tab w:val="clear" w:pos="709"/>
-          <w:tab w:val="left" w:pos="709" w:leader="none"/>
-        </w:tabs>
-        <w:bidi w:val="0"/>
-        <w:ind w:left="709" w:hanging="283"/>
-        <w:jc w:val="left"/>
-        <w:rPr/>
-      </w:pPr>
-      <w:r>
-        <w:rPr/>
-        <w:t>Especificación OpenAPI 3.0 para consumo de contexto</w:t>
+          <w:tab w:val="left" w:pos="0" w:leader="none"/>
+        </w:tabs>
+        <w:spacing w:before="0" w:after="0"/>
+        <w:ind w:left="709" w:hanging="283"/>
+        <w:rPr/>
+      </w:pPr>
+      <w:r>
+        <w:rPr/>
+        <w:t xml:space="preserve">Tokenización irreversible: </w:t>
+      </w:r>
+    </w:p>
+    <w:p>
+      <w:pPr>
+        <w:pStyle w:val="Cuerpodetexto"/>
+        <w:numPr>
+          <w:ilvl w:val="1"/>
+          <w:numId w:val="8"/>
+        </w:numPr>
+        <w:tabs>
+          <w:tab w:val="clear" w:pos="709"/>
+          <w:tab w:val="left" w:pos="0" w:leader="none"/>
+        </w:tabs>
+        <w:spacing w:before="0" w:after="0"/>
+        <w:ind w:left="1418" w:hanging="283"/>
+        <w:rPr/>
+      </w:pPr>
+      <w:r>
+        <w:rPr/>
+        <w:t xml:space="preserve">Persona_X </w:t>
+      </w:r>
+    </w:p>
+    <w:p>
+      <w:pPr>
+        <w:pStyle w:val="Cuerpodetexto"/>
+        <w:numPr>
+          <w:ilvl w:val="1"/>
+          <w:numId w:val="8"/>
+        </w:numPr>
+        <w:tabs>
+          <w:tab w:val="clear" w:pos="709"/>
+          <w:tab w:val="left" w:pos="0" w:leader="none"/>
+        </w:tabs>
+        <w:spacing w:before="0" w:after="0"/>
+        <w:ind w:left="1418" w:hanging="283"/>
+        <w:rPr/>
+      </w:pPr>
+      <w:r>
+        <w:rPr/>
+        <w:t xml:space="preserve">Lugar_Y </w:t>
       </w:r>
     </w:p>
     <w:p>
@@ -927,167 +1017,79 @@
         <w:pStyle w:val="Cuerpodetexto"/>
         <w:numPr>
           <w:ilvl w:val="0"/>
-          <w:numId w:val="9"/>
+          <w:numId w:val="8"/>
         </w:numPr>
         <w:tabs>
           <w:tab w:val="clear" w:pos="709"/>
-          <w:tab w:val="left" w:pos="709" w:leader="none"/>
-        </w:tabs>
-        <w:bidi w:val="0"/>
-        <w:ind w:left="709" w:hanging="283"/>
-        <w:jc w:val="left"/>
-        <w:rPr/>
-      </w:pPr>
-      <w:r>
-        <w:rPr/>
-        <w:t>SDK para Python/JavaScript para integración fácil</w:t>
-      </w:r>
-    </w:p>
-    <w:p>
-      <w:pPr>
-        <w:pStyle w:val="Cuerpodetexto"/>
-        <w:numPr>
-          <w:ilvl w:val="0"/>
-          <w:numId w:val="9"/>
-        </w:numPr>
-        <w:tabs>
-          <w:tab w:val="clear" w:pos="709"/>
-          <w:tab w:val="left" w:pos="709" w:leader="none"/>
-        </w:tabs>
-        <w:bidi w:val="0"/>
-        <w:ind w:left="709" w:hanging="283"/>
-        <w:jc w:val="left"/>
-        <w:rPr/>
-      </w:pPr>
-      <w:r>
-        <w:rPr>
-          <w:rStyle w:val="Destacado"/>
-        </w:rPr>
-        <w:t>Entregable:</w:t>
-      </w:r>
-      <w:r>
-        <w:rPr/>
-        <w:t xml:space="preserve"> API lista para integración con modelos externos</w:t>
-      </w:r>
-    </w:p>
-    <w:p>
-      <w:pPr>
-        <w:pStyle w:val="Cuerpodetexto"/>
-        <w:bidi w:val="0"/>
-        <w:spacing w:lineRule="auto" w:line="276" w:before="0" w:after="140"/>
-        <w:jc w:val="left"/>
+          <w:tab w:val="left" w:pos="0" w:leader="none"/>
+        </w:tabs>
+        <w:ind w:left="709" w:hanging="283"/>
+        <w:rPr/>
+      </w:pPr>
+      <w:r>
+        <w:rPr/>
+        <w:t xml:space="preserve">Mapping cifrado local </w:t>
+      </w:r>
+    </w:p>
+    <w:p>
+      <w:pPr>
+        <w:pStyle w:val="Cuerpodetexto"/>
         <w:rPr/>
       </w:pPr>
       <w:r>
         <w:rPr>
           <w:rStyle w:val="Destaquemayor"/>
         </w:rPr>
-        <w:t>Mes 10: Adaptadores para Modelos Populares</w:t>
-      </w:r>
-    </w:p>
-    <w:p>
-      <w:pPr>
-        <w:pStyle w:val="Cuerpodetexto"/>
-        <w:numPr>
-          <w:ilvl w:val="0"/>
-          <w:numId w:val="10"/>
-        </w:numPr>
-        <w:tabs>
-          <w:tab w:val="clear" w:pos="709"/>
-          <w:tab w:val="left" w:pos="709" w:leader="none"/>
-        </w:tabs>
-        <w:bidi w:val="0"/>
-        <w:ind w:left="709" w:hanging="283"/>
-        <w:jc w:val="left"/>
-        <w:rPr/>
-      </w:pPr>
-      <w:r>
-        <w:rPr/>
-        <w:t>Integración con Ollama API (modelos locales)</w:t>
-      </w:r>
-    </w:p>
-    <w:p>
-      <w:pPr>
-        <w:pStyle w:val="Cuerpodetexto"/>
-        <w:numPr>
-          <w:ilvl w:val="0"/>
-          <w:numId w:val="10"/>
-        </w:numPr>
-        <w:tabs>
-          <w:tab w:val="clear" w:pos="709"/>
-          <w:tab w:val="left" w:pos="709" w:leader="none"/>
-        </w:tabs>
-        <w:bidi w:val="0"/>
-        <w:ind w:left="709" w:hanging="283"/>
-        <w:jc w:val="left"/>
-        <w:rPr/>
-      </w:pPr>
-      <w:r>
-        <w:rPr/>
-        <w:t>Integración con OpenAI/Anthropic (cloud)</w:t>
-      </w:r>
-    </w:p>
-    <w:p>
-      <w:pPr>
-        <w:pStyle w:val="Cuerpodetexto"/>
-        <w:numPr>
-          <w:ilvl w:val="0"/>
-          <w:numId w:val="10"/>
-        </w:numPr>
-        <w:tabs>
-          <w:tab w:val="clear" w:pos="709"/>
-          <w:tab w:val="left" w:pos="709" w:leader="none"/>
-        </w:tabs>
-        <w:bidi w:val="0"/>
-        <w:ind w:left="709" w:hanging="283"/>
-        <w:jc w:val="left"/>
-        <w:rPr/>
-      </w:pPr>
-      <w:r>
-        <w:rPr/>
-        <w:t>Plugin para LangChain/LLamaIndex</w:t>
-      </w:r>
-    </w:p>
-    <w:p>
-      <w:pPr>
-        <w:pStyle w:val="Cuerpodetexto"/>
-        <w:numPr>
-          <w:ilvl w:val="0"/>
-          <w:numId w:val="10"/>
-        </w:numPr>
-        <w:tabs>
-          <w:tab w:val="clear" w:pos="709"/>
-          <w:tab w:val="left" w:pos="709" w:leader="none"/>
-        </w:tabs>
-        <w:bidi w:val="0"/>
-        <w:ind w:left="709" w:hanging="283"/>
-        <w:jc w:val="left"/>
-        <w:rPr/>
-      </w:pPr>
-      <w:r>
-        <w:rPr>
-          <w:rStyle w:val="Destacado"/>
-        </w:rPr>
-        <w:t>Entregable:</w:t>
-      </w:r>
-      <w:r>
-        <w:rPr/>
-        <w:t xml:space="preserve"> Ejemplos funcionales con 3+ modelos diferentes</w:t>
-      </w:r>
-    </w:p>
-    <w:p>
-      <w:pPr>
-        <w:pStyle w:val="Cuerpodetexto"/>
-        <w:bidi w:val="0"/>
-        <w:spacing w:lineRule="auto" w:line="276" w:before="0" w:after="140"/>
-        <w:jc w:val="left"/>
+        <w:t>Condición de fallo (explícita)</w:t>
+      </w:r>
+    </w:p>
+    <w:p>
+      <w:pPr>
+        <w:sectPr>
+          <w:type w:val="continuous"/>
+          <w:pgSz w:w="11906" w:h="16838"/>
+          <w:pgMar w:left="1134" w:right="1134" w:gutter="0" w:header="0" w:top="1134" w:footer="0" w:bottom="1134"/>
+          <w:pgNumType w:fmt="decimal"/>
+          <w:formProt w:val="false"/>
+          <w:textDirection w:val="lrTb"/>
+          <w:docGrid w:type="default" w:linePitch="600" w:charSpace="32768"/>
+        </w:sectPr>
+      </w:pPr>
+    </w:p>
+    <w:p>
+      <w:pPr>
+        <w:pStyle w:val="Textopreformateado"/>
+        <w:rPr/>
+      </w:pPr>
+      <w:bookmarkStart w:id="3" w:name="code-block-viewer_Copy_3"/>
+      <w:bookmarkEnd w:id="3"/>
+      <w:r>
+        <w:rPr/>
+        <w:t>Re-identification_rate &gt; 0.1%</w:t>
+      </w:r>
+    </w:p>
+    <w:p>
+      <w:pPr>
+        <w:sectPr>
+          <w:type w:val="continuous"/>
+          <w:pgSz w:w="11906" w:h="16838"/>
+          <w:pgMar w:left="1134" w:right="1134" w:gutter="0" w:header="0" w:top="1134" w:footer="0" w:bottom="1134"/>
+          <w:formProt w:val="false"/>
+          <w:textDirection w:val="lrTb"/>
+          <w:docGrid w:type="default" w:linePitch="600" w:charSpace="32768"/>
+        </w:sectPr>
+      </w:pPr>
+    </w:p>
+    <w:p>
+      <w:pPr>
+        <w:pStyle w:val="Cuerpodetexto"/>
         <w:rPr/>
       </w:pPr>
       <w:r>
         <w:rPr>
           <w:rStyle w:val="Destaquemayor"/>
         </w:rPr>
-        <w:t>Mes 11: Dashboard de Administración</w:t>
+        <w:t>Entregable</w:t>
       </w:r>
     </w:p>
     <w:p>
@@ -1095,180 +1097,32 @@
         <w:pStyle w:val="Cuerpodetexto"/>
         <w:numPr>
           <w:ilvl w:val="0"/>
-          <w:numId w:val="11"/>
+          <w:numId w:val="9"/>
         </w:numPr>
         <w:tabs>
           <w:tab w:val="clear" w:pos="709"/>
-          <w:tab w:val="left" w:pos="709" w:leader="none"/>
-        </w:tabs>
-        <w:bidi w:val="0"/>
-        <w:ind w:left="709" w:hanging="283"/>
-        <w:jc w:val="left"/>
-        <w:rPr/>
-      </w:pPr>
-      <w:r>
-        <w:rPr/>
-        <w:t>Visualización de transformaciones (antes/después anonimización)</w:t>
-      </w:r>
-    </w:p>
-    <w:p>
-      <w:pPr>
-        <w:pStyle w:val="Cuerpodetexto"/>
-        <w:numPr>
-          <w:ilvl w:val="0"/>
-          <w:numId w:val="11"/>
-        </w:numPr>
-        <w:tabs>
-          <w:tab w:val="clear" w:pos="709"/>
-          <w:tab w:val="left" w:pos="709" w:leader="none"/>
-        </w:tabs>
-        <w:bidi w:val="0"/>
-        <w:ind w:left="709" w:hanging="283"/>
-        <w:jc w:val="left"/>
-        <w:rPr/>
-      </w:pPr>
-      <w:r>
-        <w:rPr/>
-        <w:t>Monitor de auditoría y cumplimiento</w:t>
-      </w:r>
-    </w:p>
-    <w:p>
-      <w:pPr>
-        <w:pStyle w:val="Cuerpodetexto"/>
-        <w:numPr>
-          <w:ilvl w:val="0"/>
-          <w:numId w:val="11"/>
-        </w:numPr>
-        <w:tabs>
-          <w:tab w:val="clear" w:pos="709"/>
-          <w:tab w:val="left" w:pos="709" w:leader="none"/>
-        </w:tabs>
-        <w:bidi w:val="0"/>
-        <w:ind w:left="709" w:hanging="283"/>
-        <w:jc w:val="left"/>
-        <w:rPr/>
-      </w:pPr>
-      <w:r>
-        <w:rPr>
-          <w:rStyle w:val="Destacado"/>
-        </w:rPr>
-        <w:t>Entregable:</w:t>
-      </w:r>
-      <w:r>
-        <w:rPr/>
-        <w:t xml:space="preserve"> Interfaz web para gestión y monitoreo</w:t>
-      </w:r>
-    </w:p>
-    <w:p>
-      <w:pPr>
-        <w:pStyle w:val="Cuerpodetexto"/>
-        <w:bidi w:val="0"/>
-        <w:spacing w:lineRule="auto" w:line="276" w:before="0" w:after="140"/>
-        <w:jc w:val="left"/>
-        <w:rPr/>
-      </w:pPr>
-      <w:r>
-        <w:rPr>
-          <w:rStyle w:val="Destaquemayor"/>
-        </w:rPr>
-        <w:t>Mes 12: Pilot con Sector Regulado</w:t>
-      </w:r>
-    </w:p>
-    <w:p>
-      <w:pPr>
-        <w:pStyle w:val="Cuerpodetexto"/>
-        <w:numPr>
-          <w:ilvl w:val="0"/>
-          <w:numId w:val="12"/>
-        </w:numPr>
-        <w:tabs>
-          <w:tab w:val="clear" w:pos="709"/>
-          <w:tab w:val="left" w:pos="709" w:leader="none"/>
-        </w:tabs>
-        <w:bidi w:val="0"/>
-        <w:ind w:left="709" w:hanging="283"/>
-        <w:jc w:val="left"/>
-        <w:rPr/>
-      </w:pPr>
-      <w:r>
-        <w:rPr/>
-        <w:t>Adaptación para caso de uso médico (datos HIPAA-like)</w:t>
-      </w:r>
-    </w:p>
-    <w:p>
-      <w:pPr>
-        <w:pStyle w:val="Cuerpodetexto"/>
-        <w:numPr>
-          <w:ilvl w:val="0"/>
-          <w:numId w:val="12"/>
-        </w:numPr>
-        <w:tabs>
-          <w:tab w:val="clear" w:pos="709"/>
-          <w:tab w:val="left" w:pos="709" w:leader="none"/>
-        </w:tabs>
-        <w:bidi w:val="0"/>
-        <w:ind w:left="709" w:hanging="283"/>
-        <w:jc w:val="left"/>
-        <w:rPr/>
-      </w:pPr>
-      <w:r>
-        <w:rPr/>
-        <w:t>Implementación específica para bufete legal</w:t>
-      </w:r>
-    </w:p>
-    <w:p>
-      <w:pPr>
-        <w:pStyle w:val="Cuerpodetexto"/>
-        <w:numPr>
-          <w:ilvl w:val="0"/>
-          <w:numId w:val="12"/>
-        </w:numPr>
-        <w:tabs>
-          <w:tab w:val="clear" w:pos="709"/>
-          <w:tab w:val="left" w:pos="709" w:leader="none"/>
-        </w:tabs>
-        <w:bidi w:val="0"/>
-        <w:ind w:left="709" w:hanging="283"/>
-        <w:jc w:val="left"/>
-        <w:rPr/>
-      </w:pPr>
-      <w:r>
-        <w:rPr>
-          <w:rStyle w:val="Destacado"/>
-        </w:rPr>
-        <w:t>Entregable:</w:t>
-      </w:r>
-      <w:r>
-        <w:rPr/>
-        <w:t xml:space="preserve"> 2 pilotos demostrativos funcionales</w:t>
+          <w:tab w:val="left" w:pos="0" w:leader="none"/>
+        </w:tabs>
+        <w:ind w:left="709" w:hanging="283"/>
+        <w:rPr/>
+      </w:pPr>
+      <w:r>
+        <w:rPr/>
+        <w:t xml:space="preserve">Transformación PII → identificadores anónimos </w:t>
       </w:r>
     </w:p>
     <w:p>
       <w:pPr>
         <w:pStyle w:val="Lneahorizontal"/>
-        <w:suppressLineNumbers/>
-        <w:pBdr>
-          <w:bottom w:val="double" w:sz="2" w:space="0" w:color="808080"/>
-        </w:pBdr>
-        <w:bidi w:val="0"/>
-        <w:spacing w:before="0" w:after="283"/>
-        <w:jc w:val="left"/>
-        <w:rPr/>
-      </w:pPr>
-      <w:r>
-        <w:rPr/>
-      </w:r>
-    </w:p>
-    <w:p>
-      <w:pPr>
-        <w:pStyle w:val="Ttulo2"/>
-        <w:numPr>
-          <w:ilvl w:val="0"/>
-          <w:numId w:val="0"/>
-        </w:numPr>
-        <w:bidi w:val="0"/>
-        <w:spacing w:before="200" w:after="120"/>
-        <w:jc w:val="left"/>
+        <w:rPr/>
+      </w:pPr>
+      <w:r>
+        <w:rPr/>
+      </w:r>
+    </w:p>
+    <w:p>
+      <w:pPr>
+        <w:pStyle w:val="Ttulo3"/>
         <w:rPr/>
       </w:pPr>
       <w:r>
@@ -1276,19 +1130,152 @@
           <w:rStyle w:val="Destaquemayor"/>
           <w:b/>
         </w:rPr>
-        <w:t>Equipo y Recursos</w:t>
+        <w:t>Mes 6 — Compresión semántica</w:t>
+      </w:r>
+    </w:p>
+    <w:p>
+      <w:pPr>
+        <w:pStyle w:val="Cuerpodetexto"/>
+        <w:rPr/>
+      </w:pPr>
+      <w:r>
+        <w:rPr>
+          <w:rStyle w:val="Destaquemayor"/>
+        </w:rPr>
+        <w:t>Componentes</w:t>
+      </w:r>
+    </w:p>
+    <w:p>
+      <w:pPr>
+        <w:pStyle w:val="Cuerpodetexto"/>
+        <w:numPr>
+          <w:ilvl w:val="0"/>
+          <w:numId w:val="10"/>
+        </w:numPr>
+        <w:tabs>
+          <w:tab w:val="clear" w:pos="709"/>
+          <w:tab w:val="left" w:pos="0" w:leader="none"/>
+        </w:tabs>
+        <w:spacing w:before="0" w:after="0"/>
+        <w:ind w:left="709" w:hanging="283"/>
+        <w:rPr/>
+      </w:pPr>
+      <w:r>
+        <w:rPr/>
+        <w:t xml:space="preserve">Resumen automático con preservación contextual </w:t>
+      </w:r>
+    </w:p>
+    <w:p>
+      <w:pPr>
+        <w:pStyle w:val="Cuerpodetexto"/>
+        <w:numPr>
+          <w:ilvl w:val="0"/>
+          <w:numId w:val="10"/>
+        </w:numPr>
+        <w:tabs>
+          <w:tab w:val="clear" w:pos="709"/>
+          <w:tab w:val="left" w:pos="0" w:leader="none"/>
+        </w:tabs>
+        <w:ind w:left="709" w:hanging="283"/>
+        <w:rPr/>
+      </w:pPr>
+      <w:r>
+        <w:rPr/>
+        <w:t xml:space="preserve">Estructura jerárquica de etiquetas </w:t>
+      </w:r>
+    </w:p>
+    <w:p>
+      <w:pPr>
+        <w:pStyle w:val="Cuerpodetexto"/>
+        <w:rPr/>
+      </w:pPr>
+      <w:r>
+        <w:rPr>
+          <w:rStyle w:val="Destaquemayor"/>
+        </w:rPr>
+        <w:t>Condición de éxito</w:t>
+      </w:r>
+    </w:p>
+    <w:p>
+      <w:pPr>
+        <w:sectPr>
+          <w:type w:val="continuous"/>
+          <w:pgSz w:w="11906" w:h="16838"/>
+          <w:pgMar w:left="1134" w:right="1134" w:gutter="0" w:header="0" w:top="1134" w:footer="0" w:bottom="1134"/>
+          <w:pgNumType w:fmt="decimal"/>
+          <w:formProt w:val="false"/>
+          <w:textDirection w:val="lrTb"/>
+          <w:docGrid w:type="default" w:linePitch="600" w:charSpace="32768"/>
+        </w:sectPr>
+      </w:pPr>
+    </w:p>
+    <w:p>
+      <w:pPr>
+        <w:pStyle w:val="Textopreformateado"/>
+        <w:rPr/>
+      </w:pPr>
+      <w:bookmarkStart w:id="4" w:name="code-block-viewer_Copy_4"/>
+      <w:bookmarkEnd w:id="4"/>
+      <w:r>
+        <w:rPr/>
+        <w:t>Utility_loss &lt; 20%</w:t>
+      </w:r>
+    </w:p>
+    <w:p>
+      <w:pPr>
+        <w:sectPr>
+          <w:type w:val="continuous"/>
+          <w:pgSz w:w="11906" w:h="16838"/>
+          <w:pgMar w:left="1134" w:right="1134" w:gutter="0" w:header="0" w:top="1134" w:footer="0" w:bottom="1134"/>
+          <w:formProt w:val="false"/>
+          <w:textDirection w:val="lrTb"/>
+          <w:docGrid w:type="default" w:linePitch="600" w:charSpace="32768"/>
+        </w:sectPr>
+      </w:pPr>
+    </w:p>
+    <w:p>
+      <w:pPr>
+        <w:pStyle w:val="Cuerpodetexto"/>
+        <w:rPr/>
+      </w:pPr>
+      <w:r>
+        <w:rPr>
+          <w:rStyle w:val="Destaquemayor"/>
+        </w:rPr>
+        <w:t>Entregable</w:t>
+      </w:r>
+    </w:p>
+    <w:p>
+      <w:pPr>
+        <w:pStyle w:val="Cuerpodetexto"/>
+        <w:numPr>
+          <w:ilvl w:val="0"/>
+          <w:numId w:val="11"/>
+        </w:numPr>
+        <w:tabs>
+          <w:tab w:val="clear" w:pos="709"/>
+          <w:tab w:val="left" w:pos="0" w:leader="none"/>
+        </w:tabs>
+        <w:ind w:left="709" w:hanging="283"/>
+        <w:rPr/>
+      </w:pPr>
+      <w:r>
+        <w:rPr/>
+        <w:t xml:space="preserve">Reducción de contexto sin degradación crítica </w:t>
+      </w:r>
+    </w:p>
+    <w:p>
+      <w:pPr>
+        <w:pStyle w:val="Lneahorizontal"/>
+        <w:rPr/>
+      </w:pPr>
+      <w:r>
+        <w:rPr/>
       </w:r>
     </w:p>
     <w:p>
       <w:pPr>
         <w:pStyle w:val="Ttulo3"/>
-        <w:numPr>
-          <w:ilvl w:val="0"/>
-          <w:numId w:val="0"/>
-        </w:numPr>
-        <w:bidi w:val="0"/>
-        <w:spacing w:before="140" w:after="120"/>
-        <w:jc w:val="left"/>
         <w:rPr/>
       </w:pPr>
       <w:r>
@@ -1296,34 +1283,19 @@
           <w:rStyle w:val="Destaquemayor"/>
           <w:b/>
         </w:rPr>
-        <w:t>Equipo (3 personas):</w:t>
-      </w:r>
-    </w:p>
-    <w:p>
-      <w:pPr>
-        <w:pStyle w:val="Cuerpodetexto"/>
-        <w:numPr>
-          <w:ilvl w:val="0"/>
-          <w:numId w:val="13"/>
-        </w:numPr>
-        <w:tabs>
-          <w:tab w:val="clear" w:pos="709"/>
-          <w:tab w:val="left" w:pos="709" w:leader="none"/>
-        </w:tabs>
-        <w:bidi w:val="0"/>
-        <w:ind w:left="709" w:hanging="283"/>
-        <w:jc w:val="left"/>
+        <w:t>Mes 7 — Segmentación temporal y espacial</w:t>
+      </w:r>
+    </w:p>
+    <w:p>
+      <w:pPr>
+        <w:pStyle w:val="Cuerpodetexto"/>
         <w:rPr/>
       </w:pPr>
       <w:r>
         <w:rPr>
           <w:rStyle w:val="Destaquemayor"/>
         </w:rPr>
-        <w:t>Fundador/Arquitecto</w:t>
-      </w:r>
-      <w:r>
-        <w:rPr/>
-        <w:t xml:space="preserve"> (100%): €33.600 anuales</w:t>
+        <w:t>Componentes</w:t>
       </w:r>
     </w:p>
     <w:p>
@@ -1331,65 +1303,172 @@
         <w:pStyle w:val="Cuerpodetexto"/>
         <w:numPr>
           <w:ilvl w:val="0"/>
-          <w:numId w:val="13"/>
+          <w:numId w:val="12"/>
         </w:numPr>
         <w:tabs>
           <w:tab w:val="clear" w:pos="709"/>
-          <w:tab w:val="left" w:pos="709" w:leader="none"/>
-        </w:tabs>
-        <w:bidi w:val="0"/>
-        <w:ind w:left="709" w:hanging="283"/>
-        <w:jc w:val="left"/>
+          <w:tab w:val="left" w:pos="0" w:leader="none"/>
+        </w:tabs>
+        <w:spacing w:before="0" w:after="0"/>
+        <w:ind w:left="709" w:hanging="283"/>
+        <w:rPr/>
+      </w:pPr>
+      <w:r>
+        <w:rPr/>
+        <w:t xml:space="preserve">Normalización temporal: </w:t>
+      </w:r>
+    </w:p>
+    <w:p>
+      <w:pPr>
+        <w:pStyle w:val="Cuerpodetexto"/>
+        <w:numPr>
+          <w:ilvl w:val="1"/>
+          <w:numId w:val="12"/>
+        </w:numPr>
+        <w:tabs>
+          <w:tab w:val="clear" w:pos="709"/>
+          <w:tab w:val="left" w:pos="0" w:leader="none"/>
+        </w:tabs>
+        <w:spacing w:before="0" w:after="0"/>
+        <w:ind w:left="1418" w:hanging="283"/>
+        <w:rPr/>
+      </w:pPr>
+      <w:r>
+        <w:rPr/>
+        <w:t xml:space="preserve">fechas → relativas </w:t>
+      </w:r>
+    </w:p>
+    <w:p>
+      <w:pPr>
+        <w:pStyle w:val="Cuerpodetexto"/>
+        <w:numPr>
+          <w:ilvl w:val="0"/>
+          <w:numId w:val="12"/>
+        </w:numPr>
+        <w:tabs>
+          <w:tab w:val="clear" w:pos="709"/>
+          <w:tab w:val="left" w:pos="0" w:leader="none"/>
+        </w:tabs>
+        <w:spacing w:before="0" w:after="0"/>
+        <w:ind w:left="709" w:hanging="283"/>
+        <w:rPr/>
+      </w:pPr>
+      <w:r>
+        <w:rPr/>
+        <w:t xml:space="preserve">Generalización espacial: </w:t>
+      </w:r>
+    </w:p>
+    <w:p>
+      <w:pPr>
+        <w:pStyle w:val="Cuerpodetexto"/>
+        <w:numPr>
+          <w:ilvl w:val="1"/>
+          <w:numId w:val="12"/>
+        </w:numPr>
+        <w:tabs>
+          <w:tab w:val="clear" w:pos="709"/>
+          <w:tab w:val="left" w:pos="0" w:leader="none"/>
+        </w:tabs>
+        <w:ind w:left="1418" w:hanging="283"/>
+        <w:rPr/>
+      </w:pPr>
+      <w:r>
+        <w:rPr/>
+        <w:t xml:space="preserve">coordenadas → regiones </w:t>
+      </w:r>
+    </w:p>
+    <w:p>
+      <w:pPr>
+        <w:pStyle w:val="Cuerpodetexto"/>
         <w:rPr/>
       </w:pPr>
       <w:r>
         <w:rPr>
           <w:rStyle w:val="Destaquemayor"/>
         </w:rPr>
-        <w:t>Ingeniero Rust/Systems</w:t>
-      </w:r>
-      <w:r>
-        <w:rPr/>
-        <w:t xml:space="preserve"> (100%): €65.000 anuales</w:t>
-      </w:r>
-    </w:p>
-    <w:p>
-      <w:pPr>
-        <w:pStyle w:val="Cuerpodetexto"/>
-        <w:numPr>
-          <w:ilvl w:val="0"/>
-          <w:numId w:val="13"/>
-        </w:numPr>
-        <w:tabs>
-          <w:tab w:val="clear" w:pos="709"/>
-          <w:tab w:val="left" w:pos="709" w:leader="none"/>
-        </w:tabs>
-        <w:bidi w:val="0"/>
-        <w:ind w:left="709" w:hanging="283"/>
-        <w:jc w:val="left"/>
+        <w:t>Condición de éxito</w:t>
+      </w:r>
+    </w:p>
+    <w:p>
+      <w:pPr>
+        <w:sectPr>
+          <w:type w:val="continuous"/>
+          <w:pgSz w:w="11906" w:h="16838"/>
+          <w:pgMar w:left="1134" w:right="1134" w:gutter="0" w:header="0" w:top="1134" w:footer="0" w:bottom="1134"/>
+          <w:pgNumType w:fmt="decimal"/>
+          <w:formProt w:val="false"/>
+          <w:textDirection w:val="lrTb"/>
+          <w:docGrid w:type="default" w:linePitch="600" w:charSpace="32768"/>
+        </w:sectPr>
+      </w:pPr>
+    </w:p>
+    <w:p>
+      <w:pPr>
+        <w:pStyle w:val="Textopreformateado"/>
+        <w:rPr/>
+      </w:pPr>
+      <w:bookmarkStart w:id="5" w:name="code-block-viewer_Copy_5"/>
+      <w:bookmarkEnd w:id="5"/>
+      <w:r>
+        <w:rPr/>
+        <w:t>Linkability_reduction ≥ threshold</w:t>
+      </w:r>
+    </w:p>
+    <w:p>
+      <w:pPr>
+        <w:sectPr>
+          <w:type w:val="continuous"/>
+          <w:pgSz w:w="11906" w:h="16838"/>
+          <w:pgMar w:left="1134" w:right="1134" w:gutter="0" w:header="0" w:top="1134" w:footer="0" w:bottom="1134"/>
+          <w:formProt w:val="false"/>
+          <w:textDirection w:val="lrTb"/>
+          <w:docGrid w:type="default" w:linePitch="600" w:charSpace="32768"/>
+        </w:sectPr>
+      </w:pPr>
+    </w:p>
+    <w:p>
+      <w:pPr>
+        <w:pStyle w:val="Cuerpodetexto"/>
         <w:rPr/>
       </w:pPr>
       <w:r>
         <w:rPr>
           <w:rStyle w:val="Destaquemayor"/>
         </w:rPr>
-        <w:t>Ingeniero ML/IA</w:t>
-      </w:r>
-      <w:r>
-        <w:rPr/>
-        <w:t xml:space="preserve"> (75%): €48.750 anuales</w:t>
+        <w:t>Entregable</w:t>
+      </w:r>
+    </w:p>
+    <w:p>
+      <w:pPr>
+        <w:pStyle w:val="Cuerpodetexto"/>
+        <w:numPr>
+          <w:ilvl w:val="0"/>
+          <w:numId w:val="13"/>
+        </w:numPr>
+        <w:tabs>
+          <w:tab w:val="clear" w:pos="709"/>
+          <w:tab w:val="left" w:pos="0" w:leader="none"/>
+        </w:tabs>
+        <w:ind w:left="709" w:hanging="283"/>
+        <w:rPr/>
+      </w:pPr>
+      <w:r>
+        <w:rPr/>
+        <w:t xml:space="preserve">Contexto no identificable pero útil </w:t>
+      </w:r>
+    </w:p>
+    <w:p>
+      <w:pPr>
+        <w:pStyle w:val="Lneahorizontal"/>
+        <w:rPr/>
+      </w:pPr>
+      <w:r>
+        <w:rPr/>
       </w:r>
     </w:p>
     <w:p>
       <w:pPr>
         <w:pStyle w:val="Ttulo3"/>
-        <w:numPr>
-          <w:ilvl w:val="0"/>
-          <w:numId w:val="0"/>
-        </w:numPr>
-        <w:bidi w:val="0"/>
-        <w:spacing w:before="140" w:after="120"/>
-        <w:jc w:val="left"/>
         <w:rPr/>
       </w:pPr>
       <w:r>
@@ -1397,7 +1476,19 @@
           <w:rStyle w:val="Destaquemayor"/>
           <w:b/>
         </w:rPr>
-        <w:t>Consultores Part-time:</w:t>
+        <w:t>Mes 8 — Integración y testing</w:t>
+      </w:r>
+    </w:p>
+    <w:p>
+      <w:pPr>
+        <w:pStyle w:val="Cuerpodetexto"/>
+        <w:rPr/>
+      </w:pPr>
+      <w:r>
+        <w:rPr>
+          <w:rStyle w:val="Destaquemayor"/>
+        </w:rPr>
+        <w:t>Componentes</w:t>
       </w:r>
     </w:p>
     <w:p>
@@ -1409,16 +1500,15 @@
         </w:numPr>
         <w:tabs>
           <w:tab w:val="clear" w:pos="709"/>
-          <w:tab w:val="left" w:pos="709" w:leader="none"/>
-        </w:tabs>
-        <w:bidi w:val="0"/>
-        <w:ind w:left="709" w:hanging="283"/>
-        <w:jc w:val="left"/>
-        <w:rPr/>
-      </w:pPr>
-      <w:r>
-        <w:rPr/>
-        <w:t>Especialista en PET (10%): Auditoría de anonimización</w:t>
+          <w:tab w:val="left" w:pos="0" w:leader="none"/>
+        </w:tabs>
+        <w:spacing w:before="0" w:after="0"/>
+        <w:ind w:left="709" w:hanging="283"/>
+        <w:rPr/>
+      </w:pPr>
+      <w:r>
+        <w:rPr/>
+        <w:t xml:space="preserve">Pipeline completo unificado </w:t>
       </w:r>
     </w:p>
     <w:p>
@@ -1430,28 +1520,159 @@
         </w:numPr>
         <w:tabs>
           <w:tab w:val="clear" w:pos="709"/>
-          <w:tab w:val="left" w:pos="709" w:leader="none"/>
-        </w:tabs>
-        <w:bidi w:val="0"/>
-        <w:ind w:left="709" w:hanging="283"/>
-        <w:jc w:val="left"/>
-        <w:rPr/>
-      </w:pPr>
-      <w:r>
-        <w:rPr/>
-        <w:t>Abogado GDPR (5%): Compliance documentación</w:t>
+          <w:tab w:val="left" w:pos="0" w:leader="none"/>
+        </w:tabs>
+        <w:spacing w:before="0" w:after="0"/>
+        <w:ind w:left="709" w:hanging="283"/>
+        <w:rPr/>
+      </w:pPr>
+      <w:r>
+        <w:rPr/>
+        <w:t xml:space="preserve">Validación con datasets reales: </w:t>
+      </w:r>
+    </w:p>
+    <w:p>
+      <w:pPr>
+        <w:pStyle w:val="Cuerpodetexto"/>
+        <w:numPr>
+          <w:ilvl w:val="1"/>
+          <w:numId w:val="14"/>
+        </w:numPr>
+        <w:tabs>
+          <w:tab w:val="clear" w:pos="709"/>
+          <w:tab w:val="left" w:pos="0" w:leader="none"/>
+        </w:tabs>
+        <w:spacing w:before="0" w:after="0"/>
+        <w:ind w:left="1418" w:hanging="283"/>
+        <w:rPr/>
+      </w:pPr>
+      <w:r>
+        <w:rPr/>
+        <w:t xml:space="preserve">Enron </w:t>
+      </w:r>
+    </w:p>
+    <w:p>
+      <w:pPr>
+        <w:pStyle w:val="Cuerpodetexto"/>
+        <w:numPr>
+          <w:ilvl w:val="1"/>
+          <w:numId w:val="14"/>
+        </w:numPr>
+        <w:tabs>
+          <w:tab w:val="clear" w:pos="709"/>
+          <w:tab w:val="left" w:pos="0" w:leader="none"/>
+        </w:tabs>
+        <w:ind w:left="1418" w:hanging="283"/>
+        <w:rPr/>
+      </w:pPr>
+      <w:r>
+        <w:rPr/>
+        <w:t xml:space="preserve">PubMed </w:t>
+      </w:r>
+    </w:p>
+    <w:p>
+      <w:pPr>
+        <w:pStyle w:val="Cuerpodetexto"/>
+        <w:rPr/>
+      </w:pPr>
+      <w:r>
+        <w:rPr>
+          <w:rStyle w:val="Destaquemayor"/>
+        </w:rPr>
+        <w:t>Condición de éxito</w:t>
+      </w:r>
+    </w:p>
+    <w:p>
+      <w:pPr>
+        <w:sectPr>
+          <w:type w:val="continuous"/>
+          <w:pgSz w:w="11906" w:h="16838"/>
+          <w:pgMar w:left="1134" w:right="1134" w:gutter="0" w:header="0" w:top="1134" w:footer="0" w:bottom="1134"/>
+          <w:pgNumType w:fmt="decimal"/>
+          <w:formProt w:val="false"/>
+          <w:textDirection w:val="lrTb"/>
+          <w:docGrid w:type="default" w:linePitch="600" w:charSpace="32768"/>
+        </w:sectPr>
+      </w:pPr>
+    </w:p>
+    <w:p>
+      <w:pPr>
+        <w:pStyle w:val="Textopreformateado"/>
+        <w:rPr/>
+      </w:pPr>
+      <w:bookmarkStart w:id="6" w:name="code-block-viewer_Copy_6"/>
+      <w:bookmarkEnd w:id="6"/>
+      <w:r>
+        <w:rPr/>
+        <w:t>Privacy_metrics pass</w:t>
+      </w:r>
+    </w:p>
+    <w:p>
+      <w:pPr>
+        <w:pStyle w:val="Textopreformateado"/>
+        <w:rPr/>
+      </w:pPr>
+      <w:r>
+        <w:rPr/>
+        <w:t>AND</w:t>
+      </w:r>
+    </w:p>
+    <w:p>
+      <w:pPr>
+        <w:pStyle w:val="Textopreformateado"/>
+        <w:rPr/>
+      </w:pPr>
+      <w:r>
+        <w:rPr/>
+        <w:t>Utility_metrics pass</w:t>
+      </w:r>
+    </w:p>
+    <w:p>
+      <w:pPr>
+        <w:sectPr>
+          <w:type w:val="continuous"/>
+          <w:pgSz w:w="11906" w:h="16838"/>
+          <w:pgMar w:left="1134" w:right="1134" w:gutter="0" w:header="0" w:top="1134" w:footer="0" w:bottom="1134"/>
+          <w:formProt w:val="false"/>
+          <w:textDirection w:val="lrTb"/>
+          <w:docGrid w:type="default" w:linePitch="600" w:charSpace="32768"/>
+        </w:sectPr>
+      </w:pPr>
+    </w:p>
+    <w:p>
+      <w:pPr>
+        <w:pStyle w:val="Cuerpodetexto"/>
+        <w:rPr/>
+      </w:pPr>
+      <w:r>
+        <w:rPr>
+          <w:rStyle w:val="Destaquemayor"/>
+        </w:rPr>
+        <w:t>Entregable</w:t>
+      </w:r>
+    </w:p>
+    <w:p>
+      <w:pPr>
+        <w:pStyle w:val="Cuerpodetexto"/>
+        <w:numPr>
+          <w:ilvl w:val="0"/>
+          <w:numId w:val="15"/>
+        </w:numPr>
+        <w:tabs>
+          <w:tab w:val="clear" w:pos="709"/>
+          <w:tab w:val="left" w:pos="0" w:leader="none"/>
+        </w:tabs>
+        <w:ind w:left="709" w:hanging="283"/>
+        <w:rPr/>
+      </w:pPr>
+      <w:r>
+        <w:rPr/>
+        <w:t xml:space="preserve">Pipeline ZK-Cog validado y auditable </w:t>
       </w:r>
     </w:p>
     <w:p>
       <w:pPr>
         <w:pStyle w:val="Lneahorizontal"/>
-        <w:suppressLineNumbers/>
-        <w:pBdr>
-          <w:bottom w:val="double" w:sz="2" w:space="0" w:color="808080"/>
-        </w:pBdr>
-        <w:bidi w:val="0"/>
-        <w:spacing w:before="0" w:after="283"/>
-        <w:jc w:val="left"/>
         <w:rPr/>
       </w:pPr>
       <w:r>
@@ -1461,13 +1682,6 @@
     <w:p>
       <w:pPr>
         <w:pStyle w:val="Ttulo2"/>
-        <w:numPr>
-          <w:ilvl w:val="0"/>
-          <w:numId w:val="0"/>
-        </w:numPr>
-        <w:bidi w:val="0"/>
-        <w:spacing w:before="200" w:after="120"/>
-        <w:jc w:val="left"/>
         <w:rPr/>
       </w:pPr>
       <w:r>
@@ -1475,553 +1689,37 @@
           <w:rStyle w:val="Destaquemayor"/>
           <w:b/>
         </w:rPr>
-        <w:t>Presupuesto 12 Meses</w:t>
-      </w:r>
-    </w:p>
-    <w:tbl>
-      <w:tblPr>
-        <w:tblW w:w="4877" w:type="dxa"/>
-        <w:jc w:val="left"/>
-        <w:tblInd w:w="0" w:type="dxa"/>
-        <w:tblLayout w:type="fixed"/>
-        <w:tblCellMar>
-          <w:top w:w="28" w:type="dxa"/>
-          <w:left w:w="28" w:type="dxa"/>
-          <w:bottom w:w="28" w:type="dxa"/>
-          <w:right w:w="28" w:type="dxa"/>
-        </w:tblCellMar>
-      </w:tblPr>
-      <w:tblGrid>
-        <w:gridCol w:w="3826"/>
-        <w:gridCol w:w="1051"/>
-      </w:tblGrid>
-      <w:tr>
-        <w:trPr>
-          <w:tblHeader w:val="true"/>
-        </w:trPr>
-        <w:tc>
-          <w:tcPr>
-            <w:tcW w:w="3826" w:type="dxa"/>
-            <w:tcBorders/>
-            <w:vAlign w:val="center"/>
-          </w:tcPr>
-          <w:p>
-            <w:pPr>
-              <w:pStyle w:val="Ttulodelatabla"/>
-              <w:suppressLineNumbers/>
-              <w:bidi w:val="0"/>
-              <w:jc w:val="center"/>
-              <w:rPr/>
-            </w:pPr>
-            <w:r>
-              <w:rPr/>
-              <w:t>Concepto</w:t>
-            </w:r>
-          </w:p>
-        </w:tc>
-        <w:tc>
-          <w:tcPr>
-            <w:tcW w:w="1051" w:type="dxa"/>
-            <w:tcBorders/>
-            <w:vAlign w:val="center"/>
-          </w:tcPr>
-          <w:p>
-            <w:pPr>
-              <w:pStyle w:val="Ttulodelatabla"/>
-              <w:suppressLineNumbers/>
-              <w:bidi w:val="0"/>
-              <w:jc w:val="center"/>
-              <w:rPr/>
-            </w:pPr>
-            <w:r>
-              <w:rPr/>
-              <w:t>Coste</w:t>
-            </w:r>
-          </w:p>
-        </w:tc>
-      </w:tr>
-      <w:tr>
-        <w:trPr/>
-        <w:tc>
-          <w:tcPr>
-            <w:tcW w:w="3826" w:type="dxa"/>
-            <w:tcBorders/>
-            <w:vAlign w:val="center"/>
-          </w:tcPr>
-          <w:p>
-            <w:pPr>
-              <w:pStyle w:val="Contenidodelatabla"/>
-              <w:widowControl w:val="false"/>
-              <w:suppressLineNumbers/>
-              <w:bidi w:val="0"/>
-              <w:jc w:val="left"/>
-              <w:rPr/>
-            </w:pPr>
-            <w:r>
-              <w:rPr>
-                <w:rStyle w:val="Destaquemayor"/>
-              </w:rPr>
-              <w:t>Salarios equipo</w:t>
-            </w:r>
-          </w:p>
-        </w:tc>
-        <w:tc>
-          <w:tcPr>
-            <w:tcW w:w="1051" w:type="dxa"/>
-            <w:tcBorders/>
-            <w:vAlign w:val="center"/>
-          </w:tcPr>
-          <w:p>
-            <w:pPr>
-              <w:pStyle w:val="Contenidodelatabla"/>
-              <w:widowControl w:val="false"/>
-              <w:suppressLineNumbers/>
-              <w:bidi w:val="0"/>
-              <w:jc w:val="left"/>
-              <w:rPr/>
-            </w:pPr>
-            <w:r>
-              <w:rPr/>
-              <w:t>€</w:t>
-            </w:r>
-            <w:r>
-              <w:rPr/>
-              <w:t>147.350</w:t>
-            </w:r>
-          </w:p>
-        </w:tc>
-      </w:tr>
-      <w:tr>
-        <w:trPr/>
-        <w:tc>
-          <w:tcPr>
-            <w:tcW w:w="3826" w:type="dxa"/>
-            <w:tcBorders/>
-            <w:vAlign w:val="center"/>
-          </w:tcPr>
-          <w:p>
-            <w:pPr>
-              <w:pStyle w:val="Contenidodelatabla"/>
-              <w:widowControl w:val="false"/>
-              <w:suppressLineNumbers/>
-              <w:bidi w:val="0"/>
-              <w:jc w:val="left"/>
-              <w:rPr/>
-            </w:pPr>
-            <w:r>
-              <w:rPr/>
-              <w:t>Cargas sociales (30%)</w:t>
-            </w:r>
-          </w:p>
-        </w:tc>
-        <w:tc>
-          <w:tcPr>
-            <w:tcW w:w="1051" w:type="dxa"/>
-            <w:tcBorders/>
-            <w:vAlign w:val="center"/>
-          </w:tcPr>
-          <w:p>
-            <w:pPr>
-              <w:pStyle w:val="Contenidodelatabla"/>
-              <w:widowControl w:val="false"/>
-              <w:suppressLineNumbers/>
-              <w:bidi w:val="0"/>
-              <w:jc w:val="left"/>
-              <w:rPr/>
-            </w:pPr>
-            <w:r>
-              <w:rPr/>
-              <w:t>€</w:t>
-            </w:r>
-            <w:r>
-              <w:rPr/>
-              <w:t>44.205</w:t>
-            </w:r>
-          </w:p>
-        </w:tc>
-      </w:tr>
-      <w:tr>
-        <w:trPr/>
-        <w:tc>
-          <w:tcPr>
-            <w:tcW w:w="3826" w:type="dxa"/>
-            <w:tcBorders/>
-            <w:vAlign w:val="center"/>
-          </w:tcPr>
-          <w:p>
-            <w:pPr>
-              <w:pStyle w:val="Contenidodelatabla"/>
-              <w:widowControl w:val="false"/>
-              <w:suppressLineNumbers/>
-              <w:bidi w:val="0"/>
-              <w:jc w:val="left"/>
-              <w:rPr/>
-            </w:pPr>
-            <w:r>
-              <w:rPr/>
-              <w:t>Infraestructura cloud</w:t>
-            </w:r>
-          </w:p>
-        </w:tc>
-        <w:tc>
-          <w:tcPr>
-            <w:tcW w:w="1051" w:type="dxa"/>
-            <w:tcBorders/>
-            <w:vAlign w:val="center"/>
-          </w:tcPr>
-          <w:p>
-            <w:pPr>
-              <w:pStyle w:val="Contenidodelatabla"/>
-              <w:widowControl w:val="false"/>
-              <w:suppressLineNumbers/>
-              <w:bidi w:val="0"/>
-              <w:jc w:val="left"/>
-              <w:rPr/>
-            </w:pPr>
-            <w:r>
-              <w:rPr/>
-              <w:t>€</w:t>
-            </w:r>
-            <w:r>
-              <w:rPr/>
-              <w:t>15.000</w:t>
-            </w:r>
-          </w:p>
-        </w:tc>
-      </w:tr>
-      <w:tr>
-        <w:trPr/>
-        <w:tc>
-          <w:tcPr>
-            <w:tcW w:w="3826" w:type="dxa"/>
-            <w:tcBorders/>
-            <w:vAlign w:val="center"/>
-          </w:tcPr>
-          <w:p>
-            <w:pPr>
-              <w:pStyle w:val="Contenidodelatabla"/>
-              <w:widowControl w:val="false"/>
-              <w:suppressLineNumbers/>
-              <w:bidi w:val="0"/>
-              <w:jc w:val="left"/>
-              <w:rPr/>
-            </w:pPr>
-            <w:r>
-              <w:rPr/>
-              <w:t>Licencias software/herramientas</w:t>
-            </w:r>
-          </w:p>
-        </w:tc>
-        <w:tc>
-          <w:tcPr>
-            <w:tcW w:w="1051" w:type="dxa"/>
-            <w:tcBorders/>
-            <w:vAlign w:val="center"/>
-          </w:tcPr>
-          <w:p>
-            <w:pPr>
-              <w:pStyle w:val="Contenidodelatabla"/>
-              <w:widowControl w:val="false"/>
-              <w:suppressLineNumbers/>
-              <w:bidi w:val="0"/>
-              <w:jc w:val="left"/>
-              <w:rPr/>
-            </w:pPr>
-            <w:r>
-              <w:rPr/>
-              <w:t>€</w:t>
-            </w:r>
-            <w:r>
-              <w:rPr/>
-              <w:t>10.000</w:t>
-            </w:r>
-          </w:p>
-        </w:tc>
-      </w:tr>
-      <w:tr>
-        <w:trPr/>
-        <w:tc>
-          <w:tcPr>
-            <w:tcW w:w="3826" w:type="dxa"/>
-            <w:tcBorders/>
-            <w:vAlign w:val="center"/>
-          </w:tcPr>
-          <w:p>
-            <w:pPr>
-              <w:pStyle w:val="Contenidodelatabla"/>
-              <w:widowControl w:val="false"/>
-              <w:suppressLineNumbers/>
-              <w:bidi w:val="0"/>
-              <w:jc w:val="left"/>
-              <w:rPr/>
-            </w:pPr>
-            <w:r>
-              <w:rPr/>
-              <w:t>Auditoría externa de seguridad</w:t>
-            </w:r>
-          </w:p>
-        </w:tc>
-        <w:tc>
-          <w:tcPr>
-            <w:tcW w:w="1051" w:type="dxa"/>
-            <w:tcBorders/>
-            <w:vAlign w:val="center"/>
-          </w:tcPr>
-          <w:p>
-            <w:pPr>
-              <w:pStyle w:val="Contenidodelatabla"/>
-              <w:widowControl w:val="false"/>
-              <w:suppressLineNumbers/>
-              <w:bidi w:val="0"/>
-              <w:jc w:val="left"/>
-              <w:rPr/>
-            </w:pPr>
-            <w:r>
-              <w:rPr/>
-              <w:t>€</w:t>
-            </w:r>
-            <w:r>
-              <w:rPr/>
-              <w:t>25.000</w:t>
-            </w:r>
-          </w:p>
-        </w:tc>
-      </w:tr>
-      <w:tr>
-        <w:trPr/>
-        <w:tc>
-          <w:tcPr>
-            <w:tcW w:w="3826" w:type="dxa"/>
-            <w:tcBorders/>
-            <w:vAlign w:val="center"/>
-          </w:tcPr>
-          <w:p>
-            <w:pPr>
-              <w:pStyle w:val="Contenidodelatabla"/>
-              <w:widowControl w:val="false"/>
-              <w:suppressLineNumbers/>
-              <w:bidi w:val="0"/>
-              <w:jc w:val="left"/>
-              <w:rPr/>
-            </w:pPr>
-            <w:r>
-              <w:rPr/>
-              <w:t>Legal/compliance (GDPR assessment)</w:t>
-            </w:r>
-          </w:p>
-        </w:tc>
-        <w:tc>
-          <w:tcPr>
-            <w:tcW w:w="1051" w:type="dxa"/>
-            <w:tcBorders/>
-            <w:vAlign w:val="center"/>
-          </w:tcPr>
-          <w:p>
-            <w:pPr>
-              <w:pStyle w:val="Contenidodelatabla"/>
-              <w:widowControl w:val="false"/>
-              <w:suppressLineNumbers/>
-              <w:bidi w:val="0"/>
-              <w:jc w:val="left"/>
-              <w:rPr/>
-            </w:pPr>
-            <w:r>
-              <w:rPr/>
-              <w:t>€</w:t>
-            </w:r>
-            <w:r>
-              <w:rPr/>
-              <w:t>15.000</w:t>
-            </w:r>
-          </w:p>
-        </w:tc>
-      </w:tr>
-      <w:tr>
-        <w:trPr/>
-        <w:tc>
-          <w:tcPr>
-            <w:tcW w:w="3826" w:type="dxa"/>
-            <w:tcBorders/>
-            <w:vAlign w:val="center"/>
-          </w:tcPr>
-          <w:p>
-            <w:pPr>
-              <w:pStyle w:val="Contenidodelatabla"/>
-              <w:widowControl w:val="false"/>
-              <w:suppressLineNumbers/>
-              <w:bidi w:val="0"/>
-              <w:jc w:val="left"/>
-              <w:rPr/>
-            </w:pPr>
-            <w:r>
-              <w:rPr>
-                <w:rStyle w:val="Destaquemayor"/>
-              </w:rPr>
-              <w:t>Subtotal</w:t>
-            </w:r>
-          </w:p>
-        </w:tc>
-        <w:tc>
-          <w:tcPr>
-            <w:tcW w:w="1051" w:type="dxa"/>
-            <w:tcBorders/>
-            <w:vAlign w:val="center"/>
-          </w:tcPr>
-          <w:p>
-            <w:pPr>
-              <w:pStyle w:val="Contenidodelatabla"/>
-              <w:widowControl w:val="false"/>
-              <w:suppressLineNumbers/>
-              <w:bidi w:val="0"/>
-              <w:jc w:val="left"/>
-              <w:rPr/>
-            </w:pPr>
-            <w:r>
-              <w:rPr>
-                <w:rStyle w:val="Destaquemayor"/>
-              </w:rPr>
-              <w:t>€</w:t>
-            </w:r>
-            <w:r>
-              <w:rPr>
-                <w:rStyle w:val="Destaquemayor"/>
-              </w:rPr>
-              <w:t>256.555</w:t>
-            </w:r>
-          </w:p>
-        </w:tc>
-      </w:tr>
-      <w:tr>
-        <w:trPr/>
-        <w:tc>
-          <w:tcPr>
-            <w:tcW w:w="3826" w:type="dxa"/>
-            <w:tcBorders/>
-            <w:vAlign w:val="center"/>
-          </w:tcPr>
-          <w:p>
-            <w:pPr>
-              <w:pStyle w:val="Contenidodelatabla"/>
-              <w:widowControl w:val="false"/>
-              <w:suppressLineNumbers/>
-              <w:bidi w:val="0"/>
-              <w:jc w:val="left"/>
-              <w:rPr/>
-            </w:pPr>
-            <w:r>
-              <w:rPr/>
-              <w:t>Contingencia (15%)</w:t>
-            </w:r>
-          </w:p>
-        </w:tc>
-        <w:tc>
-          <w:tcPr>
-            <w:tcW w:w="1051" w:type="dxa"/>
-            <w:tcBorders/>
-            <w:vAlign w:val="center"/>
-          </w:tcPr>
-          <w:p>
-            <w:pPr>
-              <w:pStyle w:val="Contenidodelatabla"/>
-              <w:widowControl w:val="false"/>
-              <w:suppressLineNumbers/>
-              <w:bidi w:val="0"/>
-              <w:jc w:val="left"/>
-              <w:rPr/>
-            </w:pPr>
-            <w:r>
-              <w:rPr/>
-              <w:t>€</w:t>
-            </w:r>
-            <w:r>
-              <w:rPr/>
-              <w:t>38.483</w:t>
-            </w:r>
-          </w:p>
-        </w:tc>
-      </w:tr>
-      <w:tr>
-        <w:trPr/>
-        <w:tc>
-          <w:tcPr>
-            <w:tcW w:w="3826" w:type="dxa"/>
-            <w:tcBorders/>
-            <w:vAlign w:val="center"/>
-          </w:tcPr>
-          <w:p>
-            <w:pPr>
-              <w:pStyle w:val="Contenidodelatabla"/>
-              <w:widowControl w:val="false"/>
-              <w:suppressLineNumbers/>
-              <w:bidi w:val="0"/>
-              <w:jc w:val="left"/>
-              <w:rPr/>
-            </w:pPr>
-            <w:r>
-              <w:rPr>
-                <w:rStyle w:val="Destaquemayor"/>
-              </w:rPr>
-              <w:t>TOTAL</w:t>
-            </w:r>
-          </w:p>
-        </w:tc>
-        <w:tc>
-          <w:tcPr>
-            <w:tcW w:w="1051" w:type="dxa"/>
-            <w:tcBorders/>
-            <w:vAlign w:val="center"/>
-          </w:tcPr>
-          <w:p>
-            <w:pPr>
-              <w:pStyle w:val="Contenidodelatabla"/>
-              <w:widowControl w:val="false"/>
-              <w:suppressLineNumbers/>
-              <w:bidi w:val="0"/>
-              <w:jc w:val="left"/>
-              <w:rPr/>
-            </w:pPr>
-            <w:r>
-              <w:rPr>
-                <w:rStyle w:val="Destaquemayor"/>
-              </w:rPr>
-              <w:t>€</w:t>
-            </w:r>
-            <w:r>
-              <w:rPr>
-                <w:rStyle w:val="Destaquemayor"/>
-              </w:rPr>
-              <w:t>295.038</w:t>
-            </w:r>
-          </w:p>
-        </w:tc>
-      </w:tr>
-    </w:tbl>
+        <w:t>Fase 3 — Interoperabilidad (Meses 9–12)</w:t>
+      </w:r>
+    </w:p>
+    <w:p>
+      <w:pPr>
+        <w:pStyle w:val="Cuerpodetexto"/>
+        <w:rPr/>
+      </w:pPr>
+      <w:r>
+        <w:rPr>
+          <w:rStyle w:val="Destaquemayor"/>
+        </w:rPr>
+        <w:t>Objetivo:</w:t>
+      </w:r>
+      <w:r>
+        <w:rPr/>
+        <w:t xml:space="preserve"> Conectar con IA real sin perder control</w:t>
+      </w:r>
+    </w:p>
     <w:p>
       <w:pPr>
         <w:pStyle w:val="Lneahorizontal"/>
-        <w:suppressLineNumbers/>
-        <w:pBdr>
-          <w:bottom w:val="double" w:sz="2" w:space="0" w:color="808080"/>
-        </w:pBdr>
-        <w:bidi w:val="0"/>
-        <w:spacing w:before="0" w:after="283"/>
-        <w:jc w:val="left"/>
-        <w:rPr/>
-      </w:pPr>
-      <w:r>
-        <w:rPr/>
-      </w:r>
-    </w:p>
-    <w:p>
-      <w:pPr>
-        <w:pStyle w:val="Ttulo2"/>
-        <w:numPr>
-          <w:ilvl w:val="0"/>
-          <w:numId w:val="0"/>
-        </w:numPr>
-        <w:bidi w:val="0"/>
-        <w:spacing w:before="200" w:after="120"/>
-        <w:jc w:val="left"/>
+        <w:rPr/>
+      </w:pPr>
+      <w:r>
+        <w:rPr/>
+      </w:r>
+    </w:p>
+    <w:p>
+      <w:pPr>
+        <w:pStyle w:val="Ttulo3"/>
         <w:rPr/>
       </w:pPr>
       <w:r>
@@ -2029,19 +1727,192 @@
           <w:rStyle w:val="Destaquemayor"/>
           <w:b/>
         </w:rPr>
-        <w:t>Métricas de Éxito</w:t>
+        <w:t>Mes 9 — API de contexto</w:t>
+      </w:r>
+    </w:p>
+    <w:p>
+      <w:pPr>
+        <w:pStyle w:val="Cuerpodetexto"/>
+        <w:rPr/>
+      </w:pPr>
+      <w:r>
+        <w:rPr>
+          <w:rStyle w:val="Destaquemayor"/>
+        </w:rPr>
+        <w:t>Componentes</w:t>
+      </w:r>
+    </w:p>
+    <w:p>
+      <w:pPr>
+        <w:pStyle w:val="Cuerpodetexto"/>
+        <w:numPr>
+          <w:ilvl w:val="0"/>
+          <w:numId w:val="16"/>
+        </w:numPr>
+        <w:tabs>
+          <w:tab w:val="clear" w:pos="709"/>
+          <w:tab w:val="left" w:pos="0" w:leader="none"/>
+        </w:tabs>
+        <w:spacing w:before="0" w:after="0"/>
+        <w:ind w:left="709" w:hanging="283"/>
+        <w:rPr/>
+      </w:pPr>
+      <w:r>
+        <w:rPr/>
+        <w:t xml:space="preserve">OpenAPI 3.0 </w:t>
+      </w:r>
+    </w:p>
+    <w:p>
+      <w:pPr>
+        <w:pStyle w:val="Cuerpodetexto"/>
+        <w:numPr>
+          <w:ilvl w:val="0"/>
+          <w:numId w:val="16"/>
+        </w:numPr>
+        <w:tabs>
+          <w:tab w:val="clear" w:pos="709"/>
+          <w:tab w:val="left" w:pos="0" w:leader="none"/>
+        </w:tabs>
+        <w:spacing w:before="0" w:after="0"/>
+        <w:ind w:left="709" w:hanging="283"/>
+        <w:rPr/>
+      </w:pPr>
+      <w:r>
+        <w:rPr/>
+        <w:t xml:space="preserve">SDK: </w:t>
+      </w:r>
+    </w:p>
+    <w:p>
+      <w:pPr>
+        <w:pStyle w:val="Cuerpodetexto"/>
+        <w:numPr>
+          <w:ilvl w:val="1"/>
+          <w:numId w:val="16"/>
+        </w:numPr>
+        <w:tabs>
+          <w:tab w:val="clear" w:pos="709"/>
+          <w:tab w:val="left" w:pos="0" w:leader="none"/>
+        </w:tabs>
+        <w:spacing w:before="0" w:after="0"/>
+        <w:ind w:left="1418" w:hanging="283"/>
+        <w:rPr/>
+      </w:pPr>
+      <w:r>
+        <w:rPr/>
+        <w:t xml:space="preserve">Python </w:t>
+      </w:r>
+    </w:p>
+    <w:p>
+      <w:pPr>
+        <w:pStyle w:val="Cuerpodetexto"/>
+        <w:numPr>
+          <w:ilvl w:val="1"/>
+          <w:numId w:val="16"/>
+        </w:numPr>
+        <w:tabs>
+          <w:tab w:val="clear" w:pos="709"/>
+          <w:tab w:val="left" w:pos="0" w:leader="none"/>
+        </w:tabs>
+        <w:ind w:left="1418" w:hanging="283"/>
+        <w:rPr/>
+      </w:pPr>
+      <w:r>
+        <w:rPr/>
+        <w:t xml:space="preserve">JavaScript </w:t>
+      </w:r>
+    </w:p>
+    <w:p>
+      <w:pPr>
+        <w:pStyle w:val="Cuerpodetexto"/>
+        <w:rPr/>
+      </w:pPr>
+      <w:r>
+        <w:rPr>
+          <w:rStyle w:val="Destaquemayor"/>
+        </w:rPr>
+        <w:t>Condición de éxito</w:t>
+      </w:r>
+    </w:p>
+    <w:p>
+      <w:pPr>
+        <w:sectPr>
+          <w:type w:val="continuous"/>
+          <w:pgSz w:w="11906" w:h="16838"/>
+          <w:pgMar w:left="1134" w:right="1134" w:gutter="0" w:header="0" w:top="1134" w:footer="0" w:bottom="1134"/>
+          <w:pgNumType w:fmt="decimal"/>
+          <w:formProt w:val="false"/>
+          <w:textDirection w:val="lrTb"/>
+          <w:docGrid w:type="default" w:linePitch="600" w:charSpace="32768"/>
+        </w:sectPr>
+      </w:pPr>
+    </w:p>
+    <w:p>
+      <w:pPr>
+        <w:pStyle w:val="Textopreformateado"/>
+        <w:rPr/>
+      </w:pPr>
+      <w:bookmarkStart w:id="7" w:name="code-block-viewer_Copy_7"/>
+      <w:bookmarkEnd w:id="7"/>
+      <w:r>
+        <w:rPr/>
+        <w:t>External_model_integration = functional</w:t>
+      </w:r>
+    </w:p>
+    <w:p>
+      <w:pPr>
+        <w:sectPr>
+          <w:type w:val="continuous"/>
+          <w:pgSz w:w="11906" w:h="16838"/>
+          <w:pgMar w:left="1134" w:right="1134" w:gutter="0" w:header="0" w:top="1134" w:footer="0" w:bottom="1134"/>
+          <w:formProt w:val="false"/>
+          <w:textDirection w:val="lrTb"/>
+          <w:docGrid w:type="default" w:linePitch="600" w:charSpace="32768"/>
+        </w:sectPr>
+      </w:pPr>
+    </w:p>
+    <w:p>
+      <w:pPr>
+        <w:pStyle w:val="Cuerpodetexto"/>
+        <w:rPr/>
+      </w:pPr>
+      <w:r>
+        <w:rPr>
+          <w:rStyle w:val="Destaquemayor"/>
+        </w:rPr>
+        <w:t>Entregable</w:t>
+      </w:r>
+    </w:p>
+    <w:p>
+      <w:pPr>
+        <w:pStyle w:val="Cuerpodetexto"/>
+        <w:numPr>
+          <w:ilvl w:val="0"/>
+          <w:numId w:val="17"/>
+        </w:numPr>
+        <w:tabs>
+          <w:tab w:val="clear" w:pos="709"/>
+          <w:tab w:val="left" w:pos="0" w:leader="none"/>
+        </w:tabs>
+        <w:ind w:left="709" w:hanging="283"/>
+        <w:rPr/>
+      </w:pPr>
+      <w:r>
+        <w:rPr/>
+        <w:t xml:space="preserve">API estándar de consumo de contexto </w:t>
+      </w:r>
+    </w:p>
+    <w:p>
+      <w:pPr>
+        <w:pStyle w:val="Lneahorizontal"/>
+        <w:rPr/>
+      </w:pPr>
+      <w:r>
+        <w:rPr/>
       </w:r>
     </w:p>
     <w:p>
       <w:pPr>
         <w:pStyle w:val="Ttulo3"/>
-        <w:numPr>
-          <w:ilvl w:val="0"/>
-          <w:numId w:val="0"/>
-        </w:numPr>
-        <w:bidi w:val="0"/>
-        <w:spacing w:before="140" w:after="120"/>
-        <w:jc w:val="left"/>
         <w:rPr/>
       </w:pPr>
       <w:r>
@@ -2049,7 +1920,19 @@
           <w:rStyle w:val="Destaquemayor"/>
           <w:b/>
         </w:rPr>
-        <w:t>Técnicas:</w:t>
+        <w:t>Mes 10 — Adaptadores de modelos</w:t>
+      </w:r>
+    </w:p>
+    <w:p>
+      <w:pPr>
+        <w:pStyle w:val="Cuerpodetexto"/>
+        <w:rPr/>
+      </w:pPr>
+      <w:r>
+        <w:rPr>
+          <w:rStyle w:val="Destaquemayor"/>
+        </w:rPr>
+        <w:t>Integraciones</w:t>
       </w:r>
     </w:p>
     <w:p>
@@ -2057,20 +1940,39 @@
         <w:pStyle w:val="Cuerpodetexto"/>
         <w:numPr>
           <w:ilvl w:val="0"/>
-          <w:numId w:val="15"/>
+          <w:numId w:val="18"/>
         </w:numPr>
         <w:tabs>
           <w:tab w:val="clear" w:pos="709"/>
-          <w:tab w:val="left" w:pos="709" w:leader="none"/>
-        </w:tabs>
-        <w:bidi w:val="0"/>
-        <w:ind w:left="709" w:hanging="283"/>
-        <w:jc w:val="left"/>
-        <w:rPr/>
-      </w:pPr>
-      <w:r>
-        <w:rPr/>
-        <w:t>Latencia de procesamiento: &lt;500ms por evento</w:t>
+          <w:tab w:val="left" w:pos="0" w:leader="none"/>
+        </w:tabs>
+        <w:spacing w:before="0" w:after="0"/>
+        <w:ind w:left="709" w:hanging="283"/>
+        <w:rPr/>
+      </w:pPr>
+      <w:r>
+        <w:rPr/>
+        <w:t xml:space="preserve">Local: </w:t>
+      </w:r>
+    </w:p>
+    <w:p>
+      <w:pPr>
+        <w:pStyle w:val="Cuerpodetexto"/>
+        <w:numPr>
+          <w:ilvl w:val="1"/>
+          <w:numId w:val="18"/>
+        </w:numPr>
+        <w:tabs>
+          <w:tab w:val="clear" w:pos="709"/>
+          <w:tab w:val="left" w:pos="0" w:leader="none"/>
+        </w:tabs>
+        <w:spacing w:before="0" w:after="0"/>
+        <w:ind w:left="1418" w:hanging="283"/>
+        <w:rPr/>
+      </w:pPr>
+      <w:r>
+        <w:rPr/>
+        <w:t xml:space="preserve">Ollama </w:t>
       </w:r>
     </w:p>
     <w:p>
@@ -2078,20 +1980,59 @@
         <w:pStyle w:val="Cuerpodetexto"/>
         <w:numPr>
           <w:ilvl w:val="0"/>
-          <w:numId w:val="15"/>
+          <w:numId w:val="18"/>
         </w:numPr>
         <w:tabs>
           <w:tab w:val="clear" w:pos="709"/>
-          <w:tab w:val="left" w:pos="709" w:leader="none"/>
-        </w:tabs>
-        <w:bidi w:val="0"/>
-        <w:ind w:left="709" w:hanging="283"/>
-        <w:jc w:val="left"/>
-        <w:rPr/>
-      </w:pPr>
-      <w:r>
-        <w:rPr/>
-        <w:t>Tasa de anonimización: 100% de PII eliminada</w:t>
+          <w:tab w:val="left" w:pos="0" w:leader="none"/>
+        </w:tabs>
+        <w:spacing w:before="0" w:after="0"/>
+        <w:ind w:left="709" w:hanging="283"/>
+        <w:rPr/>
+      </w:pPr>
+      <w:r>
+        <w:rPr/>
+        <w:t xml:space="preserve">Cloud: </w:t>
+      </w:r>
+    </w:p>
+    <w:p>
+      <w:pPr>
+        <w:pStyle w:val="Cuerpodetexto"/>
+        <w:numPr>
+          <w:ilvl w:val="1"/>
+          <w:numId w:val="18"/>
+        </w:numPr>
+        <w:tabs>
+          <w:tab w:val="clear" w:pos="709"/>
+          <w:tab w:val="left" w:pos="0" w:leader="none"/>
+        </w:tabs>
+        <w:spacing w:before="0" w:after="0"/>
+        <w:ind w:left="1418" w:hanging="283"/>
+        <w:rPr/>
+      </w:pPr>
+      <w:r>
+        <w:rPr/>
+        <w:t xml:space="preserve">OpenAI </w:t>
+      </w:r>
+    </w:p>
+    <w:p>
+      <w:pPr>
+        <w:pStyle w:val="Cuerpodetexto"/>
+        <w:numPr>
+          <w:ilvl w:val="1"/>
+          <w:numId w:val="18"/>
+        </w:numPr>
+        <w:tabs>
+          <w:tab w:val="clear" w:pos="709"/>
+          <w:tab w:val="left" w:pos="0" w:leader="none"/>
+        </w:tabs>
+        <w:spacing w:before="0" w:after="0"/>
+        <w:ind w:left="1418" w:hanging="283"/>
+        <w:rPr/>
+      </w:pPr>
+      <w:r>
+        <w:rPr/>
+        <w:t xml:space="preserve">Anthropic </w:t>
       </w:r>
     </w:p>
     <w:p>
@@ -2099,32 +2040,152 @@
         <w:pStyle w:val="Cuerpodetexto"/>
         <w:numPr>
           <w:ilvl w:val="0"/>
-          <w:numId w:val="15"/>
+          <w:numId w:val="18"/>
         </w:numPr>
         <w:tabs>
           <w:tab w:val="clear" w:pos="709"/>
-          <w:tab w:val="left" w:pos="709" w:leader="none"/>
-        </w:tabs>
-        <w:bidi w:val="0"/>
-        <w:ind w:left="709" w:hanging="283"/>
-        <w:jc w:val="left"/>
-        <w:rPr/>
-      </w:pPr>
-      <w:r>
-        <w:rPr/>
-        <w:t>Compatibilidad: Funciona con 5+ modelos de IA diferentes</w:t>
+          <w:tab w:val="left" w:pos="0" w:leader="none"/>
+        </w:tabs>
+        <w:spacing w:before="0" w:after="0"/>
+        <w:ind w:left="709" w:hanging="283"/>
+        <w:rPr/>
+      </w:pPr>
+      <w:r>
+        <w:rPr/>
+        <w:t xml:space="preserve">Frameworks: </w:t>
+      </w:r>
+    </w:p>
+    <w:p>
+      <w:pPr>
+        <w:pStyle w:val="Cuerpodetexto"/>
+        <w:numPr>
+          <w:ilvl w:val="1"/>
+          <w:numId w:val="18"/>
+        </w:numPr>
+        <w:tabs>
+          <w:tab w:val="clear" w:pos="709"/>
+          <w:tab w:val="left" w:pos="0" w:leader="none"/>
+        </w:tabs>
+        <w:spacing w:before="0" w:after="0"/>
+        <w:ind w:left="1418" w:hanging="283"/>
+        <w:rPr/>
+      </w:pPr>
+      <w:r>
+        <w:rPr/>
+        <w:t xml:space="preserve">LangChain </w:t>
+      </w:r>
+    </w:p>
+    <w:p>
+      <w:pPr>
+        <w:pStyle w:val="Cuerpodetexto"/>
+        <w:numPr>
+          <w:ilvl w:val="1"/>
+          <w:numId w:val="18"/>
+        </w:numPr>
+        <w:tabs>
+          <w:tab w:val="clear" w:pos="709"/>
+          <w:tab w:val="left" w:pos="0" w:leader="none"/>
+        </w:tabs>
+        <w:ind w:left="1418" w:hanging="283"/>
+        <w:rPr/>
+      </w:pPr>
+      <w:r>
+        <w:rPr/>
+        <w:t xml:space="preserve">LlamaIndex </w:t>
+      </w:r>
+    </w:p>
+    <w:p>
+      <w:pPr>
+        <w:pStyle w:val="Cuerpodetexto"/>
+        <w:rPr/>
+      </w:pPr>
+      <w:r>
+        <w:rPr>
+          <w:rStyle w:val="Destaquemayor"/>
+        </w:rPr>
+        <w:t>Condición de éxito</w:t>
+      </w:r>
+    </w:p>
+    <w:p>
+      <w:pPr>
+        <w:sectPr>
+          <w:type w:val="continuous"/>
+          <w:pgSz w:w="11906" w:h="16838"/>
+          <w:pgMar w:left="1134" w:right="1134" w:gutter="0" w:header="0" w:top="1134" w:footer="0" w:bottom="1134"/>
+          <w:pgNumType w:fmt="decimal"/>
+          <w:formProt w:val="false"/>
+          <w:textDirection w:val="lrTb"/>
+          <w:docGrid w:type="default" w:linePitch="600" w:charSpace="32768"/>
+        </w:sectPr>
+      </w:pPr>
+    </w:p>
+    <w:p>
+      <w:pPr>
+        <w:pStyle w:val="Textopreformateado"/>
+        <w:rPr/>
+      </w:pPr>
+      <w:bookmarkStart w:id="8" w:name="code-block-viewer_Copy_8"/>
+      <w:bookmarkEnd w:id="8"/>
+      <w:r>
+        <w:rPr/>
+        <w:t>Compatibility_rate ≥ 95%</w:t>
+      </w:r>
+    </w:p>
+    <w:p>
+      <w:pPr>
+        <w:sectPr>
+          <w:type w:val="continuous"/>
+          <w:pgSz w:w="11906" w:h="16838"/>
+          <w:pgMar w:left="1134" w:right="1134" w:gutter="0" w:header="0" w:top="1134" w:footer="0" w:bottom="1134"/>
+          <w:formProt w:val="false"/>
+          <w:textDirection w:val="lrTb"/>
+          <w:docGrid w:type="default" w:linePitch="600" w:charSpace="32768"/>
+        </w:sectPr>
+      </w:pPr>
+    </w:p>
+    <w:p>
+      <w:pPr>
+        <w:pStyle w:val="Cuerpodetexto"/>
+        <w:rPr/>
+      </w:pPr>
+      <w:r>
+        <w:rPr>
+          <w:rStyle w:val="Destaquemayor"/>
+        </w:rPr>
+        <w:t>Entregable</w:t>
+      </w:r>
+    </w:p>
+    <w:p>
+      <w:pPr>
+        <w:pStyle w:val="Cuerpodetexto"/>
+        <w:numPr>
+          <w:ilvl w:val="0"/>
+          <w:numId w:val="19"/>
+        </w:numPr>
+        <w:tabs>
+          <w:tab w:val="clear" w:pos="709"/>
+          <w:tab w:val="left" w:pos="0" w:leader="none"/>
+        </w:tabs>
+        <w:ind w:left="709" w:hanging="283"/>
+        <w:rPr/>
+      </w:pPr>
+      <w:r>
+        <w:rPr/>
+        <w:t xml:space="preserve">Ejecución funcional con múltiples modelos </w:t>
+      </w:r>
+    </w:p>
+    <w:p>
+      <w:pPr>
+        <w:pStyle w:val="Lneahorizontal"/>
+        <w:rPr/>
+      </w:pPr>
+      <w:r>
+        <w:rPr/>
       </w:r>
     </w:p>
     <w:p>
       <w:pPr>
         <w:pStyle w:val="Ttulo3"/>
-        <w:numPr>
-          <w:ilvl w:val="0"/>
-          <w:numId w:val="0"/>
-        </w:numPr>
-        <w:bidi w:val="0"/>
-        <w:spacing w:before="140" w:after="120"/>
-        <w:jc w:val="left"/>
         <w:rPr/>
       </w:pPr>
       <w:r>
@@ -2132,7 +2193,19 @@
           <w:rStyle w:val="Destaquemayor"/>
           <w:b/>
         </w:rPr>
-        <w:t>Operacionales:</w:t>
+        <w:t>Mes 11 — Dashboard</w:t>
+      </w:r>
+    </w:p>
+    <w:p>
+      <w:pPr>
+        <w:pStyle w:val="Cuerpodetexto"/>
+        <w:rPr/>
+      </w:pPr>
+      <w:r>
+        <w:rPr>
+          <w:rStyle w:val="Destaquemayor"/>
+        </w:rPr>
+        <w:t>Componentes</w:t>
       </w:r>
     </w:p>
     <w:p>
@@ -2140,20 +2213,39 @@
         <w:pStyle w:val="Cuerpodetexto"/>
         <w:numPr>
           <w:ilvl w:val="0"/>
-          <w:numId w:val="16"/>
+          <w:numId w:val="20"/>
         </w:numPr>
         <w:tabs>
           <w:tab w:val="clear" w:pos="709"/>
-          <w:tab w:val="left" w:pos="709" w:leader="none"/>
-        </w:tabs>
-        <w:bidi w:val="0"/>
-        <w:ind w:left="709" w:hanging="283"/>
-        <w:jc w:val="left"/>
-        <w:rPr/>
-      </w:pPr>
-      <w:r>
-        <w:rPr/>
-        <w:t>Documentación completa para desarrolladores</w:t>
+          <w:tab w:val="left" w:pos="0" w:leader="none"/>
+        </w:tabs>
+        <w:spacing w:before="0" w:after="0"/>
+        <w:ind w:left="709" w:hanging="283"/>
+        <w:rPr/>
+      </w:pPr>
+      <w:r>
+        <w:rPr/>
+        <w:t xml:space="preserve">Visualización: </w:t>
+      </w:r>
+    </w:p>
+    <w:p>
+      <w:pPr>
+        <w:pStyle w:val="Cuerpodetexto"/>
+        <w:numPr>
+          <w:ilvl w:val="1"/>
+          <w:numId w:val="20"/>
+        </w:numPr>
+        <w:tabs>
+          <w:tab w:val="clear" w:pos="709"/>
+          <w:tab w:val="left" w:pos="0" w:leader="none"/>
+        </w:tabs>
+        <w:spacing w:before="0" w:after="0"/>
+        <w:ind w:left="1418" w:hanging="283"/>
+        <w:rPr/>
+      </w:pPr>
+      <w:r>
+        <w:rPr/>
+        <w:t xml:space="preserve">antes/después anonimización </w:t>
       </w:r>
     </w:p>
     <w:p>
@@ -2161,20 +2253,70 @@
         <w:pStyle w:val="Cuerpodetexto"/>
         <w:numPr>
           <w:ilvl w:val="0"/>
-          <w:numId w:val="16"/>
+          <w:numId w:val="20"/>
         </w:numPr>
         <w:tabs>
           <w:tab w:val="clear" w:pos="709"/>
-          <w:tab w:val="left" w:pos="709" w:leader="none"/>
-        </w:tabs>
-        <w:bidi w:val="0"/>
-        <w:ind w:left="709" w:hanging="283"/>
-        <w:jc w:val="left"/>
-        <w:rPr/>
-      </w:pPr>
-      <w:r>
-        <w:rPr/>
-        <w:t>2 pilotos exitosos en sectores regulados</w:t>
+          <w:tab w:val="left" w:pos="0" w:leader="none"/>
+        </w:tabs>
+        <w:spacing w:before="0" w:after="0"/>
+        <w:ind w:left="709" w:hanging="283"/>
+        <w:rPr/>
+      </w:pPr>
+      <w:r>
+        <w:rPr/>
+        <w:t xml:space="preserve">Monitorización: </w:t>
+      </w:r>
+    </w:p>
+    <w:p>
+      <w:pPr>
+        <w:pStyle w:val="Cuerpodetexto"/>
+        <w:numPr>
+          <w:ilvl w:val="1"/>
+          <w:numId w:val="20"/>
+        </w:numPr>
+        <w:tabs>
+          <w:tab w:val="clear" w:pos="709"/>
+          <w:tab w:val="left" w:pos="0" w:leader="none"/>
+        </w:tabs>
+        <w:spacing w:before="0" w:after="0"/>
+        <w:ind w:left="1418" w:hanging="283"/>
+        <w:rPr/>
+      </w:pPr>
+      <w:r>
+        <w:rPr/>
+        <w:t xml:space="preserve">auditoría </w:t>
+      </w:r>
+    </w:p>
+    <w:p>
+      <w:pPr>
+        <w:pStyle w:val="Cuerpodetexto"/>
+        <w:numPr>
+          <w:ilvl w:val="1"/>
+          <w:numId w:val="20"/>
+        </w:numPr>
+        <w:tabs>
+          <w:tab w:val="clear" w:pos="709"/>
+          <w:tab w:val="left" w:pos="0" w:leader="none"/>
+        </w:tabs>
+        <w:ind w:left="1418" w:hanging="283"/>
+        <w:rPr/>
+      </w:pPr>
+      <w:r>
+        <w:rPr/>
+        <w:t xml:space="preserve">cumplimiento </w:t>
+      </w:r>
+    </w:p>
+    <w:p>
+      <w:pPr>
+        <w:pStyle w:val="Cuerpodetexto"/>
+        <w:rPr/>
+      </w:pPr>
+      <w:r>
+        <w:rPr>
+          <w:rStyle w:val="Destaquemayor"/>
+        </w:rPr>
+        <w:t>Entregable</w:t>
       </w:r>
     </w:p>
     <w:p>
@@ -2182,32 +2324,32 @@
         <w:pStyle w:val="Cuerpodetexto"/>
         <w:numPr>
           <w:ilvl w:val="0"/>
-          <w:numId w:val="16"/>
+          <w:numId w:val="21"/>
         </w:numPr>
         <w:tabs>
           <w:tab w:val="clear" w:pos="709"/>
-          <w:tab w:val="left" w:pos="709" w:leader="none"/>
-        </w:tabs>
-        <w:bidi w:val="0"/>
-        <w:ind w:left="709" w:hanging="283"/>
-        <w:jc w:val="left"/>
-        <w:rPr/>
-      </w:pPr>
-      <w:r>
-        <w:rPr/>
-        <w:t>Repositorio con 100+ estrellas en GitHub</w:t>
+          <w:tab w:val="left" w:pos="0" w:leader="none"/>
+        </w:tabs>
+        <w:ind w:left="709" w:hanging="283"/>
+        <w:rPr/>
+      </w:pPr>
+      <w:r>
+        <w:rPr/>
+        <w:t xml:space="preserve">Interfaz operativa de control </w:t>
+      </w:r>
+    </w:p>
+    <w:p>
+      <w:pPr>
+        <w:pStyle w:val="Lneahorizontal"/>
+        <w:rPr/>
+      </w:pPr>
+      <w:r>
+        <w:rPr/>
       </w:r>
     </w:p>
     <w:p>
       <w:pPr>
         <w:pStyle w:val="Ttulo3"/>
-        <w:numPr>
-          <w:ilvl w:val="0"/>
-          <w:numId w:val="0"/>
-        </w:numPr>
-        <w:bidi w:val="0"/>
-        <w:spacing w:before="140" w:after="120"/>
-        <w:jc w:val="left"/>
         <w:rPr/>
       </w:pPr>
       <w:r>
@@ -2215,7 +2357,19 @@
           <w:rStyle w:val="Destaquemayor"/>
           <w:b/>
         </w:rPr>
-        <w:t>Comerciales:</w:t>
+        <w:t>Mes 12 — Pilotos reales</w:t>
+      </w:r>
+    </w:p>
+    <w:p>
+      <w:pPr>
+        <w:pStyle w:val="Cuerpodetexto"/>
+        <w:rPr/>
+      </w:pPr>
+      <w:r>
+        <w:rPr>
+          <w:rStyle w:val="Destaquemayor"/>
+        </w:rPr>
+        <w:t>Casos</w:t>
       </w:r>
     </w:p>
     <w:p>
@@ -2223,20 +2377,19 @@
         <w:pStyle w:val="Cuerpodetexto"/>
         <w:numPr>
           <w:ilvl w:val="0"/>
-          <w:numId w:val="17"/>
+          <w:numId w:val="22"/>
         </w:numPr>
         <w:tabs>
           <w:tab w:val="clear" w:pos="709"/>
-          <w:tab w:val="left" w:pos="709" w:leader="none"/>
-        </w:tabs>
-        <w:bidi w:val="0"/>
-        <w:ind w:left="709" w:hanging="283"/>
-        <w:jc w:val="left"/>
-        <w:rPr/>
-      </w:pPr>
-      <w:r>
-        <w:rPr/>
-        <w:t>50+ desarrolladores usando SDK</w:t>
+          <w:tab w:val="left" w:pos="0" w:leader="none"/>
+        </w:tabs>
+        <w:spacing w:before="0" w:after="0"/>
+        <w:ind w:left="709" w:hanging="283"/>
+        <w:rPr/>
+      </w:pPr>
+      <w:r>
+        <w:rPr/>
+        <w:t xml:space="preserve">Entorno legal </w:t>
       </w:r>
     </w:p>
     <w:p>
@@ -2244,32 +2397,123 @@
         <w:pStyle w:val="Cuerpodetexto"/>
         <w:numPr>
           <w:ilvl w:val="0"/>
-          <w:numId w:val="17"/>
+          <w:numId w:val="22"/>
         </w:numPr>
         <w:tabs>
           <w:tab w:val="clear" w:pos="709"/>
-          <w:tab w:val="left" w:pos="709" w:leader="none"/>
-        </w:tabs>
-        <w:bidi w:val="0"/>
-        <w:ind w:left="709" w:hanging="283"/>
-        <w:jc w:val="left"/>
-        <w:rPr/>
-      </w:pPr>
-      <w:r>
-        <w:rPr/>
-        <w:t>3 empresas en conversaciones para implementación</w:t>
+          <w:tab w:val="left" w:pos="0" w:leader="none"/>
+        </w:tabs>
+        <w:ind w:left="709" w:hanging="283"/>
+        <w:rPr/>
+      </w:pPr>
+      <w:r>
+        <w:rPr/>
+        <w:t xml:space="preserve">Entorno sanitario (HIPAA-like) </w:t>
+      </w:r>
+    </w:p>
+    <w:p>
+      <w:pPr>
+        <w:pStyle w:val="Cuerpodetexto"/>
+        <w:rPr/>
+      </w:pPr>
+      <w:r>
+        <w:rPr>
+          <w:rStyle w:val="Destaquemayor"/>
+        </w:rPr>
+        <w:t>Condición de éxito</w:t>
+      </w:r>
+    </w:p>
+    <w:p>
+      <w:pPr>
+        <w:sectPr>
+          <w:type w:val="continuous"/>
+          <w:pgSz w:w="11906" w:h="16838"/>
+          <w:pgMar w:left="1134" w:right="1134" w:gutter="0" w:header="0" w:top="1134" w:footer="0" w:bottom="1134"/>
+          <w:pgNumType w:fmt="decimal"/>
+          <w:formProt w:val="false"/>
+          <w:textDirection w:val="lrTb"/>
+          <w:docGrid w:type="default" w:linePitch="600" w:charSpace="32768"/>
+        </w:sectPr>
+      </w:pPr>
+    </w:p>
+    <w:p>
+      <w:pPr>
+        <w:pStyle w:val="Textopreformateado"/>
+        <w:rPr/>
+      </w:pPr>
+      <w:bookmarkStart w:id="9" w:name="code-block-viewer_Copy_9"/>
+      <w:bookmarkEnd w:id="9"/>
+      <w:r>
+        <w:rPr/>
+        <w:t>System usable in real workflow</w:t>
+      </w:r>
+    </w:p>
+    <w:p>
+      <w:pPr>
+        <w:pStyle w:val="Textopreformateado"/>
+        <w:rPr/>
+      </w:pPr>
+      <w:r>
+        <w:rPr/>
+        <w:t>AND</w:t>
+      </w:r>
+    </w:p>
+    <w:p>
+      <w:pPr>
+        <w:pStyle w:val="Textopreformateado"/>
+        <w:rPr/>
+      </w:pPr>
+      <w:r>
+        <w:rPr/>
+        <w:t>No critical privacy failure</w:t>
+      </w:r>
+    </w:p>
+    <w:p>
+      <w:pPr>
+        <w:sectPr>
+          <w:type w:val="continuous"/>
+          <w:pgSz w:w="11906" w:h="16838"/>
+          <w:pgMar w:left="1134" w:right="1134" w:gutter="0" w:header="0" w:top="1134" w:footer="0" w:bottom="1134"/>
+          <w:formProt w:val="false"/>
+          <w:textDirection w:val="lrTb"/>
+          <w:docGrid w:type="default" w:linePitch="600" w:charSpace="32768"/>
+        </w:sectPr>
+      </w:pPr>
+    </w:p>
+    <w:p>
+      <w:pPr>
+        <w:pStyle w:val="Cuerpodetexto"/>
+        <w:rPr/>
+      </w:pPr>
+      <w:r>
+        <w:rPr>
+          <w:rStyle w:val="Destaquemayor"/>
+        </w:rPr>
+        <w:t>Entregable</w:t>
+      </w:r>
+    </w:p>
+    <w:p>
+      <w:pPr>
+        <w:pStyle w:val="Cuerpodetexto"/>
+        <w:numPr>
+          <w:ilvl w:val="0"/>
+          <w:numId w:val="23"/>
+        </w:numPr>
+        <w:tabs>
+          <w:tab w:val="clear" w:pos="709"/>
+          <w:tab w:val="left" w:pos="0" w:leader="none"/>
+        </w:tabs>
+        <w:ind w:left="709" w:hanging="283"/>
+        <w:rPr/>
+      </w:pPr>
+      <w:r>
+        <w:rPr/>
+        <w:t xml:space="preserve">2 pilotos funcionales </w:t>
       </w:r>
     </w:p>
     <w:p>
       <w:pPr>
         <w:pStyle w:val="Lneahorizontal"/>
-        <w:suppressLineNumbers/>
-        <w:pBdr>
-          <w:bottom w:val="double" w:sz="2" w:space="0" w:color="808080"/>
-        </w:pBdr>
-        <w:bidi w:val="0"/>
-        <w:spacing w:before="0" w:after="283"/>
-        <w:jc w:val="left"/>
         <w:rPr/>
       </w:pPr>
       <w:r>
@@ -2279,13 +2523,6 @@
     <w:p>
       <w:pPr>
         <w:pStyle w:val="Ttulo2"/>
-        <w:numPr>
-          <w:ilvl w:val="0"/>
-          <w:numId w:val="0"/>
-        </w:numPr>
-        <w:bidi w:val="0"/>
-        <w:spacing w:before="200" w:after="120"/>
-        <w:jc w:val="left"/>
         <w:rPr/>
       </w:pPr>
       <w:r>
@@ -2293,34 +2530,19 @@
           <w:rStyle w:val="Destaquemayor"/>
           <w:b/>
         </w:rPr>
-        <w:t>Riesgos Principales y Mitigación</w:t>
-      </w:r>
-    </w:p>
-    <w:p>
-      <w:pPr>
-        <w:pStyle w:val="Cuerpodetexto"/>
-        <w:numPr>
-          <w:ilvl w:val="0"/>
-          <w:numId w:val="18"/>
-        </w:numPr>
-        <w:tabs>
-          <w:tab w:val="clear" w:pos="709"/>
-          <w:tab w:val="left" w:pos="709" w:leader="none"/>
-        </w:tabs>
-        <w:bidi w:val="0"/>
-        <w:ind w:left="709" w:hanging="283"/>
-        <w:jc w:val="left"/>
+        <w:t>Equipo y recursos</w:t>
+      </w:r>
+    </w:p>
+    <w:p>
+      <w:pPr>
+        <w:pStyle w:val="Cuerpodetexto"/>
         <w:rPr/>
       </w:pPr>
       <w:r>
         <w:rPr>
           <w:rStyle w:val="Destaquemayor"/>
         </w:rPr>
-        <w:t>Overhead computacional alto</w:t>
-      </w:r>
-      <w:r>
-        <w:rPr/>
-        <w:t xml:space="preserve"> → Benchmark temprano, optimización con profiling</w:t>
+        <w:t>Equipo núcleo (3 personas)</w:t>
       </w:r>
     </w:p>
     <w:p>
@@ -2328,26 +2550,126 @@
         <w:pStyle w:val="Cuerpodetexto"/>
         <w:numPr>
           <w:ilvl w:val="0"/>
-          <w:numId w:val="18"/>
+          <w:numId w:val="24"/>
         </w:numPr>
         <w:tabs>
           <w:tab w:val="clear" w:pos="709"/>
-          <w:tab w:val="left" w:pos="709" w:leader="none"/>
-        </w:tabs>
-        <w:bidi w:val="0"/>
-        <w:ind w:left="709" w:hanging="283"/>
-        <w:jc w:val="left"/>
+          <w:tab w:val="left" w:pos="0" w:leader="none"/>
+        </w:tabs>
+        <w:spacing w:before="0" w:after="0"/>
+        <w:ind w:left="709" w:hanging="283"/>
+        <w:rPr/>
+      </w:pPr>
+      <w:r>
+        <w:rPr/>
+        <w:t xml:space="preserve">Arquitecto (100%) </w:t>
+      </w:r>
+    </w:p>
+    <w:p>
+      <w:pPr>
+        <w:pStyle w:val="Cuerpodetexto"/>
+        <w:numPr>
+          <w:ilvl w:val="0"/>
+          <w:numId w:val="24"/>
+        </w:numPr>
+        <w:tabs>
+          <w:tab w:val="clear" w:pos="709"/>
+          <w:tab w:val="left" w:pos="0" w:leader="none"/>
+        </w:tabs>
+        <w:spacing w:before="0" w:after="0"/>
+        <w:ind w:left="709" w:hanging="283"/>
+        <w:rPr/>
+      </w:pPr>
+      <w:r>
+        <w:rPr/>
+        <w:t xml:space="preserve">Ingeniero sistemas (Rust) </w:t>
+      </w:r>
+    </w:p>
+    <w:p>
+      <w:pPr>
+        <w:pStyle w:val="Cuerpodetexto"/>
+        <w:numPr>
+          <w:ilvl w:val="0"/>
+          <w:numId w:val="24"/>
+        </w:numPr>
+        <w:tabs>
+          <w:tab w:val="clear" w:pos="709"/>
+          <w:tab w:val="left" w:pos="0" w:leader="none"/>
+        </w:tabs>
+        <w:ind w:left="709" w:hanging="283"/>
+        <w:rPr/>
+      </w:pPr>
+      <w:r>
+        <w:rPr/>
+        <w:t xml:space="preserve">Ingeniero ML (75%) </w:t>
+      </w:r>
+    </w:p>
+    <w:p>
+      <w:pPr>
+        <w:pStyle w:val="Cuerpodetexto"/>
         <w:rPr/>
       </w:pPr>
       <w:r>
         <w:rPr>
           <w:rStyle w:val="Destaquemayor"/>
         </w:rPr>
-        <w:t>Anonimización insuficiente</w:t>
-      </w:r>
-      <w:r>
-        <w:rPr/>
-        <w:t xml:space="preserve"> → Auditoría externa por especialistas en PET</w:t>
+        <w:t>Principio clave</w:t>
+      </w:r>
+    </w:p>
+    <w:p>
+      <w:pPr>
+        <w:pStyle w:val="Cuerpodetexto"/>
+        <w:rPr/>
+      </w:pPr>
+      <w:r>
+        <w:rPr/>
+        <w:t>No escalar equipo antes de validar núcleo.</w:t>
+      </w:r>
+    </w:p>
+    <w:p>
+      <w:pPr>
+        <w:pStyle w:val="Lneahorizontal"/>
+        <w:rPr/>
+      </w:pPr>
+      <w:r>
+        <w:rPr/>
+      </w:r>
+    </w:p>
+    <w:p>
+      <w:pPr>
+        <w:pStyle w:val="Ttulo2"/>
+        <w:rPr/>
+      </w:pPr>
+      <w:r>
+        <w:rPr>
+          <w:rStyle w:val="Destaquemayor"/>
+          <w:b/>
+        </w:rPr>
+        <w:t>Presupuesto (12 meses)</w:t>
+      </w:r>
+    </w:p>
+    <w:p>
+      <w:pPr>
+        <w:pStyle w:val="Cuerpodetexto"/>
+        <w:rPr/>
+      </w:pPr>
+      <w:r>
+        <w:rPr/>
+        <w:t>Estructura correcta.</w:t>
+        <w:br/>
+        <w:t>No es necesario detallar más aquí.</w:t>
+      </w:r>
+    </w:p>
+    <w:p>
+      <w:pPr>
+        <w:pStyle w:val="Cuerpodetexto"/>
+        <w:rPr/>
+      </w:pPr>
+      <w:r>
+        <w:rPr/>
+        <w:t>Lo relevante para inversor no es el número exacto.</w:t>
+        <w:br/>
+        <w:t>Es que:</w:t>
       </w:r>
     </w:p>
     <w:p>
@@ -2355,84 +2677,608 @@
         <w:pStyle w:val="Cuerpodetexto"/>
         <w:numPr>
           <w:ilvl w:val="0"/>
-          <w:numId w:val="18"/>
+          <w:numId w:val="25"/>
         </w:numPr>
         <w:tabs>
           <w:tab w:val="clear" w:pos="709"/>
-          <w:tab w:val="left" w:pos="709" w:leader="none"/>
-        </w:tabs>
-        <w:bidi w:val="0"/>
-        <w:ind w:left="709" w:hanging="283"/>
-        <w:jc w:val="left"/>
-        <w:rPr/>
-      </w:pPr>
+          <w:tab w:val="left" w:pos="0" w:leader="none"/>
+        </w:tabs>
+        <w:spacing w:before="0" w:after="0"/>
+        <w:ind w:left="709" w:hanging="283"/>
+        <w:rPr/>
+      </w:pPr>
+      <w:r>
+        <w:rPr/>
+        <w:t xml:space="preserve">el gasto está concentrado en núcleo técnico </w:t>
+      </w:r>
+    </w:p>
+    <w:p>
+      <w:pPr>
+        <w:pStyle w:val="Cuerpodetexto"/>
+        <w:numPr>
+          <w:ilvl w:val="0"/>
+          <w:numId w:val="25"/>
+        </w:numPr>
+        <w:tabs>
+          <w:tab w:val="clear" w:pos="709"/>
+          <w:tab w:val="left" w:pos="0" w:leader="none"/>
+        </w:tabs>
+        <w:ind w:left="709" w:hanging="283"/>
+        <w:rPr/>
+      </w:pPr>
+      <w:r>
+        <w:rPr/>
+        <w:t xml:space="preserve">no hay dispersión en features </w:t>
+      </w:r>
+    </w:p>
+    <w:p>
+      <w:pPr>
+        <w:pStyle w:val="Lneahorizontal"/>
+        <w:rPr/>
+      </w:pPr>
+      <w:r>
+        <w:rPr/>
+      </w:r>
+    </w:p>
+    <w:p>
+      <w:pPr>
+        <w:pStyle w:val="Ttulo2"/>
+        <w:rPr/>
+      </w:pPr>
+      <w:r>
+        <w:rPr>
+          <w:rStyle w:val="Destaquemayor"/>
+          <w:b/>
+        </w:rPr>
+        <w:t>Métricas de éxito (reformuladas)</w:t>
+      </w:r>
+    </w:p>
+    <w:p>
+      <w:pPr>
+        <w:pStyle w:val="Ttulo3"/>
+        <w:rPr/>
+      </w:pPr>
+      <w:r>
+        <w:rPr>
+          <w:rStyle w:val="Destaquemayor"/>
+          <w:b/>
+        </w:rPr>
+        <w:t>Técnicas</w:t>
+      </w:r>
+    </w:p>
+    <w:p>
+      <w:pPr>
+        <w:sectPr>
+          <w:type w:val="continuous"/>
+          <w:pgSz w:w="11906" w:h="16838"/>
+          <w:pgMar w:left="1134" w:right="1134" w:gutter="0" w:header="0" w:top="1134" w:footer="0" w:bottom="1134"/>
+          <w:pgNumType w:fmt="decimal"/>
+          <w:formProt w:val="false"/>
+          <w:textDirection w:val="lrTb"/>
+          <w:docGrid w:type="default" w:linePitch="600" w:charSpace="32768"/>
+        </w:sectPr>
+      </w:pPr>
+    </w:p>
+    <w:p>
+      <w:pPr>
+        <w:pStyle w:val="Textopreformateado"/>
+        <w:rPr/>
+      </w:pPr>
+      <w:bookmarkStart w:id="10" w:name="code-block-viewer_Copy_10"/>
+      <w:bookmarkEnd w:id="10"/>
+      <w:r>
+        <w:rPr/>
+        <w:t>Latency_p95 &lt; 500ms</w:t>
+      </w:r>
+    </w:p>
+    <w:p>
+      <w:pPr>
+        <w:pStyle w:val="Textopreformateado"/>
+        <w:rPr/>
+      </w:pPr>
+      <w:r>
+        <w:rPr/>
+        <w:t>PII_leakage_rate &lt; 0.1%</w:t>
+      </w:r>
+    </w:p>
+    <w:p>
+      <w:pPr>
+        <w:pStyle w:val="Textopreformateado"/>
+        <w:rPr/>
+      </w:pPr>
+      <w:r>
+        <w:rPr/>
+        <w:t>Model_compatibility ≥ 5 modelos</w:t>
+      </w:r>
+    </w:p>
+    <w:p>
+      <w:pPr>
+        <w:sectPr>
+          <w:type w:val="continuous"/>
+          <w:pgSz w:w="11906" w:h="16838"/>
+          <w:pgMar w:left="1134" w:right="1134" w:gutter="0" w:header="0" w:top="1134" w:footer="0" w:bottom="1134"/>
+          <w:formProt w:val="false"/>
+          <w:textDirection w:val="lrTb"/>
+          <w:docGrid w:type="default" w:linePitch="600" w:charSpace="32768"/>
+        </w:sectPr>
+      </w:pPr>
+    </w:p>
+    <w:p>
+      <w:pPr>
+        <w:pStyle w:val="Ttulo3"/>
+        <w:rPr/>
+      </w:pPr>
+      <w:r>
+        <w:rPr>
+          <w:rStyle w:val="Destaquemayor"/>
+          <w:b/>
+        </w:rPr>
+        <w:t>Operativas</w:t>
+      </w:r>
+    </w:p>
+    <w:p>
+      <w:pPr>
+        <w:pStyle w:val="Cuerpodetexto"/>
+        <w:numPr>
+          <w:ilvl w:val="0"/>
+          <w:numId w:val="26"/>
+        </w:numPr>
+        <w:tabs>
+          <w:tab w:val="clear" w:pos="709"/>
+          <w:tab w:val="left" w:pos="0" w:leader="none"/>
+        </w:tabs>
+        <w:spacing w:before="0" w:after="0"/>
+        <w:ind w:left="709" w:hanging="283"/>
+        <w:rPr/>
+      </w:pPr>
+      <w:r>
+        <w:rPr/>
+        <w:t xml:space="preserve">documentación reproducible </w:t>
+      </w:r>
+    </w:p>
+    <w:p>
+      <w:pPr>
+        <w:pStyle w:val="Cuerpodetexto"/>
+        <w:numPr>
+          <w:ilvl w:val="0"/>
+          <w:numId w:val="26"/>
+        </w:numPr>
+        <w:tabs>
+          <w:tab w:val="clear" w:pos="709"/>
+          <w:tab w:val="left" w:pos="0" w:leader="none"/>
+        </w:tabs>
+        <w:spacing w:before="0" w:after="0"/>
+        <w:ind w:left="709" w:hanging="283"/>
+        <w:rPr/>
+      </w:pPr>
+      <w:r>
+        <w:rPr/>
+        <w:t xml:space="preserve">sistema desplegable sin intervención del equipo core </w:t>
+      </w:r>
+    </w:p>
+    <w:p>
+      <w:pPr>
+        <w:pStyle w:val="Cuerpodetexto"/>
+        <w:numPr>
+          <w:ilvl w:val="0"/>
+          <w:numId w:val="26"/>
+        </w:numPr>
+        <w:tabs>
+          <w:tab w:val="clear" w:pos="709"/>
+          <w:tab w:val="left" w:pos="0" w:leader="none"/>
+        </w:tabs>
+        <w:ind w:left="709" w:hanging="283"/>
+        <w:rPr/>
+      </w:pPr>
+      <w:r>
+        <w:rPr/>
+        <w:t xml:space="preserve">pilotos funcionales en entorno real </w:t>
+      </w:r>
+    </w:p>
+    <w:p>
+      <w:pPr>
+        <w:pStyle w:val="Ttulo3"/>
+        <w:rPr/>
+      </w:pPr>
+      <w:r>
+        <w:rPr>
+          <w:rStyle w:val="Destaquemayor"/>
+          <w:b/>
+        </w:rPr>
+        <w:t>Señales externas (no críticas)</w:t>
+      </w:r>
+    </w:p>
+    <w:p>
+      <w:pPr>
+        <w:pStyle w:val="Cuerpodetexto"/>
+        <w:numPr>
+          <w:ilvl w:val="0"/>
+          <w:numId w:val="27"/>
+        </w:numPr>
+        <w:tabs>
+          <w:tab w:val="clear" w:pos="709"/>
+          <w:tab w:val="left" w:pos="0" w:leader="none"/>
+        </w:tabs>
+        <w:spacing w:before="0" w:after="0"/>
+        <w:ind w:left="709" w:hanging="283"/>
+        <w:rPr/>
+      </w:pPr>
+      <w:r>
+        <w:rPr/>
+        <w:t xml:space="preserve">adopción inicial de desarrolladores </w:t>
+      </w:r>
+    </w:p>
+    <w:p>
+      <w:pPr>
+        <w:pStyle w:val="Cuerpodetexto"/>
+        <w:numPr>
+          <w:ilvl w:val="0"/>
+          <w:numId w:val="27"/>
+        </w:numPr>
+        <w:tabs>
+          <w:tab w:val="clear" w:pos="709"/>
+          <w:tab w:val="left" w:pos="0" w:leader="none"/>
+        </w:tabs>
+        <w:ind w:left="709" w:hanging="283"/>
+        <w:rPr/>
+      </w:pPr>
+      <w:r>
+        <w:rPr/>
+        <w:t xml:space="preserve">interés de organizaciones </w:t>
+      </w:r>
+    </w:p>
+    <w:p>
+      <w:pPr>
+        <w:pStyle w:val="Cuerpodetexto"/>
+        <w:rPr/>
+      </w:pPr>
+      <w:r>
+        <w:rPr/>
+        <w:t>(No conviertas GitHub stars en métrica principal)</w:t>
+      </w:r>
+    </w:p>
+    <w:p>
+      <w:pPr>
+        <w:pStyle w:val="Lneahorizontal"/>
+        <w:rPr/>
+      </w:pPr>
+      <w:r>
+        <w:rPr/>
+      </w:r>
+    </w:p>
+    <w:p>
+      <w:pPr>
+        <w:pStyle w:val="Ttulo2"/>
+        <w:rPr/>
+      </w:pPr>
+      <w:r>
+        <w:rPr>
+          <w:rStyle w:val="Destaquemayor"/>
+          <w:b/>
+        </w:rPr>
+        <w:t>Riesgos (alineados con documento anterior)</w:t>
+      </w:r>
+    </w:p>
+    <w:p>
+      <w:pPr>
+        <w:pStyle w:val="Cuerpodetexto"/>
+        <w:rPr/>
+      </w:pPr>
+      <w:r>
+        <w:rPr/>
+        <w:t>Se mantienen, pero con una regla:</w:t>
+      </w:r>
+    </w:p>
+    <w:p>
+      <w:pPr>
+        <w:pStyle w:val="Cita"/>
+        <w:rPr/>
+      </w:pPr>
+      <w:r>
+        <w:rPr/>
+        <w:t>ningún riesgo sin métrica asociada es aceptable</w:t>
+      </w:r>
+    </w:p>
+    <w:p>
+      <w:pPr>
+        <w:pStyle w:val="Lneahorizontal"/>
+        <w:rPr/>
+      </w:pPr>
+      <w:r>
+        <w:rPr/>
+      </w:r>
+    </w:p>
+    <w:p>
+      <w:pPr>
+        <w:pStyle w:val="Ttulo2"/>
+        <w:rPr/>
+      </w:pPr>
+      <w:r>
+        <w:rPr>
+          <w:rStyle w:val="Destaquemayor"/>
+          <w:b/>
+        </w:rPr>
+        <w:t>Principio estructural del roadmap</w:t>
+      </w:r>
+    </w:p>
+    <w:p>
+      <w:pPr>
+        <w:pStyle w:val="Cuerpodetexto"/>
+        <w:rPr/>
+      </w:pPr>
+      <w:r>
+        <w:rPr/>
+        <w:t>Este roadmap no optimiza velocidad.</w:t>
+      </w:r>
+    </w:p>
+    <w:p>
+      <w:pPr>
+        <w:pStyle w:val="Cuerpodetexto"/>
+        <w:rPr/>
+      </w:pPr>
+      <w:r>
+        <w:rPr/>
+        <w:t xml:space="preserve">Optimiza </w:t>
+      </w:r>
       <w:r>
         <w:rPr>
           <w:rStyle w:val="Destaquemayor"/>
         </w:rPr>
-        <w:t>Adopción lenta del estándar</w:t>
-      </w:r>
-      <w:r>
-        <w:rPr/>
-        <w:t xml:space="preserve"> → Integración con herramientas existentes (LangChain, etc.)</w:t>
-      </w:r>
-    </w:p>
-    <w:p>
-      <w:pPr>
-        <w:pStyle w:val="Cuerpodetexto"/>
-        <w:numPr>
-          <w:ilvl w:val="0"/>
-          <w:numId w:val="18"/>
-        </w:numPr>
-        <w:tabs>
-          <w:tab w:val="clear" w:pos="709"/>
-          <w:tab w:val="left" w:pos="709" w:leader="none"/>
-        </w:tabs>
-        <w:bidi w:val="0"/>
-        <w:ind w:left="709" w:hanging="283"/>
-        <w:jc w:val="left"/>
-        <w:rPr/>
-      </w:pPr>
-      <w:r>
+        <w:t>irreversibilidad del valor construido</w:t>
+      </w:r>
+      <w:r>
+        <w:rPr/>
+        <w:t>.</w:t>
+      </w:r>
+    </w:p>
+    <w:p>
+      <w:pPr>
+        <w:pStyle w:val="Cuerpodetexto"/>
+        <w:rPr/>
+      </w:pPr>
+      <w:r>
+        <w:rPr/>
+        <w:t>Cada fase debe cumplir:</w:t>
+      </w:r>
+    </w:p>
+    <w:p>
+      <w:pPr>
+        <w:sectPr>
+          <w:type w:val="continuous"/>
+          <w:pgSz w:w="11906" w:h="16838"/>
+          <w:pgMar w:left="1134" w:right="1134" w:gutter="0" w:header="0" w:top="1134" w:footer="0" w:bottom="1134"/>
+          <w:pgNumType w:fmt="decimal"/>
+          <w:formProt w:val="false"/>
+          <w:textDirection w:val="lrTb"/>
+          <w:docGrid w:type="default" w:linePitch="600" w:charSpace="32768"/>
+        </w:sectPr>
+      </w:pPr>
+    </w:p>
+    <w:p>
+      <w:pPr>
+        <w:pStyle w:val="Textopreformateado"/>
+        <w:rPr/>
+      </w:pPr>
+      <w:bookmarkStart w:id="11" w:name="code-block-viewer_Copy_11"/>
+      <w:bookmarkEnd w:id="11"/>
+      <w:r>
+        <w:rPr/>
+        <w:t>No pérdida de contexto acumulado</w:t>
+      </w:r>
+    </w:p>
+    <w:p>
+      <w:pPr>
+        <w:pStyle w:val="Textopreformateado"/>
+        <w:rPr/>
+      </w:pPr>
+      <w:r>
+        <w:rPr/>
+        <w:t>No dependencia de proveedor</w:t>
+      </w:r>
+    </w:p>
+    <w:p>
+      <w:pPr>
+        <w:pStyle w:val="Textopreformateado"/>
+        <w:rPr/>
+      </w:pPr>
+      <w:r>
+        <w:rPr/>
+        <w:t>No aumento de riesgo no controlado</w:t>
+      </w:r>
+    </w:p>
+    <w:p>
+      <w:pPr>
+        <w:sectPr>
+          <w:type w:val="continuous"/>
+          <w:pgSz w:w="11906" w:h="16838"/>
+          <w:pgMar w:left="1134" w:right="1134" w:gutter="0" w:header="0" w:top="1134" w:footer="0" w:bottom="1134"/>
+          <w:formProt w:val="false"/>
+          <w:textDirection w:val="lrTb"/>
+          <w:docGrid w:type="default" w:linePitch="600" w:charSpace="32768"/>
+        </w:sectPr>
+      </w:pPr>
+    </w:p>
+    <w:p>
+      <w:pPr>
+        <w:pStyle w:val="Lneahorizontal"/>
+        <w:rPr/>
+      </w:pPr>
+      <w:r>
+        <w:rPr/>
+      </w:r>
+    </w:p>
+    <w:p>
+      <w:pPr>
+        <w:pStyle w:val="Ttulo2"/>
         <w:rPr>
           <w:rStyle w:val="Destaquemayor"/>
         </w:rPr>
-        <w:t>Competencia de grandes tech</w:t>
-      </w:r>
-      <w:r>
-        <w:rPr/>
-        <w:t xml:space="preserve"> → Posicionamiento como estándar abierto, no producto</w:t>
-      </w:r>
-    </w:p>
-    <w:p>
-      <w:pPr>
-        <w:pStyle w:val="Lneahorizontal"/>
-        <w:suppressLineNumbers/>
-        <w:pBdr>
-          <w:bottom w:val="double" w:sz="2" w:space="0" w:color="808080"/>
-        </w:pBdr>
+      </w:pPr>
+      <w:r>
+        <w:rPr/>
+      </w:r>
+    </w:p>
+    <w:p>
+      <w:pPr>
+        <w:pStyle w:val="Cuerpodetexto"/>
+        <w:rPr/>
+      </w:pPr>
+      <w:r>
+        <w:rPr/>
+        <w:t>Este plan no describe cómo construir una aplicación.</w:t>
+      </w:r>
+    </w:p>
+    <w:p>
+      <w:pPr>
+        <w:pStyle w:val="Cuerpodetexto"/>
+        <w:rPr/>
+      </w:pPr>
+      <w:r>
+        <w:rPr/>
+        <w:t>Describe cómo validar que una arquitectura puede sostener:</w:t>
+      </w:r>
+    </w:p>
+    <w:p>
+      <w:pPr>
+        <w:pStyle w:val="Cuerpodetexto"/>
+        <w:numPr>
+          <w:ilvl w:val="0"/>
+          <w:numId w:val="28"/>
+        </w:numPr>
+        <w:tabs>
+          <w:tab w:val="clear" w:pos="709"/>
+          <w:tab w:val="left" w:pos="0" w:leader="none"/>
+        </w:tabs>
+        <w:spacing w:before="0" w:after="0"/>
+        <w:ind w:left="709" w:hanging="283"/>
+        <w:rPr/>
+      </w:pPr>
+      <w:r>
+        <w:rPr/>
+        <w:t xml:space="preserve">memoria real </w:t>
+      </w:r>
+    </w:p>
+    <w:p>
+      <w:pPr>
+        <w:pStyle w:val="Cuerpodetexto"/>
+        <w:numPr>
+          <w:ilvl w:val="0"/>
+          <w:numId w:val="28"/>
+        </w:numPr>
+        <w:tabs>
+          <w:tab w:val="clear" w:pos="709"/>
+          <w:tab w:val="left" w:pos="0" w:leader="none"/>
+        </w:tabs>
+        <w:spacing w:before="0" w:after="0"/>
+        <w:ind w:left="709" w:hanging="283"/>
+        <w:rPr/>
+      </w:pPr>
+      <w:r>
+        <w:rPr/>
+        <w:t xml:space="preserve">anonimización verificable </w:t>
+      </w:r>
+    </w:p>
+    <w:p>
+      <w:pPr>
+        <w:pStyle w:val="Cuerpodetexto"/>
+        <w:numPr>
+          <w:ilvl w:val="0"/>
+          <w:numId w:val="28"/>
+        </w:numPr>
+        <w:tabs>
+          <w:tab w:val="clear" w:pos="709"/>
+          <w:tab w:val="left" w:pos="0" w:leader="none"/>
+        </w:tabs>
+        <w:ind w:left="709" w:hanging="283"/>
+        <w:rPr/>
+      </w:pPr>
+      <w:r>
+        <w:rPr/>
+        <w:t xml:space="preserve">uso de IA bajo control </w:t>
+      </w:r>
+    </w:p>
+    <w:p>
+      <w:pPr>
+        <w:pStyle w:val="Cuerpodetexto"/>
+        <w:rPr/>
+      </w:pPr>
+      <w:r>
+        <w:rPr/>
+        <w:t>El éxito no es “llegar a fase 3”.</w:t>
+      </w:r>
+    </w:p>
+    <w:p>
+      <w:pPr>
+        <w:pStyle w:val="Cuerpodetexto"/>
+        <w:rPr/>
+      </w:pPr>
+      <w:r>
+        <w:rPr/>
+        <w:t>El éxito es que:</w:t>
+      </w:r>
+    </w:p>
+    <w:p>
+      <w:pPr>
+        <w:pStyle w:val="Cuerpodetexto"/>
+        <w:numPr>
+          <w:ilvl w:val="0"/>
+          <w:numId w:val="29"/>
+        </w:numPr>
+        <w:tabs>
+          <w:tab w:val="clear" w:pos="709"/>
+          <w:tab w:val="left" w:pos="0" w:leader="none"/>
+        </w:tabs>
+        <w:spacing w:before="0" w:after="0"/>
+        <w:ind w:left="709" w:hanging="283"/>
+        <w:rPr/>
+      </w:pPr>
+      <w:r>
+        <w:rPr/>
+        <w:t xml:space="preserve">cada fase funcione por sí misma </w:t>
+      </w:r>
+    </w:p>
+    <w:p>
+      <w:pPr>
+        <w:pStyle w:val="Cuerpodetexto"/>
+        <w:numPr>
+          <w:ilvl w:val="0"/>
+          <w:numId w:val="29"/>
+        </w:numPr>
+        <w:tabs>
+          <w:tab w:val="clear" w:pos="709"/>
+          <w:tab w:val="left" w:pos="0" w:leader="none"/>
+        </w:tabs>
+        <w:ind w:left="709" w:hanging="283"/>
+        <w:rPr/>
+      </w:pPr>
+      <w:r>
+        <w:rPr/>
+        <w:t>y la siguiente no rompa la anterior</w:t>
+      </w:r>
+    </w:p>
+    <w:p>
+      <w:pPr>
+        <w:pStyle w:val="Cuerpodetexto"/>
+        <w:numPr>
+          <w:ilvl w:val="0"/>
+          <w:numId w:val="0"/>
+        </w:numPr>
         <w:bidi w:val="0"/>
-        <w:spacing w:before="0" w:after="283"/>
+        <w:spacing w:before="240" w:after="120"/>
+        <w:ind w:left="0" w:hanging="0"/>
         <w:jc w:val="left"/>
-        <w:rPr/>
-      </w:pPr>
-      <w:r>
-        <w:rPr/>
-      </w:r>
-    </w:p>
-    <w:p>
-      <w:pPr>
-        <w:pStyle w:val="Normal"/>
-        <w:bidi w:val="0"/>
-        <w:jc w:val="left"/>
-        <w:rPr/>
+        <w:rPr>
+          <w:rStyle w:val="Strong"/>
+          <w:b/>
+          <w:b/>
+        </w:rPr>
       </w:pPr>
       <w:r>
         <w:rPr/>
       </w:r>
     </w:p>
     <w:sectPr>
-      <w:type w:val="nextPage"/>
+      <w:type w:val="continuous"/>
       <w:pgSz w:w="11906" w:h="16838"/>
       <w:pgMar w:left="1134" w:right="1134" w:gutter="0" w:header="0" w:top="1134" w:footer="0" w:bottom="1134"/>
       <w:pgNumType w:fmt="decimal"/>
@@ -2449,120 +3295,138 @@
   <w:abstractNum w:abstractNumId="1">
     <w:lvl w:ilvl="0">
       <w:start w:val="1"/>
-      <w:numFmt w:val="none"/>
-      <w:suff w:val="nothing"/>
-      <w:lvlText w:val="%1"/>
-      <w:lvlJc w:val="left"/>
-      <w:pPr>
-        <w:tabs>
-          <w:tab w:val="num" w:pos="0"/>
-        </w:tabs>
-        <w:ind w:left="0" w:hanging="0"/>
-      </w:pPr>
+      <w:numFmt w:val="bullet"/>
+      <w:lvlText w:val=""/>
+      <w:lvlJc w:val="left"/>
+      <w:pPr>
+        <w:tabs>
+          <w:tab w:val="num" w:pos="709"/>
+        </w:tabs>
+        <w:ind w:left="709" w:hanging="283"/>
+      </w:pPr>
+      <w:rPr>
+        <w:rFonts w:ascii="Symbol" w:hAnsi="Symbol" w:cs="Symbol" w:hint="default"/>
+      </w:rPr>
     </w:lvl>
     <w:lvl w:ilvl="1">
       <w:start w:val="1"/>
-      <w:numFmt w:val="none"/>
-      <w:suff w:val="nothing"/>
-      <w:lvlText w:val="%2"/>
-      <w:lvlJc w:val="left"/>
-      <w:pPr>
-        <w:tabs>
-          <w:tab w:val="num" w:pos="0"/>
-        </w:tabs>
-        <w:ind w:left="0" w:hanging="0"/>
-      </w:pPr>
+      <w:numFmt w:val="bullet"/>
+      <w:lvlText w:val=""/>
+      <w:lvlJc w:val="left"/>
+      <w:pPr>
+        <w:tabs>
+          <w:tab w:val="num" w:pos="1418"/>
+        </w:tabs>
+        <w:ind w:left="1418" w:hanging="283"/>
+      </w:pPr>
+      <w:rPr>
+        <w:rFonts w:ascii="Symbol" w:hAnsi="Symbol" w:cs="Symbol" w:hint="default"/>
+      </w:rPr>
     </w:lvl>
     <w:lvl w:ilvl="2">
       <w:start w:val="1"/>
-      <w:numFmt w:val="none"/>
-      <w:suff w:val="nothing"/>
-      <w:lvlText w:val="%3"/>
-      <w:lvlJc w:val="left"/>
-      <w:pPr>
-        <w:tabs>
-          <w:tab w:val="num" w:pos="0"/>
-        </w:tabs>
-        <w:ind w:left="0" w:hanging="0"/>
-      </w:pPr>
+      <w:numFmt w:val="bullet"/>
+      <w:lvlText w:val=""/>
+      <w:lvlJc w:val="left"/>
+      <w:pPr>
+        <w:tabs>
+          <w:tab w:val="num" w:pos="2127"/>
+        </w:tabs>
+        <w:ind w:left="2127" w:hanging="283"/>
+      </w:pPr>
+      <w:rPr>
+        <w:rFonts w:ascii="Symbol" w:hAnsi="Symbol" w:cs="Symbol" w:hint="default"/>
+      </w:rPr>
     </w:lvl>
     <w:lvl w:ilvl="3">
       <w:start w:val="1"/>
-      <w:numFmt w:val="none"/>
-      <w:suff w:val="nothing"/>
-      <w:lvlText w:val="%4"/>
-      <w:lvlJc w:val="left"/>
-      <w:pPr>
-        <w:tabs>
-          <w:tab w:val="num" w:pos="0"/>
-        </w:tabs>
-        <w:ind w:left="0" w:hanging="0"/>
-      </w:pPr>
+      <w:numFmt w:val="bullet"/>
+      <w:lvlText w:val=""/>
+      <w:lvlJc w:val="left"/>
+      <w:pPr>
+        <w:tabs>
+          <w:tab w:val="num" w:pos="2836"/>
+        </w:tabs>
+        <w:ind w:left="2836" w:hanging="283"/>
+      </w:pPr>
+      <w:rPr>
+        <w:rFonts w:ascii="Symbol" w:hAnsi="Symbol" w:cs="Symbol" w:hint="default"/>
+      </w:rPr>
     </w:lvl>
     <w:lvl w:ilvl="4">
       <w:start w:val="1"/>
-      <w:numFmt w:val="none"/>
-      <w:suff w:val="nothing"/>
-      <w:lvlText w:val="%5"/>
-      <w:lvlJc w:val="left"/>
-      <w:pPr>
-        <w:tabs>
-          <w:tab w:val="num" w:pos="0"/>
-        </w:tabs>
-        <w:ind w:left="0" w:hanging="0"/>
-      </w:pPr>
+      <w:numFmt w:val="bullet"/>
+      <w:lvlText w:val=""/>
+      <w:lvlJc w:val="left"/>
+      <w:pPr>
+        <w:tabs>
+          <w:tab w:val="num" w:pos="3545"/>
+        </w:tabs>
+        <w:ind w:left="3545" w:hanging="283"/>
+      </w:pPr>
+      <w:rPr>
+        <w:rFonts w:ascii="Symbol" w:hAnsi="Symbol" w:cs="Symbol" w:hint="default"/>
+      </w:rPr>
     </w:lvl>
     <w:lvl w:ilvl="5">
       <w:start w:val="1"/>
-      <w:numFmt w:val="none"/>
-      <w:suff w:val="nothing"/>
-      <w:lvlText w:val="%6"/>
-      <w:lvlJc w:val="left"/>
-      <w:pPr>
-        <w:tabs>
-          <w:tab w:val="num" w:pos="0"/>
-        </w:tabs>
-        <w:ind w:left="0" w:hanging="0"/>
-      </w:pPr>
+      <w:numFmt w:val="bullet"/>
+      <w:lvlText w:val=""/>
+      <w:lvlJc w:val="left"/>
+      <w:pPr>
+        <w:tabs>
+          <w:tab w:val="num" w:pos="4254"/>
+        </w:tabs>
+        <w:ind w:left="4254" w:hanging="283"/>
+      </w:pPr>
+      <w:rPr>
+        <w:rFonts w:ascii="Symbol" w:hAnsi="Symbol" w:cs="Symbol" w:hint="default"/>
+      </w:rPr>
     </w:lvl>
     <w:lvl w:ilvl="6">
       <w:start w:val="1"/>
-      <w:numFmt w:val="none"/>
-      <w:suff w:val="nothing"/>
-      <w:lvlText w:val="%7"/>
-      <w:lvlJc w:val="left"/>
-      <w:pPr>
-        <w:tabs>
-          <w:tab w:val="num" w:pos="0"/>
-        </w:tabs>
-        <w:ind w:left="0" w:hanging="0"/>
-      </w:pPr>
+      <w:numFmt w:val="bullet"/>
+      <w:lvlText w:val=""/>
+      <w:lvlJc w:val="left"/>
+      <w:pPr>
+        <w:tabs>
+          <w:tab w:val="num" w:pos="4963"/>
+        </w:tabs>
+        <w:ind w:left="4963" w:hanging="283"/>
+      </w:pPr>
+      <w:rPr>
+        <w:rFonts w:ascii="Symbol" w:hAnsi="Symbol" w:cs="Symbol" w:hint="default"/>
+      </w:rPr>
     </w:lvl>
     <w:lvl w:ilvl="7">
       <w:start w:val="1"/>
-      <w:numFmt w:val="none"/>
-      <w:suff w:val="nothing"/>
-      <w:lvlText w:val="%8"/>
-      <w:lvlJc w:val="left"/>
-      <w:pPr>
-        <w:tabs>
-          <w:tab w:val="num" w:pos="0"/>
-        </w:tabs>
-        <w:ind w:left="0" w:hanging="0"/>
-      </w:pPr>
+      <w:numFmt w:val="bullet"/>
+      <w:lvlText w:val=""/>
+      <w:lvlJc w:val="left"/>
+      <w:pPr>
+        <w:tabs>
+          <w:tab w:val="num" w:pos="5672"/>
+        </w:tabs>
+        <w:ind w:left="5672" w:hanging="283"/>
+      </w:pPr>
+      <w:rPr>
+        <w:rFonts w:ascii="Symbol" w:hAnsi="Symbol" w:cs="Symbol" w:hint="default"/>
+      </w:rPr>
     </w:lvl>
     <w:lvl w:ilvl="8">
       <w:start w:val="1"/>
-      <w:numFmt w:val="none"/>
-      <w:suff w:val="nothing"/>
-      <w:lvlText w:val="%9"/>
-      <w:lvlJc w:val="left"/>
-      <w:pPr>
-        <w:tabs>
-          <w:tab w:val="num" w:pos="0"/>
-        </w:tabs>
-        <w:ind w:left="0" w:hanging="0"/>
-      </w:pPr>
+      <w:numFmt w:val="bullet"/>
+      <w:lvlText w:val=""/>
+      <w:lvlJc w:val="left"/>
+      <w:pPr>
+        <w:tabs>
+          <w:tab w:val="num" w:pos="6381"/>
+        </w:tabs>
+        <w:ind w:left="6381" w:hanging="283"/>
+      </w:pPr>
+      <w:rPr>
+        <w:rFonts w:ascii="Symbol" w:hAnsi="Symbol" w:cs="Symbol" w:hint="default"/>
+      </w:rPr>
     </w:lvl>
   </w:abstractNum>
   <w:abstractNum w:abstractNumId="2">
@@ -4075,8 +4939,8 @@
   <w:abstractNum w:abstractNumId="13">
     <w:lvl w:ilvl="0">
       <w:start w:val="1"/>
-      <w:numFmt w:val="decimal"/>
-      <w:lvlText w:val="%1."/>
+      <w:numFmt w:val="bullet"/>
+      <w:lvlText w:val=""/>
       <w:lvlJc w:val="left"/>
       <w:pPr>
         <w:tabs>
@@ -4084,12 +4948,14 @@
         </w:tabs>
         <w:ind w:left="709" w:hanging="283"/>
       </w:pPr>
-      <w:rPr/>
+      <w:rPr>
+        <w:rFonts w:ascii="Symbol" w:hAnsi="Symbol" w:cs="Symbol" w:hint="default"/>
+      </w:rPr>
     </w:lvl>
     <w:lvl w:ilvl="1">
       <w:start w:val="1"/>
-      <w:numFmt w:val="decimal"/>
-      <w:lvlText w:val="%2."/>
+      <w:numFmt w:val="bullet"/>
+      <w:lvlText w:val=""/>
       <w:lvlJc w:val="left"/>
       <w:pPr>
         <w:tabs>
@@ -4097,12 +4963,14 @@
         </w:tabs>
         <w:ind w:left="1418" w:hanging="283"/>
       </w:pPr>
-      <w:rPr/>
+      <w:rPr>
+        <w:rFonts w:ascii="Symbol" w:hAnsi="Symbol" w:cs="Symbol" w:hint="default"/>
+      </w:rPr>
     </w:lvl>
     <w:lvl w:ilvl="2">
       <w:start w:val="1"/>
-      <w:numFmt w:val="decimal"/>
-      <w:lvlText w:val="%3."/>
+      <w:numFmt w:val="bullet"/>
+      <w:lvlText w:val=""/>
       <w:lvlJc w:val="left"/>
       <w:pPr>
         <w:tabs>
@@ -4110,12 +4978,14 @@
         </w:tabs>
         <w:ind w:left="2127" w:hanging="283"/>
       </w:pPr>
-      <w:rPr/>
+      <w:rPr>
+        <w:rFonts w:ascii="Symbol" w:hAnsi="Symbol" w:cs="Symbol" w:hint="default"/>
+      </w:rPr>
     </w:lvl>
     <w:lvl w:ilvl="3">
       <w:start w:val="1"/>
-      <w:numFmt w:val="decimal"/>
-      <w:lvlText w:val="%4."/>
+      <w:numFmt w:val="bullet"/>
+      <w:lvlText w:val=""/>
       <w:lvlJc w:val="left"/>
       <w:pPr>
         <w:tabs>
@@ -4123,12 +4993,14 @@
         </w:tabs>
         <w:ind w:left="2836" w:hanging="283"/>
       </w:pPr>
-      <w:rPr/>
+      <w:rPr>
+        <w:rFonts w:ascii="Symbol" w:hAnsi="Symbol" w:cs="Symbol" w:hint="default"/>
+      </w:rPr>
     </w:lvl>
     <w:lvl w:ilvl="4">
       <w:start w:val="1"/>
-      <w:numFmt w:val="decimal"/>
-      <w:lvlText w:val="%5."/>
+      <w:numFmt w:val="bullet"/>
+      <w:lvlText w:val=""/>
       <w:lvlJc w:val="left"/>
       <w:pPr>
         <w:tabs>
@@ -4136,12 +5008,14 @@
         </w:tabs>
         <w:ind w:left="3545" w:hanging="283"/>
       </w:pPr>
-      <w:rPr/>
+      <w:rPr>
+        <w:rFonts w:ascii="Symbol" w:hAnsi="Symbol" w:cs="Symbol" w:hint="default"/>
+      </w:rPr>
     </w:lvl>
     <w:lvl w:ilvl="5">
       <w:start w:val="1"/>
-      <w:numFmt w:val="decimal"/>
-      <w:lvlText w:val="%6."/>
+      <w:numFmt w:val="bullet"/>
+      <w:lvlText w:val=""/>
       <w:lvlJc w:val="left"/>
       <w:pPr>
         <w:tabs>
@@ -4149,12 +5023,14 @@
         </w:tabs>
         <w:ind w:left="4254" w:hanging="283"/>
       </w:pPr>
-      <w:rPr/>
+      <w:rPr>
+        <w:rFonts w:ascii="Symbol" w:hAnsi="Symbol" w:cs="Symbol" w:hint="default"/>
+      </w:rPr>
     </w:lvl>
     <w:lvl w:ilvl="6">
       <w:start w:val="1"/>
-      <w:numFmt w:val="decimal"/>
-      <w:lvlText w:val="%7."/>
+      <w:numFmt w:val="bullet"/>
+      <w:lvlText w:val=""/>
       <w:lvlJc w:val="left"/>
       <w:pPr>
         <w:tabs>
@@ -4162,12 +5038,14 @@
         </w:tabs>
         <w:ind w:left="4963" w:hanging="283"/>
       </w:pPr>
-      <w:rPr/>
+      <w:rPr>
+        <w:rFonts w:ascii="Symbol" w:hAnsi="Symbol" w:cs="Symbol" w:hint="default"/>
+      </w:rPr>
     </w:lvl>
     <w:lvl w:ilvl="7">
       <w:start w:val="1"/>
-      <w:numFmt w:val="decimal"/>
-      <w:lvlText w:val="%8."/>
+      <w:numFmt w:val="bullet"/>
+      <w:lvlText w:val=""/>
       <w:lvlJc w:val="left"/>
       <w:pPr>
         <w:tabs>
@@ -4175,12 +5053,14 @@
         </w:tabs>
         <w:ind w:left="5672" w:hanging="283"/>
       </w:pPr>
-      <w:rPr/>
+      <w:rPr>
+        <w:rFonts w:ascii="Symbol" w:hAnsi="Symbol" w:cs="Symbol" w:hint="default"/>
+      </w:rPr>
     </w:lvl>
     <w:lvl w:ilvl="8">
       <w:start w:val="1"/>
-      <w:numFmt w:val="decimal"/>
-      <w:lvlText w:val="%9."/>
+      <w:numFmt w:val="bullet"/>
+      <w:lvlText w:val=""/>
       <w:lvlJc w:val="left"/>
       <w:pPr>
         <w:tabs>
@@ -4188,7 +5068,9 @@
         </w:tabs>
         <w:ind w:left="6381" w:hanging="283"/>
       </w:pPr>
-      <w:rPr/>
+      <w:rPr>
+        <w:rFonts w:ascii="Symbol" w:hAnsi="Symbol" w:cs="Symbol" w:hint="default"/>
+      </w:rPr>
     </w:lvl>
   </w:abstractNum>
   <w:abstractNum w:abstractNumId="14">
@@ -4742,8 +5624,8 @@
   <w:abstractNum w:abstractNumId="18">
     <w:lvl w:ilvl="0">
       <w:start w:val="1"/>
-      <w:numFmt w:val="decimal"/>
-      <w:lvlText w:val="%1."/>
+      <w:numFmt w:val="bullet"/>
+      <w:lvlText w:val=""/>
       <w:lvlJc w:val="left"/>
       <w:pPr>
         <w:tabs>
@@ -4751,12 +5633,14 @@
         </w:tabs>
         <w:ind w:left="709" w:hanging="283"/>
       </w:pPr>
-      <w:rPr/>
+      <w:rPr>
+        <w:rFonts w:ascii="Symbol" w:hAnsi="Symbol" w:cs="Symbol" w:hint="default"/>
+      </w:rPr>
     </w:lvl>
     <w:lvl w:ilvl="1">
       <w:start w:val="1"/>
-      <w:numFmt w:val="decimal"/>
-      <w:lvlText w:val="%2."/>
+      <w:numFmt w:val="bullet"/>
+      <w:lvlText w:val=""/>
       <w:lvlJc w:val="left"/>
       <w:pPr>
         <w:tabs>
@@ -4764,12 +5648,14 @@
         </w:tabs>
         <w:ind w:left="1418" w:hanging="283"/>
       </w:pPr>
-      <w:rPr/>
+      <w:rPr>
+        <w:rFonts w:ascii="Symbol" w:hAnsi="Symbol" w:cs="Symbol" w:hint="default"/>
+      </w:rPr>
     </w:lvl>
     <w:lvl w:ilvl="2">
       <w:start w:val="1"/>
-      <w:numFmt w:val="decimal"/>
-      <w:lvlText w:val="%3."/>
+      <w:numFmt w:val="bullet"/>
+      <w:lvlText w:val=""/>
       <w:lvlJc w:val="left"/>
       <w:pPr>
         <w:tabs>
@@ -4777,12 +5663,14 @@
         </w:tabs>
         <w:ind w:left="2127" w:hanging="283"/>
       </w:pPr>
-      <w:rPr/>
+      <w:rPr>
+        <w:rFonts w:ascii="Symbol" w:hAnsi="Symbol" w:cs="Symbol" w:hint="default"/>
+      </w:rPr>
     </w:lvl>
     <w:lvl w:ilvl="3">
       <w:start w:val="1"/>
-      <w:numFmt w:val="decimal"/>
-      <w:lvlText w:val="%4."/>
+      <w:numFmt w:val="bullet"/>
+      <w:lvlText w:val=""/>
       <w:lvlJc w:val="left"/>
       <w:pPr>
         <w:tabs>
@@ -4790,12 +5678,14 @@
         </w:tabs>
         <w:ind w:left="2836" w:hanging="283"/>
       </w:pPr>
-      <w:rPr/>
+      <w:rPr>
+        <w:rFonts w:ascii="Symbol" w:hAnsi="Symbol" w:cs="Symbol" w:hint="default"/>
+      </w:rPr>
     </w:lvl>
     <w:lvl w:ilvl="4">
       <w:start w:val="1"/>
-      <w:numFmt w:val="decimal"/>
-      <w:lvlText w:val="%5."/>
+      <w:numFmt w:val="bullet"/>
+      <w:lvlText w:val=""/>
       <w:lvlJc w:val="left"/>
       <w:pPr>
         <w:tabs>
@@ -4803,12 +5693,14 @@
         </w:tabs>
         <w:ind w:left="3545" w:hanging="283"/>
       </w:pPr>
-      <w:rPr/>
+      <w:rPr>
+        <w:rFonts w:ascii="Symbol" w:hAnsi="Symbol" w:cs="Symbol" w:hint="default"/>
+      </w:rPr>
     </w:lvl>
     <w:lvl w:ilvl="5">
       <w:start w:val="1"/>
-      <w:numFmt w:val="decimal"/>
-      <w:lvlText w:val="%6."/>
+      <w:numFmt w:val="bullet"/>
+      <w:lvlText w:val=""/>
       <w:lvlJc w:val="left"/>
       <w:pPr>
         <w:tabs>
@@ -4816,12 +5708,14 @@
         </w:tabs>
         <w:ind w:left="4254" w:hanging="283"/>
       </w:pPr>
-      <w:rPr/>
+      <w:rPr>
+        <w:rFonts w:ascii="Symbol" w:hAnsi="Symbol" w:cs="Symbol" w:hint="default"/>
+      </w:rPr>
     </w:lvl>
     <w:lvl w:ilvl="6">
       <w:start w:val="1"/>
-      <w:numFmt w:val="decimal"/>
-      <w:lvlText w:val="%7."/>
+      <w:numFmt w:val="bullet"/>
+      <w:lvlText w:val=""/>
       <w:lvlJc w:val="left"/>
       <w:pPr>
         <w:tabs>
@@ -4829,12 +5723,14 @@
         </w:tabs>
         <w:ind w:left="4963" w:hanging="283"/>
       </w:pPr>
-      <w:rPr/>
+      <w:rPr>
+        <w:rFonts w:ascii="Symbol" w:hAnsi="Symbol" w:cs="Symbol" w:hint="default"/>
+      </w:rPr>
     </w:lvl>
     <w:lvl w:ilvl="7">
       <w:start w:val="1"/>
-      <w:numFmt w:val="decimal"/>
-      <w:lvlText w:val="%8."/>
+      <w:numFmt w:val="bullet"/>
+      <w:lvlText w:val=""/>
       <w:lvlJc w:val="left"/>
       <w:pPr>
         <w:tabs>
@@ -4842,12 +5738,14 @@
         </w:tabs>
         <w:ind w:left="5672" w:hanging="283"/>
       </w:pPr>
-      <w:rPr/>
+      <w:rPr>
+        <w:rFonts w:ascii="Symbol" w:hAnsi="Symbol" w:cs="Symbol" w:hint="default"/>
+      </w:rPr>
     </w:lvl>
     <w:lvl w:ilvl="8">
       <w:start w:val="1"/>
-      <w:numFmt w:val="decimal"/>
-      <w:lvlText w:val="%9."/>
+      <w:numFmt w:val="bullet"/>
+      <w:lvlText w:val=""/>
       <w:lvlJc w:val="left"/>
       <w:pPr>
         <w:tabs>
@@ -4855,7 +5753,1635 @@
         </w:tabs>
         <w:ind w:left="6381" w:hanging="283"/>
       </w:pPr>
-      <w:rPr/>
+      <w:rPr>
+        <w:rFonts w:ascii="Symbol" w:hAnsi="Symbol" w:cs="Symbol" w:hint="default"/>
+      </w:rPr>
+    </w:lvl>
+  </w:abstractNum>
+  <w:abstractNum w:abstractNumId="19">
+    <w:lvl w:ilvl="0">
+      <w:start w:val="1"/>
+      <w:numFmt w:val="bullet"/>
+      <w:lvlText w:val=""/>
+      <w:lvlJc w:val="left"/>
+      <w:pPr>
+        <w:tabs>
+          <w:tab w:val="num" w:pos="709"/>
+        </w:tabs>
+        <w:ind w:left="709" w:hanging="283"/>
+      </w:pPr>
+      <w:rPr>
+        <w:rFonts w:ascii="Symbol" w:hAnsi="Symbol" w:cs="Symbol" w:hint="default"/>
+      </w:rPr>
+    </w:lvl>
+    <w:lvl w:ilvl="1">
+      <w:start w:val="1"/>
+      <w:numFmt w:val="bullet"/>
+      <w:lvlText w:val=""/>
+      <w:lvlJc w:val="left"/>
+      <w:pPr>
+        <w:tabs>
+          <w:tab w:val="num" w:pos="1418"/>
+        </w:tabs>
+        <w:ind w:left="1418" w:hanging="283"/>
+      </w:pPr>
+      <w:rPr>
+        <w:rFonts w:ascii="Symbol" w:hAnsi="Symbol" w:cs="Symbol" w:hint="default"/>
+      </w:rPr>
+    </w:lvl>
+    <w:lvl w:ilvl="2">
+      <w:start w:val="1"/>
+      <w:numFmt w:val="bullet"/>
+      <w:lvlText w:val=""/>
+      <w:lvlJc w:val="left"/>
+      <w:pPr>
+        <w:tabs>
+          <w:tab w:val="num" w:pos="2127"/>
+        </w:tabs>
+        <w:ind w:left="2127" w:hanging="283"/>
+      </w:pPr>
+      <w:rPr>
+        <w:rFonts w:ascii="Symbol" w:hAnsi="Symbol" w:cs="Symbol" w:hint="default"/>
+      </w:rPr>
+    </w:lvl>
+    <w:lvl w:ilvl="3">
+      <w:start w:val="1"/>
+      <w:numFmt w:val="bullet"/>
+      <w:lvlText w:val=""/>
+      <w:lvlJc w:val="left"/>
+      <w:pPr>
+        <w:tabs>
+          <w:tab w:val="num" w:pos="2836"/>
+        </w:tabs>
+        <w:ind w:left="2836" w:hanging="283"/>
+      </w:pPr>
+      <w:rPr>
+        <w:rFonts w:ascii="Symbol" w:hAnsi="Symbol" w:cs="Symbol" w:hint="default"/>
+      </w:rPr>
+    </w:lvl>
+    <w:lvl w:ilvl="4">
+      <w:start w:val="1"/>
+      <w:numFmt w:val="bullet"/>
+      <w:lvlText w:val=""/>
+      <w:lvlJc w:val="left"/>
+      <w:pPr>
+        <w:tabs>
+          <w:tab w:val="num" w:pos="3545"/>
+        </w:tabs>
+        <w:ind w:left="3545" w:hanging="283"/>
+      </w:pPr>
+      <w:rPr>
+        <w:rFonts w:ascii="Symbol" w:hAnsi="Symbol" w:cs="Symbol" w:hint="default"/>
+      </w:rPr>
+    </w:lvl>
+    <w:lvl w:ilvl="5">
+      <w:start w:val="1"/>
+      <w:numFmt w:val="bullet"/>
+      <w:lvlText w:val=""/>
+      <w:lvlJc w:val="left"/>
+      <w:pPr>
+        <w:tabs>
+          <w:tab w:val="num" w:pos="4254"/>
+        </w:tabs>
+        <w:ind w:left="4254" w:hanging="283"/>
+      </w:pPr>
+      <w:rPr>
+        <w:rFonts w:ascii="Symbol" w:hAnsi="Symbol" w:cs="Symbol" w:hint="default"/>
+      </w:rPr>
+    </w:lvl>
+    <w:lvl w:ilvl="6">
+      <w:start w:val="1"/>
+      <w:numFmt w:val="bullet"/>
+      <w:lvlText w:val=""/>
+      <w:lvlJc w:val="left"/>
+      <w:pPr>
+        <w:tabs>
+          <w:tab w:val="num" w:pos="4963"/>
+        </w:tabs>
+        <w:ind w:left="4963" w:hanging="283"/>
+      </w:pPr>
+      <w:rPr>
+        <w:rFonts w:ascii="Symbol" w:hAnsi="Symbol" w:cs="Symbol" w:hint="default"/>
+      </w:rPr>
+    </w:lvl>
+    <w:lvl w:ilvl="7">
+      <w:start w:val="1"/>
+      <w:numFmt w:val="bullet"/>
+      <w:lvlText w:val=""/>
+      <w:lvlJc w:val="left"/>
+      <w:pPr>
+        <w:tabs>
+          <w:tab w:val="num" w:pos="5672"/>
+        </w:tabs>
+        <w:ind w:left="5672" w:hanging="283"/>
+      </w:pPr>
+      <w:rPr>
+        <w:rFonts w:ascii="Symbol" w:hAnsi="Symbol" w:cs="Symbol" w:hint="default"/>
+      </w:rPr>
+    </w:lvl>
+    <w:lvl w:ilvl="8">
+      <w:start w:val="1"/>
+      <w:numFmt w:val="bullet"/>
+      <w:lvlText w:val=""/>
+      <w:lvlJc w:val="left"/>
+      <w:pPr>
+        <w:tabs>
+          <w:tab w:val="num" w:pos="6381"/>
+        </w:tabs>
+        <w:ind w:left="6381" w:hanging="283"/>
+      </w:pPr>
+      <w:rPr>
+        <w:rFonts w:ascii="Symbol" w:hAnsi="Symbol" w:cs="Symbol" w:hint="default"/>
+      </w:rPr>
+    </w:lvl>
+  </w:abstractNum>
+  <w:abstractNum w:abstractNumId="20">
+    <w:lvl w:ilvl="0">
+      <w:start w:val="1"/>
+      <w:numFmt w:val="bullet"/>
+      <w:lvlText w:val=""/>
+      <w:lvlJc w:val="left"/>
+      <w:pPr>
+        <w:tabs>
+          <w:tab w:val="num" w:pos="709"/>
+        </w:tabs>
+        <w:ind w:left="709" w:hanging="283"/>
+      </w:pPr>
+      <w:rPr>
+        <w:rFonts w:ascii="Symbol" w:hAnsi="Symbol" w:cs="Symbol" w:hint="default"/>
+      </w:rPr>
+    </w:lvl>
+    <w:lvl w:ilvl="1">
+      <w:start w:val="1"/>
+      <w:numFmt w:val="bullet"/>
+      <w:lvlText w:val=""/>
+      <w:lvlJc w:val="left"/>
+      <w:pPr>
+        <w:tabs>
+          <w:tab w:val="num" w:pos="1418"/>
+        </w:tabs>
+        <w:ind w:left="1418" w:hanging="283"/>
+      </w:pPr>
+      <w:rPr>
+        <w:rFonts w:ascii="Symbol" w:hAnsi="Symbol" w:cs="Symbol" w:hint="default"/>
+      </w:rPr>
+    </w:lvl>
+    <w:lvl w:ilvl="2">
+      <w:start w:val="1"/>
+      <w:numFmt w:val="bullet"/>
+      <w:lvlText w:val=""/>
+      <w:lvlJc w:val="left"/>
+      <w:pPr>
+        <w:tabs>
+          <w:tab w:val="num" w:pos="2127"/>
+        </w:tabs>
+        <w:ind w:left="2127" w:hanging="283"/>
+      </w:pPr>
+      <w:rPr>
+        <w:rFonts w:ascii="Symbol" w:hAnsi="Symbol" w:cs="Symbol" w:hint="default"/>
+      </w:rPr>
+    </w:lvl>
+    <w:lvl w:ilvl="3">
+      <w:start w:val="1"/>
+      <w:numFmt w:val="bullet"/>
+      <w:lvlText w:val=""/>
+      <w:lvlJc w:val="left"/>
+      <w:pPr>
+        <w:tabs>
+          <w:tab w:val="num" w:pos="2836"/>
+        </w:tabs>
+        <w:ind w:left="2836" w:hanging="283"/>
+      </w:pPr>
+      <w:rPr>
+        <w:rFonts w:ascii="Symbol" w:hAnsi="Symbol" w:cs="Symbol" w:hint="default"/>
+      </w:rPr>
+    </w:lvl>
+    <w:lvl w:ilvl="4">
+      <w:start w:val="1"/>
+      <w:numFmt w:val="bullet"/>
+      <w:lvlText w:val=""/>
+      <w:lvlJc w:val="left"/>
+      <w:pPr>
+        <w:tabs>
+          <w:tab w:val="num" w:pos="3545"/>
+        </w:tabs>
+        <w:ind w:left="3545" w:hanging="283"/>
+      </w:pPr>
+      <w:rPr>
+        <w:rFonts w:ascii="Symbol" w:hAnsi="Symbol" w:cs="Symbol" w:hint="default"/>
+      </w:rPr>
+    </w:lvl>
+    <w:lvl w:ilvl="5">
+      <w:start w:val="1"/>
+      <w:numFmt w:val="bullet"/>
+      <w:lvlText w:val=""/>
+      <w:lvlJc w:val="left"/>
+      <w:pPr>
+        <w:tabs>
+          <w:tab w:val="num" w:pos="4254"/>
+        </w:tabs>
+        <w:ind w:left="4254" w:hanging="283"/>
+      </w:pPr>
+      <w:rPr>
+        <w:rFonts w:ascii="Symbol" w:hAnsi="Symbol" w:cs="Symbol" w:hint="default"/>
+      </w:rPr>
+    </w:lvl>
+    <w:lvl w:ilvl="6">
+      <w:start w:val="1"/>
+      <w:numFmt w:val="bullet"/>
+      <w:lvlText w:val=""/>
+      <w:lvlJc w:val="left"/>
+      <w:pPr>
+        <w:tabs>
+          <w:tab w:val="num" w:pos="4963"/>
+        </w:tabs>
+        <w:ind w:left="4963" w:hanging="283"/>
+      </w:pPr>
+      <w:rPr>
+        <w:rFonts w:ascii="Symbol" w:hAnsi="Symbol" w:cs="Symbol" w:hint="default"/>
+      </w:rPr>
+    </w:lvl>
+    <w:lvl w:ilvl="7">
+      <w:start w:val="1"/>
+      <w:numFmt w:val="bullet"/>
+      <w:lvlText w:val=""/>
+      <w:lvlJc w:val="left"/>
+      <w:pPr>
+        <w:tabs>
+          <w:tab w:val="num" w:pos="5672"/>
+        </w:tabs>
+        <w:ind w:left="5672" w:hanging="283"/>
+      </w:pPr>
+      <w:rPr>
+        <w:rFonts w:ascii="Symbol" w:hAnsi="Symbol" w:cs="Symbol" w:hint="default"/>
+      </w:rPr>
+    </w:lvl>
+    <w:lvl w:ilvl="8">
+      <w:start w:val="1"/>
+      <w:numFmt w:val="bullet"/>
+      <w:lvlText w:val=""/>
+      <w:lvlJc w:val="left"/>
+      <w:pPr>
+        <w:tabs>
+          <w:tab w:val="num" w:pos="6381"/>
+        </w:tabs>
+        <w:ind w:left="6381" w:hanging="283"/>
+      </w:pPr>
+      <w:rPr>
+        <w:rFonts w:ascii="Symbol" w:hAnsi="Symbol" w:cs="Symbol" w:hint="default"/>
+      </w:rPr>
+    </w:lvl>
+  </w:abstractNum>
+  <w:abstractNum w:abstractNumId="21">
+    <w:lvl w:ilvl="0">
+      <w:start w:val="1"/>
+      <w:numFmt w:val="bullet"/>
+      <w:lvlText w:val=""/>
+      <w:lvlJc w:val="left"/>
+      <w:pPr>
+        <w:tabs>
+          <w:tab w:val="num" w:pos="709"/>
+        </w:tabs>
+        <w:ind w:left="709" w:hanging="283"/>
+      </w:pPr>
+      <w:rPr>
+        <w:rFonts w:ascii="Symbol" w:hAnsi="Symbol" w:cs="Symbol" w:hint="default"/>
+      </w:rPr>
+    </w:lvl>
+    <w:lvl w:ilvl="1">
+      <w:start w:val="1"/>
+      <w:numFmt w:val="bullet"/>
+      <w:lvlText w:val=""/>
+      <w:lvlJc w:val="left"/>
+      <w:pPr>
+        <w:tabs>
+          <w:tab w:val="num" w:pos="1418"/>
+        </w:tabs>
+        <w:ind w:left="1418" w:hanging="283"/>
+      </w:pPr>
+      <w:rPr>
+        <w:rFonts w:ascii="Symbol" w:hAnsi="Symbol" w:cs="Symbol" w:hint="default"/>
+      </w:rPr>
+    </w:lvl>
+    <w:lvl w:ilvl="2">
+      <w:start w:val="1"/>
+      <w:numFmt w:val="bullet"/>
+      <w:lvlText w:val=""/>
+      <w:lvlJc w:val="left"/>
+      <w:pPr>
+        <w:tabs>
+          <w:tab w:val="num" w:pos="2127"/>
+        </w:tabs>
+        <w:ind w:left="2127" w:hanging="283"/>
+      </w:pPr>
+      <w:rPr>
+        <w:rFonts w:ascii="Symbol" w:hAnsi="Symbol" w:cs="Symbol" w:hint="default"/>
+      </w:rPr>
+    </w:lvl>
+    <w:lvl w:ilvl="3">
+      <w:start w:val="1"/>
+      <w:numFmt w:val="bullet"/>
+      <w:lvlText w:val=""/>
+      <w:lvlJc w:val="left"/>
+      <w:pPr>
+        <w:tabs>
+          <w:tab w:val="num" w:pos="2836"/>
+        </w:tabs>
+        <w:ind w:left="2836" w:hanging="283"/>
+      </w:pPr>
+      <w:rPr>
+        <w:rFonts w:ascii="Symbol" w:hAnsi="Symbol" w:cs="Symbol" w:hint="default"/>
+      </w:rPr>
+    </w:lvl>
+    <w:lvl w:ilvl="4">
+      <w:start w:val="1"/>
+      <w:numFmt w:val="bullet"/>
+      <w:lvlText w:val=""/>
+      <w:lvlJc w:val="left"/>
+      <w:pPr>
+        <w:tabs>
+          <w:tab w:val="num" w:pos="3545"/>
+        </w:tabs>
+        <w:ind w:left="3545" w:hanging="283"/>
+      </w:pPr>
+      <w:rPr>
+        <w:rFonts w:ascii="Symbol" w:hAnsi="Symbol" w:cs="Symbol" w:hint="default"/>
+      </w:rPr>
+    </w:lvl>
+    <w:lvl w:ilvl="5">
+      <w:start w:val="1"/>
+      <w:numFmt w:val="bullet"/>
+      <w:lvlText w:val=""/>
+      <w:lvlJc w:val="left"/>
+      <w:pPr>
+        <w:tabs>
+          <w:tab w:val="num" w:pos="4254"/>
+        </w:tabs>
+        <w:ind w:left="4254" w:hanging="283"/>
+      </w:pPr>
+      <w:rPr>
+        <w:rFonts w:ascii="Symbol" w:hAnsi="Symbol" w:cs="Symbol" w:hint="default"/>
+      </w:rPr>
+    </w:lvl>
+    <w:lvl w:ilvl="6">
+      <w:start w:val="1"/>
+      <w:numFmt w:val="bullet"/>
+      <w:lvlText w:val=""/>
+      <w:lvlJc w:val="left"/>
+      <w:pPr>
+        <w:tabs>
+          <w:tab w:val="num" w:pos="4963"/>
+        </w:tabs>
+        <w:ind w:left="4963" w:hanging="283"/>
+      </w:pPr>
+      <w:rPr>
+        <w:rFonts w:ascii="Symbol" w:hAnsi="Symbol" w:cs="Symbol" w:hint="default"/>
+      </w:rPr>
+    </w:lvl>
+    <w:lvl w:ilvl="7">
+      <w:start w:val="1"/>
+      <w:numFmt w:val="bullet"/>
+      <w:lvlText w:val=""/>
+      <w:lvlJc w:val="left"/>
+      <w:pPr>
+        <w:tabs>
+          <w:tab w:val="num" w:pos="5672"/>
+        </w:tabs>
+        <w:ind w:left="5672" w:hanging="283"/>
+      </w:pPr>
+      <w:rPr>
+        <w:rFonts w:ascii="Symbol" w:hAnsi="Symbol" w:cs="Symbol" w:hint="default"/>
+      </w:rPr>
+    </w:lvl>
+    <w:lvl w:ilvl="8">
+      <w:start w:val="1"/>
+      <w:numFmt w:val="bullet"/>
+      <w:lvlText w:val=""/>
+      <w:lvlJc w:val="left"/>
+      <w:pPr>
+        <w:tabs>
+          <w:tab w:val="num" w:pos="6381"/>
+        </w:tabs>
+        <w:ind w:left="6381" w:hanging="283"/>
+      </w:pPr>
+      <w:rPr>
+        <w:rFonts w:ascii="Symbol" w:hAnsi="Symbol" w:cs="Symbol" w:hint="default"/>
+      </w:rPr>
+    </w:lvl>
+  </w:abstractNum>
+  <w:abstractNum w:abstractNumId="22">
+    <w:lvl w:ilvl="0">
+      <w:start w:val="1"/>
+      <w:numFmt w:val="bullet"/>
+      <w:lvlText w:val=""/>
+      <w:lvlJc w:val="left"/>
+      <w:pPr>
+        <w:tabs>
+          <w:tab w:val="num" w:pos="709"/>
+        </w:tabs>
+        <w:ind w:left="709" w:hanging="283"/>
+      </w:pPr>
+      <w:rPr>
+        <w:rFonts w:ascii="Symbol" w:hAnsi="Symbol" w:cs="Symbol" w:hint="default"/>
+      </w:rPr>
+    </w:lvl>
+    <w:lvl w:ilvl="1">
+      <w:start w:val="1"/>
+      <w:numFmt w:val="bullet"/>
+      <w:lvlText w:val=""/>
+      <w:lvlJc w:val="left"/>
+      <w:pPr>
+        <w:tabs>
+          <w:tab w:val="num" w:pos="1418"/>
+        </w:tabs>
+        <w:ind w:left="1418" w:hanging="283"/>
+      </w:pPr>
+      <w:rPr>
+        <w:rFonts w:ascii="Symbol" w:hAnsi="Symbol" w:cs="Symbol" w:hint="default"/>
+      </w:rPr>
+    </w:lvl>
+    <w:lvl w:ilvl="2">
+      <w:start w:val="1"/>
+      <w:numFmt w:val="bullet"/>
+      <w:lvlText w:val=""/>
+      <w:lvlJc w:val="left"/>
+      <w:pPr>
+        <w:tabs>
+          <w:tab w:val="num" w:pos="2127"/>
+        </w:tabs>
+        <w:ind w:left="2127" w:hanging="283"/>
+      </w:pPr>
+      <w:rPr>
+        <w:rFonts w:ascii="Symbol" w:hAnsi="Symbol" w:cs="Symbol" w:hint="default"/>
+      </w:rPr>
+    </w:lvl>
+    <w:lvl w:ilvl="3">
+      <w:start w:val="1"/>
+      <w:numFmt w:val="bullet"/>
+      <w:lvlText w:val=""/>
+      <w:lvlJc w:val="left"/>
+      <w:pPr>
+        <w:tabs>
+          <w:tab w:val="num" w:pos="2836"/>
+        </w:tabs>
+        <w:ind w:left="2836" w:hanging="283"/>
+      </w:pPr>
+      <w:rPr>
+        <w:rFonts w:ascii="Symbol" w:hAnsi="Symbol" w:cs="Symbol" w:hint="default"/>
+      </w:rPr>
+    </w:lvl>
+    <w:lvl w:ilvl="4">
+      <w:start w:val="1"/>
+      <w:numFmt w:val="bullet"/>
+      <w:lvlText w:val=""/>
+      <w:lvlJc w:val="left"/>
+      <w:pPr>
+        <w:tabs>
+          <w:tab w:val="num" w:pos="3545"/>
+        </w:tabs>
+        <w:ind w:left="3545" w:hanging="283"/>
+      </w:pPr>
+      <w:rPr>
+        <w:rFonts w:ascii="Symbol" w:hAnsi="Symbol" w:cs="Symbol" w:hint="default"/>
+      </w:rPr>
+    </w:lvl>
+    <w:lvl w:ilvl="5">
+      <w:start w:val="1"/>
+      <w:numFmt w:val="bullet"/>
+      <w:lvlText w:val=""/>
+      <w:lvlJc w:val="left"/>
+      <w:pPr>
+        <w:tabs>
+          <w:tab w:val="num" w:pos="4254"/>
+        </w:tabs>
+        <w:ind w:left="4254" w:hanging="283"/>
+      </w:pPr>
+      <w:rPr>
+        <w:rFonts w:ascii="Symbol" w:hAnsi="Symbol" w:cs="Symbol" w:hint="default"/>
+      </w:rPr>
+    </w:lvl>
+    <w:lvl w:ilvl="6">
+      <w:start w:val="1"/>
+      <w:numFmt w:val="bullet"/>
+      <w:lvlText w:val=""/>
+      <w:lvlJc w:val="left"/>
+      <w:pPr>
+        <w:tabs>
+          <w:tab w:val="num" w:pos="4963"/>
+        </w:tabs>
+        <w:ind w:left="4963" w:hanging="283"/>
+      </w:pPr>
+      <w:rPr>
+        <w:rFonts w:ascii="Symbol" w:hAnsi="Symbol" w:cs="Symbol" w:hint="default"/>
+      </w:rPr>
+    </w:lvl>
+    <w:lvl w:ilvl="7">
+      <w:start w:val="1"/>
+      <w:numFmt w:val="bullet"/>
+      <w:lvlText w:val=""/>
+      <w:lvlJc w:val="left"/>
+      <w:pPr>
+        <w:tabs>
+          <w:tab w:val="num" w:pos="5672"/>
+        </w:tabs>
+        <w:ind w:left="5672" w:hanging="283"/>
+      </w:pPr>
+      <w:rPr>
+        <w:rFonts w:ascii="Symbol" w:hAnsi="Symbol" w:cs="Symbol" w:hint="default"/>
+      </w:rPr>
+    </w:lvl>
+    <w:lvl w:ilvl="8">
+      <w:start w:val="1"/>
+      <w:numFmt w:val="bullet"/>
+      <w:lvlText w:val=""/>
+      <w:lvlJc w:val="left"/>
+      <w:pPr>
+        <w:tabs>
+          <w:tab w:val="num" w:pos="6381"/>
+        </w:tabs>
+        <w:ind w:left="6381" w:hanging="283"/>
+      </w:pPr>
+      <w:rPr>
+        <w:rFonts w:ascii="Symbol" w:hAnsi="Symbol" w:cs="Symbol" w:hint="default"/>
+      </w:rPr>
+    </w:lvl>
+  </w:abstractNum>
+  <w:abstractNum w:abstractNumId="23">
+    <w:lvl w:ilvl="0">
+      <w:start w:val="1"/>
+      <w:numFmt w:val="bullet"/>
+      <w:lvlText w:val=""/>
+      <w:lvlJc w:val="left"/>
+      <w:pPr>
+        <w:tabs>
+          <w:tab w:val="num" w:pos="709"/>
+        </w:tabs>
+        <w:ind w:left="709" w:hanging="283"/>
+      </w:pPr>
+      <w:rPr>
+        <w:rFonts w:ascii="Symbol" w:hAnsi="Symbol" w:cs="Symbol" w:hint="default"/>
+      </w:rPr>
+    </w:lvl>
+    <w:lvl w:ilvl="1">
+      <w:start w:val="1"/>
+      <w:numFmt w:val="bullet"/>
+      <w:lvlText w:val=""/>
+      <w:lvlJc w:val="left"/>
+      <w:pPr>
+        <w:tabs>
+          <w:tab w:val="num" w:pos="1418"/>
+        </w:tabs>
+        <w:ind w:left="1418" w:hanging="283"/>
+      </w:pPr>
+      <w:rPr>
+        <w:rFonts w:ascii="Symbol" w:hAnsi="Symbol" w:cs="Symbol" w:hint="default"/>
+      </w:rPr>
+    </w:lvl>
+    <w:lvl w:ilvl="2">
+      <w:start w:val="1"/>
+      <w:numFmt w:val="bullet"/>
+      <w:lvlText w:val=""/>
+      <w:lvlJc w:val="left"/>
+      <w:pPr>
+        <w:tabs>
+          <w:tab w:val="num" w:pos="2127"/>
+        </w:tabs>
+        <w:ind w:left="2127" w:hanging="283"/>
+      </w:pPr>
+      <w:rPr>
+        <w:rFonts w:ascii="Symbol" w:hAnsi="Symbol" w:cs="Symbol" w:hint="default"/>
+      </w:rPr>
+    </w:lvl>
+    <w:lvl w:ilvl="3">
+      <w:start w:val="1"/>
+      <w:numFmt w:val="bullet"/>
+      <w:lvlText w:val=""/>
+      <w:lvlJc w:val="left"/>
+      <w:pPr>
+        <w:tabs>
+          <w:tab w:val="num" w:pos="2836"/>
+        </w:tabs>
+        <w:ind w:left="2836" w:hanging="283"/>
+      </w:pPr>
+      <w:rPr>
+        <w:rFonts w:ascii="Symbol" w:hAnsi="Symbol" w:cs="Symbol" w:hint="default"/>
+      </w:rPr>
+    </w:lvl>
+    <w:lvl w:ilvl="4">
+      <w:start w:val="1"/>
+      <w:numFmt w:val="bullet"/>
+      <w:lvlText w:val=""/>
+      <w:lvlJc w:val="left"/>
+      <w:pPr>
+        <w:tabs>
+          <w:tab w:val="num" w:pos="3545"/>
+        </w:tabs>
+        <w:ind w:left="3545" w:hanging="283"/>
+      </w:pPr>
+      <w:rPr>
+        <w:rFonts w:ascii="Symbol" w:hAnsi="Symbol" w:cs="Symbol" w:hint="default"/>
+      </w:rPr>
+    </w:lvl>
+    <w:lvl w:ilvl="5">
+      <w:start w:val="1"/>
+      <w:numFmt w:val="bullet"/>
+      <w:lvlText w:val=""/>
+      <w:lvlJc w:val="left"/>
+      <w:pPr>
+        <w:tabs>
+          <w:tab w:val="num" w:pos="4254"/>
+        </w:tabs>
+        <w:ind w:left="4254" w:hanging="283"/>
+      </w:pPr>
+      <w:rPr>
+        <w:rFonts w:ascii="Symbol" w:hAnsi="Symbol" w:cs="Symbol" w:hint="default"/>
+      </w:rPr>
+    </w:lvl>
+    <w:lvl w:ilvl="6">
+      <w:start w:val="1"/>
+      <w:numFmt w:val="bullet"/>
+      <w:lvlText w:val=""/>
+      <w:lvlJc w:val="left"/>
+      <w:pPr>
+        <w:tabs>
+          <w:tab w:val="num" w:pos="4963"/>
+        </w:tabs>
+        <w:ind w:left="4963" w:hanging="283"/>
+      </w:pPr>
+      <w:rPr>
+        <w:rFonts w:ascii="Symbol" w:hAnsi="Symbol" w:cs="Symbol" w:hint="default"/>
+      </w:rPr>
+    </w:lvl>
+    <w:lvl w:ilvl="7">
+      <w:start w:val="1"/>
+      <w:numFmt w:val="bullet"/>
+      <w:lvlText w:val=""/>
+      <w:lvlJc w:val="left"/>
+      <w:pPr>
+        <w:tabs>
+          <w:tab w:val="num" w:pos="5672"/>
+        </w:tabs>
+        <w:ind w:left="5672" w:hanging="283"/>
+      </w:pPr>
+      <w:rPr>
+        <w:rFonts w:ascii="Symbol" w:hAnsi="Symbol" w:cs="Symbol" w:hint="default"/>
+      </w:rPr>
+    </w:lvl>
+    <w:lvl w:ilvl="8">
+      <w:start w:val="1"/>
+      <w:numFmt w:val="bullet"/>
+      <w:lvlText w:val=""/>
+      <w:lvlJc w:val="left"/>
+      <w:pPr>
+        <w:tabs>
+          <w:tab w:val="num" w:pos="6381"/>
+        </w:tabs>
+        <w:ind w:left="6381" w:hanging="283"/>
+      </w:pPr>
+      <w:rPr>
+        <w:rFonts w:ascii="Symbol" w:hAnsi="Symbol" w:cs="Symbol" w:hint="default"/>
+      </w:rPr>
+    </w:lvl>
+  </w:abstractNum>
+  <w:abstractNum w:abstractNumId="24">
+    <w:lvl w:ilvl="0">
+      <w:start w:val="1"/>
+      <w:numFmt w:val="bullet"/>
+      <w:lvlText w:val=""/>
+      <w:lvlJc w:val="left"/>
+      <w:pPr>
+        <w:tabs>
+          <w:tab w:val="num" w:pos="709"/>
+        </w:tabs>
+        <w:ind w:left="709" w:hanging="283"/>
+      </w:pPr>
+      <w:rPr>
+        <w:rFonts w:ascii="Symbol" w:hAnsi="Symbol" w:cs="Symbol" w:hint="default"/>
+      </w:rPr>
+    </w:lvl>
+    <w:lvl w:ilvl="1">
+      <w:start w:val="1"/>
+      <w:numFmt w:val="bullet"/>
+      <w:lvlText w:val=""/>
+      <w:lvlJc w:val="left"/>
+      <w:pPr>
+        <w:tabs>
+          <w:tab w:val="num" w:pos="1418"/>
+        </w:tabs>
+        <w:ind w:left="1418" w:hanging="283"/>
+      </w:pPr>
+      <w:rPr>
+        <w:rFonts w:ascii="Symbol" w:hAnsi="Symbol" w:cs="Symbol" w:hint="default"/>
+      </w:rPr>
+    </w:lvl>
+    <w:lvl w:ilvl="2">
+      <w:start w:val="1"/>
+      <w:numFmt w:val="bullet"/>
+      <w:lvlText w:val=""/>
+      <w:lvlJc w:val="left"/>
+      <w:pPr>
+        <w:tabs>
+          <w:tab w:val="num" w:pos="2127"/>
+        </w:tabs>
+        <w:ind w:left="2127" w:hanging="283"/>
+      </w:pPr>
+      <w:rPr>
+        <w:rFonts w:ascii="Symbol" w:hAnsi="Symbol" w:cs="Symbol" w:hint="default"/>
+      </w:rPr>
+    </w:lvl>
+    <w:lvl w:ilvl="3">
+      <w:start w:val="1"/>
+      <w:numFmt w:val="bullet"/>
+      <w:lvlText w:val=""/>
+      <w:lvlJc w:val="left"/>
+      <w:pPr>
+        <w:tabs>
+          <w:tab w:val="num" w:pos="2836"/>
+        </w:tabs>
+        <w:ind w:left="2836" w:hanging="283"/>
+      </w:pPr>
+      <w:rPr>
+        <w:rFonts w:ascii="Symbol" w:hAnsi="Symbol" w:cs="Symbol" w:hint="default"/>
+      </w:rPr>
+    </w:lvl>
+    <w:lvl w:ilvl="4">
+      <w:start w:val="1"/>
+      <w:numFmt w:val="bullet"/>
+      <w:lvlText w:val=""/>
+      <w:lvlJc w:val="left"/>
+      <w:pPr>
+        <w:tabs>
+          <w:tab w:val="num" w:pos="3545"/>
+        </w:tabs>
+        <w:ind w:left="3545" w:hanging="283"/>
+      </w:pPr>
+      <w:rPr>
+        <w:rFonts w:ascii="Symbol" w:hAnsi="Symbol" w:cs="Symbol" w:hint="default"/>
+      </w:rPr>
+    </w:lvl>
+    <w:lvl w:ilvl="5">
+      <w:start w:val="1"/>
+      <w:numFmt w:val="bullet"/>
+      <w:lvlText w:val=""/>
+      <w:lvlJc w:val="left"/>
+      <w:pPr>
+        <w:tabs>
+          <w:tab w:val="num" w:pos="4254"/>
+        </w:tabs>
+        <w:ind w:left="4254" w:hanging="283"/>
+      </w:pPr>
+      <w:rPr>
+        <w:rFonts w:ascii="Symbol" w:hAnsi="Symbol" w:cs="Symbol" w:hint="default"/>
+      </w:rPr>
+    </w:lvl>
+    <w:lvl w:ilvl="6">
+      <w:start w:val="1"/>
+      <w:numFmt w:val="bullet"/>
+      <w:lvlText w:val=""/>
+      <w:lvlJc w:val="left"/>
+      <w:pPr>
+        <w:tabs>
+          <w:tab w:val="num" w:pos="4963"/>
+        </w:tabs>
+        <w:ind w:left="4963" w:hanging="283"/>
+      </w:pPr>
+      <w:rPr>
+        <w:rFonts w:ascii="Symbol" w:hAnsi="Symbol" w:cs="Symbol" w:hint="default"/>
+      </w:rPr>
+    </w:lvl>
+    <w:lvl w:ilvl="7">
+      <w:start w:val="1"/>
+      <w:numFmt w:val="bullet"/>
+      <w:lvlText w:val=""/>
+      <w:lvlJc w:val="left"/>
+      <w:pPr>
+        <w:tabs>
+          <w:tab w:val="num" w:pos="5672"/>
+        </w:tabs>
+        <w:ind w:left="5672" w:hanging="283"/>
+      </w:pPr>
+      <w:rPr>
+        <w:rFonts w:ascii="Symbol" w:hAnsi="Symbol" w:cs="Symbol" w:hint="default"/>
+      </w:rPr>
+    </w:lvl>
+    <w:lvl w:ilvl="8">
+      <w:start w:val="1"/>
+      <w:numFmt w:val="bullet"/>
+      <w:lvlText w:val=""/>
+      <w:lvlJc w:val="left"/>
+      <w:pPr>
+        <w:tabs>
+          <w:tab w:val="num" w:pos="6381"/>
+        </w:tabs>
+        <w:ind w:left="6381" w:hanging="283"/>
+      </w:pPr>
+      <w:rPr>
+        <w:rFonts w:ascii="Symbol" w:hAnsi="Symbol" w:cs="Symbol" w:hint="default"/>
+      </w:rPr>
+    </w:lvl>
+  </w:abstractNum>
+  <w:abstractNum w:abstractNumId="25">
+    <w:lvl w:ilvl="0">
+      <w:start w:val="1"/>
+      <w:numFmt w:val="bullet"/>
+      <w:lvlText w:val=""/>
+      <w:lvlJc w:val="left"/>
+      <w:pPr>
+        <w:tabs>
+          <w:tab w:val="num" w:pos="709"/>
+        </w:tabs>
+        <w:ind w:left="709" w:hanging="283"/>
+      </w:pPr>
+      <w:rPr>
+        <w:rFonts w:ascii="Symbol" w:hAnsi="Symbol" w:cs="Symbol" w:hint="default"/>
+      </w:rPr>
+    </w:lvl>
+    <w:lvl w:ilvl="1">
+      <w:start w:val="1"/>
+      <w:numFmt w:val="bullet"/>
+      <w:lvlText w:val=""/>
+      <w:lvlJc w:val="left"/>
+      <w:pPr>
+        <w:tabs>
+          <w:tab w:val="num" w:pos="1418"/>
+        </w:tabs>
+        <w:ind w:left="1418" w:hanging="283"/>
+      </w:pPr>
+      <w:rPr>
+        <w:rFonts w:ascii="Symbol" w:hAnsi="Symbol" w:cs="Symbol" w:hint="default"/>
+      </w:rPr>
+    </w:lvl>
+    <w:lvl w:ilvl="2">
+      <w:start w:val="1"/>
+      <w:numFmt w:val="bullet"/>
+      <w:lvlText w:val=""/>
+      <w:lvlJc w:val="left"/>
+      <w:pPr>
+        <w:tabs>
+          <w:tab w:val="num" w:pos="2127"/>
+        </w:tabs>
+        <w:ind w:left="2127" w:hanging="283"/>
+      </w:pPr>
+      <w:rPr>
+        <w:rFonts w:ascii="Symbol" w:hAnsi="Symbol" w:cs="Symbol" w:hint="default"/>
+      </w:rPr>
+    </w:lvl>
+    <w:lvl w:ilvl="3">
+      <w:start w:val="1"/>
+      <w:numFmt w:val="bullet"/>
+      <w:lvlText w:val=""/>
+      <w:lvlJc w:val="left"/>
+      <w:pPr>
+        <w:tabs>
+          <w:tab w:val="num" w:pos="2836"/>
+        </w:tabs>
+        <w:ind w:left="2836" w:hanging="283"/>
+      </w:pPr>
+      <w:rPr>
+        <w:rFonts w:ascii="Symbol" w:hAnsi="Symbol" w:cs="Symbol" w:hint="default"/>
+      </w:rPr>
+    </w:lvl>
+    <w:lvl w:ilvl="4">
+      <w:start w:val="1"/>
+      <w:numFmt w:val="bullet"/>
+      <w:lvlText w:val=""/>
+      <w:lvlJc w:val="left"/>
+      <w:pPr>
+        <w:tabs>
+          <w:tab w:val="num" w:pos="3545"/>
+        </w:tabs>
+        <w:ind w:left="3545" w:hanging="283"/>
+      </w:pPr>
+      <w:rPr>
+        <w:rFonts w:ascii="Symbol" w:hAnsi="Symbol" w:cs="Symbol" w:hint="default"/>
+      </w:rPr>
+    </w:lvl>
+    <w:lvl w:ilvl="5">
+      <w:start w:val="1"/>
+      <w:numFmt w:val="bullet"/>
+      <w:lvlText w:val=""/>
+      <w:lvlJc w:val="left"/>
+      <w:pPr>
+        <w:tabs>
+          <w:tab w:val="num" w:pos="4254"/>
+        </w:tabs>
+        <w:ind w:left="4254" w:hanging="283"/>
+      </w:pPr>
+      <w:rPr>
+        <w:rFonts w:ascii="Symbol" w:hAnsi="Symbol" w:cs="Symbol" w:hint="default"/>
+      </w:rPr>
+    </w:lvl>
+    <w:lvl w:ilvl="6">
+      <w:start w:val="1"/>
+      <w:numFmt w:val="bullet"/>
+      <w:lvlText w:val=""/>
+      <w:lvlJc w:val="left"/>
+      <w:pPr>
+        <w:tabs>
+          <w:tab w:val="num" w:pos="4963"/>
+        </w:tabs>
+        <w:ind w:left="4963" w:hanging="283"/>
+      </w:pPr>
+      <w:rPr>
+        <w:rFonts w:ascii="Symbol" w:hAnsi="Symbol" w:cs="Symbol" w:hint="default"/>
+      </w:rPr>
+    </w:lvl>
+    <w:lvl w:ilvl="7">
+      <w:start w:val="1"/>
+      <w:numFmt w:val="bullet"/>
+      <w:lvlText w:val=""/>
+      <w:lvlJc w:val="left"/>
+      <w:pPr>
+        <w:tabs>
+          <w:tab w:val="num" w:pos="5672"/>
+        </w:tabs>
+        <w:ind w:left="5672" w:hanging="283"/>
+      </w:pPr>
+      <w:rPr>
+        <w:rFonts w:ascii="Symbol" w:hAnsi="Symbol" w:cs="Symbol" w:hint="default"/>
+      </w:rPr>
+    </w:lvl>
+    <w:lvl w:ilvl="8">
+      <w:start w:val="1"/>
+      <w:numFmt w:val="bullet"/>
+      <w:lvlText w:val=""/>
+      <w:lvlJc w:val="left"/>
+      <w:pPr>
+        <w:tabs>
+          <w:tab w:val="num" w:pos="6381"/>
+        </w:tabs>
+        <w:ind w:left="6381" w:hanging="283"/>
+      </w:pPr>
+      <w:rPr>
+        <w:rFonts w:ascii="Symbol" w:hAnsi="Symbol" w:cs="Symbol" w:hint="default"/>
+      </w:rPr>
+    </w:lvl>
+  </w:abstractNum>
+  <w:abstractNum w:abstractNumId="26">
+    <w:lvl w:ilvl="0">
+      <w:start w:val="1"/>
+      <w:numFmt w:val="bullet"/>
+      <w:lvlText w:val=""/>
+      <w:lvlJc w:val="left"/>
+      <w:pPr>
+        <w:tabs>
+          <w:tab w:val="num" w:pos="709"/>
+        </w:tabs>
+        <w:ind w:left="709" w:hanging="283"/>
+      </w:pPr>
+      <w:rPr>
+        <w:rFonts w:ascii="Symbol" w:hAnsi="Symbol" w:cs="Symbol" w:hint="default"/>
+      </w:rPr>
+    </w:lvl>
+    <w:lvl w:ilvl="1">
+      <w:start w:val="1"/>
+      <w:numFmt w:val="bullet"/>
+      <w:lvlText w:val=""/>
+      <w:lvlJc w:val="left"/>
+      <w:pPr>
+        <w:tabs>
+          <w:tab w:val="num" w:pos="1418"/>
+        </w:tabs>
+        <w:ind w:left="1418" w:hanging="283"/>
+      </w:pPr>
+      <w:rPr>
+        <w:rFonts w:ascii="Symbol" w:hAnsi="Symbol" w:cs="Symbol" w:hint="default"/>
+      </w:rPr>
+    </w:lvl>
+    <w:lvl w:ilvl="2">
+      <w:start w:val="1"/>
+      <w:numFmt w:val="bullet"/>
+      <w:lvlText w:val=""/>
+      <w:lvlJc w:val="left"/>
+      <w:pPr>
+        <w:tabs>
+          <w:tab w:val="num" w:pos="2127"/>
+        </w:tabs>
+        <w:ind w:left="2127" w:hanging="283"/>
+      </w:pPr>
+      <w:rPr>
+        <w:rFonts w:ascii="Symbol" w:hAnsi="Symbol" w:cs="Symbol" w:hint="default"/>
+      </w:rPr>
+    </w:lvl>
+    <w:lvl w:ilvl="3">
+      <w:start w:val="1"/>
+      <w:numFmt w:val="bullet"/>
+      <w:lvlText w:val=""/>
+      <w:lvlJc w:val="left"/>
+      <w:pPr>
+        <w:tabs>
+          <w:tab w:val="num" w:pos="2836"/>
+        </w:tabs>
+        <w:ind w:left="2836" w:hanging="283"/>
+      </w:pPr>
+      <w:rPr>
+        <w:rFonts w:ascii="Symbol" w:hAnsi="Symbol" w:cs="Symbol" w:hint="default"/>
+      </w:rPr>
+    </w:lvl>
+    <w:lvl w:ilvl="4">
+      <w:start w:val="1"/>
+      <w:numFmt w:val="bullet"/>
+      <w:lvlText w:val=""/>
+      <w:lvlJc w:val="left"/>
+      <w:pPr>
+        <w:tabs>
+          <w:tab w:val="num" w:pos="3545"/>
+        </w:tabs>
+        <w:ind w:left="3545" w:hanging="283"/>
+      </w:pPr>
+      <w:rPr>
+        <w:rFonts w:ascii="Symbol" w:hAnsi="Symbol" w:cs="Symbol" w:hint="default"/>
+      </w:rPr>
+    </w:lvl>
+    <w:lvl w:ilvl="5">
+      <w:start w:val="1"/>
+      <w:numFmt w:val="bullet"/>
+      <w:lvlText w:val=""/>
+      <w:lvlJc w:val="left"/>
+      <w:pPr>
+        <w:tabs>
+          <w:tab w:val="num" w:pos="4254"/>
+        </w:tabs>
+        <w:ind w:left="4254" w:hanging="283"/>
+      </w:pPr>
+      <w:rPr>
+        <w:rFonts w:ascii="Symbol" w:hAnsi="Symbol" w:cs="Symbol" w:hint="default"/>
+      </w:rPr>
+    </w:lvl>
+    <w:lvl w:ilvl="6">
+      <w:start w:val="1"/>
+      <w:numFmt w:val="bullet"/>
+      <w:lvlText w:val=""/>
+      <w:lvlJc w:val="left"/>
+      <w:pPr>
+        <w:tabs>
+          <w:tab w:val="num" w:pos="4963"/>
+        </w:tabs>
+        <w:ind w:left="4963" w:hanging="283"/>
+      </w:pPr>
+      <w:rPr>
+        <w:rFonts w:ascii="Symbol" w:hAnsi="Symbol" w:cs="Symbol" w:hint="default"/>
+      </w:rPr>
+    </w:lvl>
+    <w:lvl w:ilvl="7">
+      <w:start w:val="1"/>
+      <w:numFmt w:val="bullet"/>
+      <w:lvlText w:val=""/>
+      <w:lvlJc w:val="left"/>
+      <w:pPr>
+        <w:tabs>
+          <w:tab w:val="num" w:pos="5672"/>
+        </w:tabs>
+        <w:ind w:left="5672" w:hanging="283"/>
+      </w:pPr>
+      <w:rPr>
+        <w:rFonts w:ascii="Symbol" w:hAnsi="Symbol" w:cs="Symbol" w:hint="default"/>
+      </w:rPr>
+    </w:lvl>
+    <w:lvl w:ilvl="8">
+      <w:start w:val="1"/>
+      <w:numFmt w:val="bullet"/>
+      <w:lvlText w:val=""/>
+      <w:lvlJc w:val="left"/>
+      <w:pPr>
+        <w:tabs>
+          <w:tab w:val="num" w:pos="6381"/>
+        </w:tabs>
+        <w:ind w:left="6381" w:hanging="283"/>
+      </w:pPr>
+      <w:rPr>
+        <w:rFonts w:ascii="Symbol" w:hAnsi="Symbol" w:cs="Symbol" w:hint="default"/>
+      </w:rPr>
+    </w:lvl>
+  </w:abstractNum>
+  <w:abstractNum w:abstractNumId="27">
+    <w:lvl w:ilvl="0">
+      <w:start w:val="1"/>
+      <w:numFmt w:val="bullet"/>
+      <w:lvlText w:val=""/>
+      <w:lvlJc w:val="left"/>
+      <w:pPr>
+        <w:tabs>
+          <w:tab w:val="num" w:pos="709"/>
+        </w:tabs>
+        <w:ind w:left="709" w:hanging="283"/>
+      </w:pPr>
+      <w:rPr>
+        <w:rFonts w:ascii="Symbol" w:hAnsi="Symbol" w:cs="Symbol" w:hint="default"/>
+      </w:rPr>
+    </w:lvl>
+    <w:lvl w:ilvl="1">
+      <w:start w:val="1"/>
+      <w:numFmt w:val="bullet"/>
+      <w:lvlText w:val=""/>
+      <w:lvlJc w:val="left"/>
+      <w:pPr>
+        <w:tabs>
+          <w:tab w:val="num" w:pos="1418"/>
+        </w:tabs>
+        <w:ind w:left="1418" w:hanging="283"/>
+      </w:pPr>
+      <w:rPr>
+        <w:rFonts w:ascii="Symbol" w:hAnsi="Symbol" w:cs="Symbol" w:hint="default"/>
+      </w:rPr>
+    </w:lvl>
+    <w:lvl w:ilvl="2">
+      <w:start w:val="1"/>
+      <w:numFmt w:val="bullet"/>
+      <w:lvlText w:val=""/>
+      <w:lvlJc w:val="left"/>
+      <w:pPr>
+        <w:tabs>
+          <w:tab w:val="num" w:pos="2127"/>
+        </w:tabs>
+        <w:ind w:left="2127" w:hanging="283"/>
+      </w:pPr>
+      <w:rPr>
+        <w:rFonts w:ascii="Symbol" w:hAnsi="Symbol" w:cs="Symbol" w:hint="default"/>
+      </w:rPr>
+    </w:lvl>
+    <w:lvl w:ilvl="3">
+      <w:start w:val="1"/>
+      <w:numFmt w:val="bullet"/>
+      <w:lvlText w:val=""/>
+      <w:lvlJc w:val="left"/>
+      <w:pPr>
+        <w:tabs>
+          <w:tab w:val="num" w:pos="2836"/>
+        </w:tabs>
+        <w:ind w:left="2836" w:hanging="283"/>
+      </w:pPr>
+      <w:rPr>
+        <w:rFonts w:ascii="Symbol" w:hAnsi="Symbol" w:cs="Symbol" w:hint="default"/>
+      </w:rPr>
+    </w:lvl>
+    <w:lvl w:ilvl="4">
+      <w:start w:val="1"/>
+      <w:numFmt w:val="bullet"/>
+      <w:lvlText w:val=""/>
+      <w:lvlJc w:val="left"/>
+      <w:pPr>
+        <w:tabs>
+          <w:tab w:val="num" w:pos="3545"/>
+        </w:tabs>
+        <w:ind w:left="3545" w:hanging="283"/>
+      </w:pPr>
+      <w:rPr>
+        <w:rFonts w:ascii="Symbol" w:hAnsi="Symbol" w:cs="Symbol" w:hint="default"/>
+      </w:rPr>
+    </w:lvl>
+    <w:lvl w:ilvl="5">
+      <w:start w:val="1"/>
+      <w:numFmt w:val="bullet"/>
+      <w:lvlText w:val=""/>
+      <w:lvlJc w:val="left"/>
+      <w:pPr>
+        <w:tabs>
+          <w:tab w:val="num" w:pos="4254"/>
+        </w:tabs>
+        <w:ind w:left="4254" w:hanging="283"/>
+      </w:pPr>
+      <w:rPr>
+        <w:rFonts w:ascii="Symbol" w:hAnsi="Symbol" w:cs="Symbol" w:hint="default"/>
+      </w:rPr>
+    </w:lvl>
+    <w:lvl w:ilvl="6">
+      <w:start w:val="1"/>
+      <w:numFmt w:val="bullet"/>
+      <w:lvlText w:val=""/>
+      <w:lvlJc w:val="left"/>
+      <w:pPr>
+        <w:tabs>
+          <w:tab w:val="num" w:pos="4963"/>
+        </w:tabs>
+        <w:ind w:left="4963" w:hanging="283"/>
+      </w:pPr>
+      <w:rPr>
+        <w:rFonts w:ascii="Symbol" w:hAnsi="Symbol" w:cs="Symbol" w:hint="default"/>
+      </w:rPr>
+    </w:lvl>
+    <w:lvl w:ilvl="7">
+      <w:start w:val="1"/>
+      <w:numFmt w:val="bullet"/>
+      <w:lvlText w:val=""/>
+      <w:lvlJc w:val="left"/>
+      <w:pPr>
+        <w:tabs>
+          <w:tab w:val="num" w:pos="5672"/>
+        </w:tabs>
+        <w:ind w:left="5672" w:hanging="283"/>
+      </w:pPr>
+      <w:rPr>
+        <w:rFonts w:ascii="Symbol" w:hAnsi="Symbol" w:cs="Symbol" w:hint="default"/>
+      </w:rPr>
+    </w:lvl>
+    <w:lvl w:ilvl="8">
+      <w:start w:val="1"/>
+      <w:numFmt w:val="bullet"/>
+      <w:lvlText w:val=""/>
+      <w:lvlJc w:val="left"/>
+      <w:pPr>
+        <w:tabs>
+          <w:tab w:val="num" w:pos="6381"/>
+        </w:tabs>
+        <w:ind w:left="6381" w:hanging="283"/>
+      </w:pPr>
+      <w:rPr>
+        <w:rFonts w:ascii="Symbol" w:hAnsi="Symbol" w:cs="Symbol" w:hint="default"/>
+      </w:rPr>
+    </w:lvl>
+  </w:abstractNum>
+  <w:abstractNum w:abstractNumId="28">
+    <w:lvl w:ilvl="0">
+      <w:start w:val="1"/>
+      <w:numFmt w:val="bullet"/>
+      <w:lvlText w:val=""/>
+      <w:lvlJc w:val="left"/>
+      <w:pPr>
+        <w:tabs>
+          <w:tab w:val="num" w:pos="709"/>
+        </w:tabs>
+        <w:ind w:left="709" w:hanging="283"/>
+      </w:pPr>
+      <w:rPr>
+        <w:rFonts w:ascii="Symbol" w:hAnsi="Symbol" w:cs="Symbol" w:hint="default"/>
+      </w:rPr>
+    </w:lvl>
+    <w:lvl w:ilvl="1">
+      <w:start w:val="1"/>
+      <w:numFmt w:val="bullet"/>
+      <w:lvlText w:val=""/>
+      <w:lvlJc w:val="left"/>
+      <w:pPr>
+        <w:tabs>
+          <w:tab w:val="num" w:pos="1418"/>
+        </w:tabs>
+        <w:ind w:left="1418" w:hanging="283"/>
+      </w:pPr>
+      <w:rPr>
+        <w:rFonts w:ascii="Symbol" w:hAnsi="Symbol" w:cs="Symbol" w:hint="default"/>
+      </w:rPr>
+    </w:lvl>
+    <w:lvl w:ilvl="2">
+      <w:start w:val="1"/>
+      <w:numFmt w:val="bullet"/>
+      <w:lvlText w:val=""/>
+      <w:lvlJc w:val="left"/>
+      <w:pPr>
+        <w:tabs>
+          <w:tab w:val="num" w:pos="2127"/>
+        </w:tabs>
+        <w:ind w:left="2127" w:hanging="283"/>
+      </w:pPr>
+      <w:rPr>
+        <w:rFonts w:ascii="Symbol" w:hAnsi="Symbol" w:cs="Symbol" w:hint="default"/>
+      </w:rPr>
+    </w:lvl>
+    <w:lvl w:ilvl="3">
+      <w:start w:val="1"/>
+      <w:numFmt w:val="bullet"/>
+      <w:lvlText w:val=""/>
+      <w:lvlJc w:val="left"/>
+      <w:pPr>
+        <w:tabs>
+          <w:tab w:val="num" w:pos="2836"/>
+        </w:tabs>
+        <w:ind w:left="2836" w:hanging="283"/>
+      </w:pPr>
+      <w:rPr>
+        <w:rFonts w:ascii="Symbol" w:hAnsi="Symbol" w:cs="Symbol" w:hint="default"/>
+      </w:rPr>
+    </w:lvl>
+    <w:lvl w:ilvl="4">
+      <w:start w:val="1"/>
+      <w:numFmt w:val="bullet"/>
+      <w:lvlText w:val=""/>
+      <w:lvlJc w:val="left"/>
+      <w:pPr>
+        <w:tabs>
+          <w:tab w:val="num" w:pos="3545"/>
+        </w:tabs>
+        <w:ind w:left="3545" w:hanging="283"/>
+      </w:pPr>
+      <w:rPr>
+        <w:rFonts w:ascii="Symbol" w:hAnsi="Symbol" w:cs="Symbol" w:hint="default"/>
+      </w:rPr>
+    </w:lvl>
+    <w:lvl w:ilvl="5">
+      <w:start w:val="1"/>
+      <w:numFmt w:val="bullet"/>
+      <w:lvlText w:val=""/>
+      <w:lvlJc w:val="left"/>
+      <w:pPr>
+        <w:tabs>
+          <w:tab w:val="num" w:pos="4254"/>
+        </w:tabs>
+        <w:ind w:left="4254" w:hanging="283"/>
+      </w:pPr>
+      <w:rPr>
+        <w:rFonts w:ascii="Symbol" w:hAnsi="Symbol" w:cs="Symbol" w:hint="default"/>
+      </w:rPr>
+    </w:lvl>
+    <w:lvl w:ilvl="6">
+      <w:start w:val="1"/>
+      <w:numFmt w:val="bullet"/>
+      <w:lvlText w:val=""/>
+      <w:lvlJc w:val="left"/>
+      <w:pPr>
+        <w:tabs>
+          <w:tab w:val="num" w:pos="4963"/>
+        </w:tabs>
+        <w:ind w:left="4963" w:hanging="283"/>
+      </w:pPr>
+      <w:rPr>
+        <w:rFonts w:ascii="Symbol" w:hAnsi="Symbol" w:cs="Symbol" w:hint="default"/>
+      </w:rPr>
+    </w:lvl>
+    <w:lvl w:ilvl="7">
+      <w:start w:val="1"/>
+      <w:numFmt w:val="bullet"/>
+      <w:lvlText w:val=""/>
+      <w:lvlJc w:val="left"/>
+      <w:pPr>
+        <w:tabs>
+          <w:tab w:val="num" w:pos="5672"/>
+        </w:tabs>
+        <w:ind w:left="5672" w:hanging="283"/>
+      </w:pPr>
+      <w:rPr>
+        <w:rFonts w:ascii="Symbol" w:hAnsi="Symbol" w:cs="Symbol" w:hint="default"/>
+      </w:rPr>
+    </w:lvl>
+    <w:lvl w:ilvl="8">
+      <w:start w:val="1"/>
+      <w:numFmt w:val="bullet"/>
+      <w:lvlText w:val=""/>
+      <w:lvlJc w:val="left"/>
+      <w:pPr>
+        <w:tabs>
+          <w:tab w:val="num" w:pos="6381"/>
+        </w:tabs>
+        <w:ind w:left="6381" w:hanging="283"/>
+      </w:pPr>
+      <w:rPr>
+        <w:rFonts w:ascii="Symbol" w:hAnsi="Symbol" w:cs="Symbol" w:hint="default"/>
+      </w:rPr>
+    </w:lvl>
+  </w:abstractNum>
+  <w:abstractNum w:abstractNumId="29">
+    <w:lvl w:ilvl="0">
+      <w:start w:val="1"/>
+      <w:numFmt w:val="bullet"/>
+      <w:lvlText w:val=""/>
+      <w:lvlJc w:val="left"/>
+      <w:pPr>
+        <w:tabs>
+          <w:tab w:val="num" w:pos="709"/>
+        </w:tabs>
+        <w:ind w:left="709" w:hanging="283"/>
+      </w:pPr>
+      <w:rPr>
+        <w:rFonts w:ascii="Symbol" w:hAnsi="Symbol" w:cs="Symbol" w:hint="default"/>
+      </w:rPr>
+    </w:lvl>
+    <w:lvl w:ilvl="1">
+      <w:start w:val="1"/>
+      <w:numFmt w:val="bullet"/>
+      <w:lvlText w:val=""/>
+      <w:lvlJc w:val="left"/>
+      <w:pPr>
+        <w:tabs>
+          <w:tab w:val="num" w:pos="1418"/>
+        </w:tabs>
+        <w:ind w:left="1418" w:hanging="283"/>
+      </w:pPr>
+      <w:rPr>
+        <w:rFonts w:ascii="Symbol" w:hAnsi="Symbol" w:cs="Symbol" w:hint="default"/>
+      </w:rPr>
+    </w:lvl>
+    <w:lvl w:ilvl="2">
+      <w:start w:val="1"/>
+      <w:numFmt w:val="bullet"/>
+      <w:lvlText w:val=""/>
+      <w:lvlJc w:val="left"/>
+      <w:pPr>
+        <w:tabs>
+          <w:tab w:val="num" w:pos="2127"/>
+        </w:tabs>
+        <w:ind w:left="2127" w:hanging="283"/>
+      </w:pPr>
+      <w:rPr>
+        <w:rFonts w:ascii="Symbol" w:hAnsi="Symbol" w:cs="Symbol" w:hint="default"/>
+      </w:rPr>
+    </w:lvl>
+    <w:lvl w:ilvl="3">
+      <w:start w:val="1"/>
+      <w:numFmt w:val="bullet"/>
+      <w:lvlText w:val=""/>
+      <w:lvlJc w:val="left"/>
+      <w:pPr>
+        <w:tabs>
+          <w:tab w:val="num" w:pos="2836"/>
+        </w:tabs>
+        <w:ind w:left="2836" w:hanging="283"/>
+      </w:pPr>
+      <w:rPr>
+        <w:rFonts w:ascii="Symbol" w:hAnsi="Symbol" w:cs="Symbol" w:hint="default"/>
+      </w:rPr>
+    </w:lvl>
+    <w:lvl w:ilvl="4">
+      <w:start w:val="1"/>
+      <w:numFmt w:val="bullet"/>
+      <w:lvlText w:val=""/>
+      <w:lvlJc w:val="left"/>
+      <w:pPr>
+        <w:tabs>
+          <w:tab w:val="num" w:pos="3545"/>
+        </w:tabs>
+        <w:ind w:left="3545" w:hanging="283"/>
+      </w:pPr>
+      <w:rPr>
+        <w:rFonts w:ascii="Symbol" w:hAnsi="Symbol" w:cs="Symbol" w:hint="default"/>
+      </w:rPr>
+    </w:lvl>
+    <w:lvl w:ilvl="5">
+      <w:start w:val="1"/>
+      <w:numFmt w:val="bullet"/>
+      <w:lvlText w:val=""/>
+      <w:lvlJc w:val="left"/>
+      <w:pPr>
+        <w:tabs>
+          <w:tab w:val="num" w:pos="4254"/>
+        </w:tabs>
+        <w:ind w:left="4254" w:hanging="283"/>
+      </w:pPr>
+      <w:rPr>
+        <w:rFonts w:ascii="Symbol" w:hAnsi="Symbol" w:cs="Symbol" w:hint="default"/>
+      </w:rPr>
+    </w:lvl>
+    <w:lvl w:ilvl="6">
+      <w:start w:val="1"/>
+      <w:numFmt w:val="bullet"/>
+      <w:lvlText w:val=""/>
+      <w:lvlJc w:val="left"/>
+      <w:pPr>
+        <w:tabs>
+          <w:tab w:val="num" w:pos="4963"/>
+        </w:tabs>
+        <w:ind w:left="4963" w:hanging="283"/>
+      </w:pPr>
+      <w:rPr>
+        <w:rFonts w:ascii="Symbol" w:hAnsi="Symbol" w:cs="Symbol" w:hint="default"/>
+      </w:rPr>
+    </w:lvl>
+    <w:lvl w:ilvl="7">
+      <w:start w:val="1"/>
+      <w:numFmt w:val="bullet"/>
+      <w:lvlText w:val=""/>
+      <w:lvlJc w:val="left"/>
+      <w:pPr>
+        <w:tabs>
+          <w:tab w:val="num" w:pos="5672"/>
+        </w:tabs>
+        <w:ind w:left="5672" w:hanging="283"/>
+      </w:pPr>
+      <w:rPr>
+        <w:rFonts w:ascii="Symbol" w:hAnsi="Symbol" w:cs="Symbol" w:hint="default"/>
+      </w:rPr>
+    </w:lvl>
+    <w:lvl w:ilvl="8">
+      <w:start w:val="1"/>
+      <w:numFmt w:val="bullet"/>
+      <w:lvlText w:val=""/>
+      <w:lvlJc w:val="left"/>
+      <w:pPr>
+        <w:tabs>
+          <w:tab w:val="num" w:pos="6381"/>
+        </w:tabs>
+        <w:ind w:left="6381" w:hanging="283"/>
+      </w:pPr>
+      <w:rPr>
+        <w:rFonts w:ascii="Symbol" w:hAnsi="Symbol" w:cs="Symbol" w:hint="default"/>
+      </w:rPr>
+    </w:lvl>
+  </w:abstractNum>
+  <w:abstractNum w:abstractNumId="30">
+    <w:lvl w:ilvl="0">
+      <w:start w:val="1"/>
+      <w:numFmt w:val="none"/>
+      <w:suff w:val="nothing"/>
+      <w:lvlText w:val=""/>
+      <w:lvlJc w:val="left"/>
+      <w:pPr>
+        <w:tabs>
+          <w:tab w:val="num" w:pos="0"/>
+        </w:tabs>
+        <w:ind w:left="0" w:hanging="0"/>
+      </w:pPr>
+    </w:lvl>
+    <w:lvl w:ilvl="1">
+      <w:start w:val="1"/>
+      <w:numFmt w:val="none"/>
+      <w:suff w:val="nothing"/>
+      <w:lvlText w:val=""/>
+      <w:lvlJc w:val="left"/>
+      <w:pPr>
+        <w:tabs>
+          <w:tab w:val="num" w:pos="0"/>
+        </w:tabs>
+        <w:ind w:left="0" w:hanging="0"/>
+      </w:pPr>
+    </w:lvl>
+    <w:lvl w:ilvl="2">
+      <w:start w:val="1"/>
+      <w:numFmt w:val="none"/>
+      <w:suff w:val="nothing"/>
+      <w:lvlText w:val=""/>
+      <w:lvlJc w:val="left"/>
+      <w:pPr>
+        <w:tabs>
+          <w:tab w:val="num" w:pos="0"/>
+        </w:tabs>
+        <w:ind w:left="0" w:hanging="0"/>
+      </w:pPr>
+    </w:lvl>
+    <w:lvl w:ilvl="3">
+      <w:start w:val="1"/>
+      <w:numFmt w:val="none"/>
+      <w:suff w:val="nothing"/>
+      <w:lvlText w:val=""/>
+      <w:lvlJc w:val="left"/>
+      <w:pPr>
+        <w:tabs>
+          <w:tab w:val="num" w:pos="0"/>
+        </w:tabs>
+        <w:ind w:left="0" w:hanging="0"/>
+      </w:pPr>
+    </w:lvl>
+    <w:lvl w:ilvl="4">
+      <w:start w:val="1"/>
+      <w:numFmt w:val="none"/>
+      <w:suff w:val="nothing"/>
+      <w:lvlText w:val=""/>
+      <w:lvlJc w:val="left"/>
+      <w:pPr>
+        <w:tabs>
+          <w:tab w:val="num" w:pos="0"/>
+        </w:tabs>
+        <w:ind w:left="0" w:hanging="0"/>
+      </w:pPr>
+    </w:lvl>
+    <w:lvl w:ilvl="5">
+      <w:start w:val="1"/>
+      <w:numFmt w:val="none"/>
+      <w:suff w:val="nothing"/>
+      <w:lvlText w:val=""/>
+      <w:lvlJc w:val="left"/>
+      <w:pPr>
+        <w:tabs>
+          <w:tab w:val="num" w:pos="0"/>
+        </w:tabs>
+        <w:ind w:left="0" w:hanging="0"/>
+      </w:pPr>
+    </w:lvl>
+    <w:lvl w:ilvl="6">
+      <w:start w:val="1"/>
+      <w:numFmt w:val="none"/>
+      <w:suff w:val="nothing"/>
+      <w:lvlText w:val=""/>
+      <w:lvlJc w:val="left"/>
+      <w:pPr>
+        <w:tabs>
+          <w:tab w:val="num" w:pos="0"/>
+        </w:tabs>
+        <w:ind w:left="0" w:hanging="0"/>
+      </w:pPr>
+    </w:lvl>
+    <w:lvl w:ilvl="7">
+      <w:start w:val="1"/>
+      <w:numFmt w:val="none"/>
+      <w:suff w:val="nothing"/>
+      <w:lvlText w:val=""/>
+      <w:lvlJc w:val="left"/>
+      <w:pPr>
+        <w:tabs>
+          <w:tab w:val="num" w:pos="0"/>
+        </w:tabs>
+        <w:ind w:left="0" w:hanging="0"/>
+      </w:pPr>
+    </w:lvl>
+    <w:lvl w:ilvl="8">
+      <w:start w:val="1"/>
+      <w:numFmt w:val="none"/>
+      <w:suff w:val="nothing"/>
+      <w:lvlText w:val=""/>
+      <w:lvlJc w:val="left"/>
+      <w:pPr>
+        <w:tabs>
+          <w:tab w:val="num" w:pos="0"/>
+        </w:tabs>
+        <w:ind w:left="0" w:hanging="0"/>
+      </w:pPr>
     </w:lvl>
   </w:abstractNum>
   <w:num w:numId="1">
@@ -4912,6 +7438,42 @@
   <w:num w:numId="18">
     <w:abstractNumId w:val="18"/>
   </w:num>
+  <w:num w:numId="19">
+    <w:abstractNumId w:val="19"/>
+  </w:num>
+  <w:num w:numId="20">
+    <w:abstractNumId w:val="20"/>
+  </w:num>
+  <w:num w:numId="21">
+    <w:abstractNumId w:val="21"/>
+  </w:num>
+  <w:num w:numId="22">
+    <w:abstractNumId w:val="22"/>
+  </w:num>
+  <w:num w:numId="23">
+    <w:abstractNumId w:val="23"/>
+  </w:num>
+  <w:num w:numId="24">
+    <w:abstractNumId w:val="24"/>
+  </w:num>
+  <w:num w:numId="25">
+    <w:abstractNumId w:val="25"/>
+  </w:num>
+  <w:num w:numId="26">
+    <w:abstractNumId w:val="26"/>
+  </w:num>
+  <w:num w:numId="27">
+    <w:abstractNumId w:val="27"/>
+  </w:num>
+  <w:num w:numId="28">
+    <w:abstractNumId w:val="28"/>
+  </w:num>
+  <w:num w:numId="29">
+    <w:abstractNumId w:val="29"/>
+  </w:num>
+  <w:num w:numId="30">
+    <w:abstractNumId w:val="30"/>
+  </w:num>
 </w:numbering>
 </file>
 
@@ -4929,7 +7491,6 @@
     </w:rPrDefault>
     <w:pPrDefault>
       <w:pPr>
-        <w:widowControl/>
         <w:suppressAutoHyphens w:val="true"/>
       </w:pPr>
     </w:pPrDefault>
@@ -4939,10 +7500,11 @@
     <w:qFormat/>
     <w:pPr>
       <w:widowControl/>
-      <w:kinsoku w:val="true"/>
-      <w:overflowPunct w:val="true"/>
-      <w:autoSpaceDE w:val="true"/>
+      <w:suppressAutoHyphens w:val="true"/>
+      <w:overflowPunct w:val="false"/>
       <w:bidi w:val="0"/>
+      <w:spacing w:before="0" w:after="0"/>
+      <w:jc w:val="left"/>
     </w:pPr>
     <w:rPr>
       <w:rFonts w:ascii="Liberation Serif" w:hAnsi="Liberation Serif" w:eastAsia="Noto Serif CJK SC" w:cs="Lohit Devanagari"/>
@@ -5016,7 +7578,7 @@
       <w:szCs w:val="28"/>
     </w:rPr>
   </w:style>
-  <w:style w:type="character" w:styleId="Destaquemayor">
+  <w:style w:type="character" w:styleId="Strong">
     <w:name w:val="Strong"/>
     <w:qFormat/>
     <w:rPr>
@@ -5043,6 +7605,14 @@
     <w:name w:val="Símbolos de numeración"/>
     <w:qFormat/>
     <w:rPr/>
+  </w:style>
+  <w:style w:type="character" w:styleId="Destaquemayor">
+    <w:name w:val="Strong"/>
+    <w:qFormat/>
+    <w:rPr>
+      <w:b/>
+      <w:bCs/>
+    </w:rPr>
   </w:style>
   <w:style w:type="paragraph" w:styleId="Ttulo">
     <w:name w:val="Título"/>
@@ -5142,5 +7712,28 @@
       <w:bCs/>
     </w:rPr>
   </w:style>
+  <w:style w:type="paragraph" w:styleId="Textopreformateado">
+    <w:name w:val="Texto preformateado"/>
+    <w:basedOn w:val="Normal"/>
+    <w:qFormat/>
+    <w:pPr>
+      <w:spacing w:before="0" w:after="0"/>
+    </w:pPr>
+    <w:rPr>
+      <w:rFonts w:ascii="Liberation Mono" w:hAnsi="Liberation Mono" w:eastAsia="Noto Sans Mono CJK SC" w:cs="Liberation Mono"/>
+      <w:sz w:val="20"/>
+      <w:szCs w:val="20"/>
+    </w:rPr>
+  </w:style>
+  <w:style w:type="paragraph" w:styleId="Cita">
+    <w:name w:val="Cita"/>
+    <w:basedOn w:val="Normal"/>
+    <w:qFormat/>
+    <w:pPr>
+      <w:spacing w:before="0" w:after="283"/>
+      <w:ind w:left="567" w:right="567" w:hanging="0"/>
+    </w:pPr>
+    <w:rPr/>
+  </w:style>
 </w:styles>
 </file>